--- a/plantillas_maestras/17_seguro_no_especificado/materia_general_asegurativa/2_o_mas_ddos_varios/varon/TPL_0362_2026_SEGURO_NO_ESPECIFICADO_MATERIA_GENERAL_ASEGURATIVA_ASEGURADORA_VARON_R2.DOCX
+++ b/plantillas_maestras/17_seguro_no_especificado/materia_general_asegurativa/2_o_mas_ddos_varios/varon/TPL_0362_2026_SEGURO_NO_ESPECIFICADO_MATERIA_GENERAL_ASEGURATIVA_ASEGURADORA_VARON_R2.DOCX
@@ -294,7 +294,7 @@
           <w14:ligatures w14:val="none"/>
         </w:rPr>
         <w:tab/>
-        <w:t xml:space="preserve">:       </w:t>
+        <w:t xml:space="preserve">: </w:t>
       </w:r>
       <w:r>
         <w:rPr>
@@ -632,7 +632,7 @@
           <w:lang w:val="es-ES" w:eastAsia="es-ES"/>
           <w14:ligatures w14:val="none"/>
         </w:rPr>
-        <w:t>enunció a Rímac por presuntas infracciones a la Ley N°29571, Código de Protección y Defensa del Consumidor (en adelante, Código)</w:t>
+        <w:t>enunció a Rímac por presuntas infracciones a la Ley 29571, Código de Protección y Defensa del Consumidor (en adelante, Código)</w:t>
       </w:r>
       <w:r>
         <w:rPr>
@@ -797,7 +797,7 @@
           <w:lang w:eastAsia="es-ES"/>
           <w14:ligatures w14:val="none"/>
         </w:rPr>
-        <w:t xml:space="preserve">Ese mismo día, a las 20:39 horas, procedió a bloquear la Tarjeta de Débito N° 4551 03** **** 2134 del Banco. Posteriormente, a las 22:14 horas, </w:t>
+        <w:t xml:space="preserve">Ese mismo día, a las 20:39 horas, procedió a bloquear la Tarjeta de Débito 4551 03** **** 2134 del Banco. Posteriormente, a las 22:14 horas, </w:t>
       </w:r>
       <w:r>
         <w:rPr>
@@ -874,7 +874,7 @@
           <w:lang w:eastAsia="es-ES"/>
           <w14:ligatures w14:val="none"/>
         </w:rPr>
-        <w:t>N.°</w:t>
+        <w:t/>
       </w:r>
       <w:proofErr w:type="spellEnd"/>
       <w:r>
@@ -885,7 +885,7 @@
           <w:lang w:eastAsia="es-ES"/>
           <w14:ligatures w14:val="none"/>
         </w:rPr>
-        <w:t xml:space="preserve"> 0011-0***-0100001242 del Banco, advirtió que el 10 de noviembre de 2025, a las 20:31 horas, se habían transferido S/ 28 000,00 a la Cuenta Interbank N° 003 6**700, perteneciente</w:t>
+        <w:t xml:space="preserve"> 0011-0***-0100001242 del Banco, advirtió que el 10 de noviembre de 2025, a las 20:31 horas, se habían transferido S/ 28 000,00 a la Cuenta Interbank 003 6**700, perteneciente</w:t>
       </w:r>
       <w:r>
         <w:rPr>
@@ -925,7 +925,7 @@
           <w:lang w:eastAsia="es-ES"/>
           <w14:ligatures w14:val="none"/>
         </w:rPr>
-        <w:t>. Esa operación fue identificada como N° 000722403000072254.</w:t>
+        <w:t>. Esa operación fue identificada como 000722403000072254.</w:t>
       </w:r>
     </w:p>
     <w:p>
@@ -1012,7 +1012,7 @@
           <w:lang w:eastAsia="es-ES"/>
           <w14:ligatures w14:val="none"/>
         </w:rPr>
-        <w:t>por la referida operación no reconocida, el cual fue registrado con N°11112500168.</w:t>
+        <w:t>por la referida operación no reconocida, el cual fue registrado con 11112500168.</w:t>
       </w:r>
       <w:r>
         <w:rPr>
@@ -1082,7 +1082,7 @@
           <w:lang w:eastAsia="es-ES"/>
           <w14:ligatures w14:val="none"/>
         </w:rPr>
-        <w:t xml:space="preserve"> bancaria, el cual fue registrado como el Siniestro N°1103-59343</w:t>
+        <w:t xml:space="preserve"> bancaria, el cual fue registrado como el Siniestro 1103-59343</w:t>
       </w:r>
       <w:r>
         <w:rPr>
@@ -1314,7 +1314,7 @@
           <w:lang w:eastAsia="es-ES"/>
           <w14:ligatures w14:val="none"/>
         </w:rPr>
-        <w:t xml:space="preserve">Siniestro N°1103-59343 </w:t>
+        <w:t xml:space="preserve">Siniestro 1103-59343 </w:t>
       </w:r>
       <w:r>
         <w:rPr>
@@ -1732,7 +1732,7 @@
           <w:lang w:eastAsia="es-ES"/>
           <w14:ligatures w14:val="none"/>
         </w:rPr>
-        <w:t xml:space="preserve">Siniestro N°1103-59343 </w:t>
+        <w:t xml:space="preserve">Siniestro 1103-59343 </w:t>
       </w:r>
       <w:r>
         <w:rPr>
@@ -1880,7 +1880,7 @@
           <w:lang w:eastAsia="es-PE"/>
           <w14:ligatures w14:val="none"/>
         </w:rPr>
-        <w:t>La Secretaría Técnica de la Comisión de Protección al Consumidor N°1 (en adelante, la Secretaría Técnica), en ejercicio de sus facultades</w:t>
+        <w:t>La Secretaría Técnica de la Comisión de Protección al Consumidor 1 (en adelante, la Secretaría Técnica), en ejercicio de sus facultades</w:t>
       </w:r>
       <w:bookmarkEnd w:id="3"/>
       <w:bookmarkEnd w:id="4"/>
@@ -1943,7 +1943,7 @@
           <w:lang w:eastAsia="es-PE"/>
           <w14:ligatures w14:val="none"/>
         </w:rPr>
-        <w:t>la compañía aseguradora no habría cumplido con otorgar al denunciante la suma de S/ 28 000,00 por la cobertura de la Póliza del Seguro de Protección de Tarjetas por el Siniestro N°1103-59343 del 10 de noviembre de 2025, debido a que se le ofreció un monto menor</w:t>
+        <w:t>la compañía aseguradora no habría cumplido con otorgar al denunciante la suma de S/ 28 000,00 por la cobertura de la Póliza del Seguro de Protección de Tarjetas por el Siniestro 1103-59343 del 10 de noviembre de 2025, debido a que se le ofreció un monto menor</w:t>
       </w:r>
       <w:r>
         <w:rPr>
@@ -1961,7 +1961,7 @@
           <w:lang w:eastAsia="es-PE"/>
           <w14:ligatures w14:val="none"/>
         </w:rPr>
-        <w:t>°</w:t>
+        <w:t/>
       </w:r>
       <w:r>
         <w:rPr>
@@ -1979,7 +1979,7 @@
           <w:lang w:eastAsia="es-PE"/>
           <w14:ligatures w14:val="none"/>
         </w:rPr>
-        <w:t>°</w:t>
+        <w:t/>
       </w:r>
       <w:r>
         <w:rPr>
@@ -2081,7 +2081,7 @@
           <w:kern w:val="0"/>
           <w14:ligatures w14:val="none"/>
         </w:rPr>
-        <w:t xml:space="preserve"> cumplido oportunamente con entregar al denunciante los documentos contractuales de la Póliza del Seguro de Protección de Tarjetas asociado al Siniestro N°1103-59343</w:t>
+        <w:t xml:space="preserve"> cumplido oportunamente con entregar al denunciante los documentos contractuales de la Póliza del Seguro de Protección de Tarjetas asociado al Siniestro 1103-59343</w:t>
       </w:r>
       <w:r>
         <w:rPr>
@@ -2098,7 +2098,7 @@
           <w:kern w:val="0"/>
           <w14:ligatures w14:val="none"/>
         </w:rPr>
-        <w:t>Por consiguiente, corresponde calificar el hecho materia de denuncia como una presunta infracción al deber de entregar a los usuarios copia de los contratos y demás documentación relacionada con dichos actos jurídicos, tipificado en el literal e) del artículo 47° del Código</w:t>
+        <w:t>Por consiguiente, corresponde calificar el hecho materia de denuncia como una presunta infracción al deber de entregar a los usuarios copia de los contratos y demás documentación relacionada con dichos actos jurídicos, tipificado en el literal e) del artículo 47 del Código</w:t>
       </w:r>
       <w:r>
         <w:rPr>
@@ -2184,7 +2184,7 @@
           <w:kern w:val="0"/>
           <w14:ligatures w14:val="none"/>
         </w:rPr>
-        <w:t>la compañía aseguradora no habría cumplido con informar oportunamente al denunciante los límites, exclusiones o alcances reales de la Póliza del Seguro de Protección de Tarjetas asociado al Siniestro N°1103-59343</w:t>
+        <w:t>la compañía aseguradora no habría cumplido con informar oportunamente al denunciante los límites, exclusiones o alcances reales de la Póliza del Seguro de Protección de Tarjetas asociado al Siniestro 1103-59343</w:t>
       </w:r>
       <w:r>
         <w:rPr>
@@ -2220,7 +2220,7 @@
           <w:lang w:eastAsia="es-PE"/>
           <w14:ligatures w14:val="none"/>
         </w:rPr>
-        <w:t xml:space="preserve">artículo 1°, numeral 1, literal b) </w:t>
+        <w:t xml:space="preserve">artículo 1, numeral 1, literal b) </w:t>
       </w:r>
       <w:bookmarkEnd w:id="18"/>
       <w:r>
@@ -2232,7 +2232,7 @@
           <w:lang w:eastAsia="es-PE"/>
           <w14:ligatures w14:val="none"/>
         </w:rPr>
-        <w:t>y al artículo 2° del Código</w:t>
+        <w:t>y al artículo 2 del Código</w:t>
       </w:r>
       <w:bookmarkStart w:id="19" w:name="_Hlk212737551"/>
       <w:bookmarkEnd w:id="16"/>
@@ -2258,7 +2258,7 @@
           <w:lang w:eastAsia="es-PE"/>
           <w14:ligatures w14:val="none"/>
         </w:rPr>
-        <w:t xml:space="preserve">.    </w:t>
+        <w:t xml:space="preserve">. </w:t>
       </w:r>
       <w:bookmarkEnd w:id="15"/>
       <w:bookmarkEnd w:id="17"/>
@@ -2513,7 +2513,7 @@
           <w:lang w:val="es-ES" w:eastAsia="es-ES"/>
           <w14:ligatures w14:val="none"/>
         </w:rPr>
-        <w:t>Póliza del Seguro de Protección de Tarjetas asociado al Siniestro N°1103-59343</w:t>
+        <w:t>Póliza del Seguro de Protección de Tarjetas asociado al Siniestro 1103-59343</w:t>
       </w:r>
       <w:r>
         <w:rPr>
@@ -2707,7 +2707,7 @@
           <w:lang w:val="es-ES" w:eastAsia="es-ES"/>
           <w14:ligatures w14:val="none"/>
         </w:rPr>
-        <w:t>de la Póliza del Seguro de Protección de Tarjetas asociado al Siniestro N°1103-59343</w:t>
+        <w:t>de la Póliza del Seguro de Protección de Tarjetas asociado al Siniestro 1103-59343</w:t>
       </w:r>
       <w:r>
         <w:rPr>
@@ -2860,7 +2860,7 @@
           <w:lang w:eastAsia="es-PE"/>
           <w14:ligatures w14:val="none"/>
         </w:rPr>
-        <w:t xml:space="preserve">RESOLUCIÓN DE LA SECRETARÍA TÉCNICA  </w:t>
+        <w:t xml:space="preserve">RESOLUCIÓN DE LA SECRETARÍA TÉCNICA </w:t>
       </w:r>
     </w:p>
     <w:p>
@@ -3042,7 +3042,7 @@
           <w:lang w:eastAsia="es-PE"/>
           <w14:ligatures w14:val="none"/>
         </w:rPr>
-        <w:t xml:space="preserve"> infracción a los artículos 18° y 19°</w:t>
+        <w:t xml:space="preserve"> infracción a los artículos 18 y 19</w:t>
       </w:r>
       <w:r>
         <w:rPr>
@@ -3071,7 +3071,7 @@
           <w:lang w:eastAsia="es-PE"/>
           <w14:ligatures w14:val="none"/>
         </w:rPr>
-        <w:t xml:space="preserve"> N°</w:t>
+        <w:t xml:space="preserve"> </w:t>
       </w:r>
       <w:r>
         <w:rPr>
@@ -3181,7 +3181,7 @@
           <w:lang w:val="es-ES" w:eastAsia="es-ES"/>
           <w14:ligatures w14:val="none"/>
         </w:rPr>
-        <w:t>la Póliza del Seguro de Protección de Tarjetas por el Siniestro N°1103-59343</w:t>
+        <w:t>la Póliza del Seguro de Protección de Tarjetas por el Siniestro 1103-59343</w:t>
       </w:r>
       <w:r>
         <w:rPr>
@@ -3291,7 +3291,7 @@
           <w:lang w:eastAsia="es-PE"/>
           <w14:ligatures w14:val="none"/>
         </w:rPr>
-        <w:t>°</w:t>
+        <w:t/>
       </w:r>
       <w:r>
         <w:rPr>
@@ -3329,7 +3329,7 @@
           <w:lang w:eastAsia="es-PE"/>
           <w14:ligatures w14:val="none"/>
         </w:rPr>
-        <w:t xml:space="preserve">N° </w:t>
+        <w:t xml:space="preserve"/>
       </w:r>
       <w:r>
         <w:rPr>
@@ -3444,7 +3444,7 @@
           <w:lang w:val="es-ES" w:eastAsia="es-ES"/>
           <w14:ligatures w14:val="none"/>
         </w:rPr>
-        <w:t>la Póliza del Seguro de Protección de Tarjetas asociado al Siniestro N°1103-59343</w:t>
+        <w:t>la Póliza del Seguro de Protección de Tarjetas asociado al Siniestro 1103-59343</w:t>
       </w:r>
       <w:r>
         <w:rPr>
@@ -3507,15 +3507,15 @@
           <w:kern w:val="0"/>
           <w14:ligatures w14:val="none"/>
         </w:rPr>
-        <w:t>Presunta infracción al artículo 1°, numeral 1, literal b) y al artículo 2° de la Ley</w:t>
-      </w:r>
-      <w:r>
-        <w:rPr>
-          <w:rFonts w:ascii="Arial Narrow" w:eastAsia="Arial Narrow" w:hAnsi="Arial Narrow" w:cs="Arial Narrow"/>
-          <w:kern w:val="0"/>
-          <w14:ligatures w14:val="none"/>
-        </w:rPr>
-        <w:t xml:space="preserve"> N°</w:t>
+        <w:t>Presunta infracción al artículo 1, numeral 1, literal b) y al artículo 2 de la Ley</w:t>
+      </w:r>
+      <w:r>
+        <w:rPr>
+          <w:rFonts w:ascii="Arial Narrow" w:eastAsia="Arial Narrow" w:hAnsi="Arial Narrow" w:cs="Arial Narrow"/>
+          <w:kern w:val="0"/>
+          <w14:ligatures w14:val="none"/>
+        </w:rPr>
+        <w:t xml:space="preserve"> </w:t>
       </w:r>
       <w:r>
         <w:rPr>
@@ -3632,7 +3632,7 @@
           <w:lang w:val="es-ES" w:eastAsia="es-ES"/>
           <w14:ligatures w14:val="none"/>
         </w:rPr>
-        <w:t>la Póliza del Seguro de Protección de Tarjetas asociado al Siniestro N°1103-59343</w:t>
+        <w:t>la Póliza del Seguro de Protección de Tarjetas asociado al Siniestro 1103-59343</w:t>
       </w:r>
       <w:r>
         <w:rPr>
@@ -3924,7 +3924,7 @@
           <w:lang w:eastAsia="es-PE"/>
           <w14:ligatures w14:val="none"/>
         </w:rPr>
-        <w:t>°</w:t>
+        <w:t/>
       </w:r>
       <w:r>
         <w:rPr>
@@ -4020,7 +4020,7 @@
           <w:lang w:eastAsia="es-PE"/>
           <w14:ligatures w14:val="none"/>
         </w:rPr>
-        <w:t>°</w:t>
+        <w:t/>
       </w:r>
       <w:r>
         <w:rPr>
@@ -4184,7 +4184,7 @@
           <w:lang w:eastAsia="es-PE"/>
           <w14:ligatures w14:val="none"/>
         </w:rPr>
-        <w:t>°</w:t>
+        <w:t/>
       </w:r>
       <w:r>
         <w:rPr>
@@ -4316,7 +4316,7 @@
           <w:lang w:val="es-ES" w:eastAsia="es-ES"/>
           <w14:ligatures w14:val="none"/>
         </w:rPr>
-        <w:t>(i) presentar una copia completa, legible y debidamente suscrita de la Póliza del Seguro de Protección de Tarjetas asociado al Siniestro N°1103-59343, así como el cargo de remisión de la póliza; (</w:t>
+        <w:t>(i) presentar una copia completa, legible y debidamente suscrita de la Póliza del Seguro de Protección de Tarjetas asociado al Siniestro 1103-59343, así como el cargo de remisión de la póliza; (</w:t>
       </w:r>
       <w:proofErr w:type="spellStart"/>
       <w:r>
@@ -4438,7 +4438,7 @@
           <w:lang w:val="es-ES" w:eastAsia="es-ES"/>
           <w14:ligatures w14:val="none"/>
         </w:rPr>
-        <w:t>de la Póliza del Seguro de Protección de Tarjetas asociado al Siniestro N°1103-59343; y, (</w:t>
+        <w:t>de la Póliza del Seguro de Protección de Tarjetas asociado al Siniestro 1103-59343; y, (</w:t>
       </w:r>
       <w:proofErr w:type="spellStart"/>
       <w:r>
@@ -4539,7 +4539,7 @@
           <w:lang w:eastAsia="es-PE"/>
           <w14:ligatures w14:val="none"/>
         </w:rPr>
-        <w:t>°</w:t>
+        <w:t/>
       </w:r>
       <w:r>
         <w:rPr>
@@ -4559,7 +4559,7 @@
           <w:lang w:eastAsia="es-PE"/>
           <w14:ligatures w14:val="none"/>
         </w:rPr>
-        <w:t xml:space="preserve"> N°</w:t>
+        <w:t xml:space="preserve"> </w:t>
       </w:r>
       <w:r>
         <w:rPr>
@@ -4611,7 +4611,7 @@
           <w:lang w:eastAsia="es-PE"/>
           <w14:ligatures w14:val="none"/>
         </w:rPr>
-        <w:t>°</w:t>
+        <w:t/>
       </w:r>
       <w:r>
         <w:rPr>
@@ -4631,7 +4631,7 @@
           <w:lang w:eastAsia="es-PE"/>
           <w14:ligatures w14:val="none"/>
         </w:rPr>
-        <w:t>°</w:t>
+        <w:t/>
       </w:r>
       <w:r>
         <w:rPr>
@@ -4651,7 +4651,7 @@
           <w:lang w:eastAsia="es-PE"/>
           <w14:ligatures w14:val="none"/>
         </w:rPr>
-        <w:t>°</w:t>
+        <w:t/>
       </w:r>
       <w:r>
         <w:rPr>
@@ -4704,7 +4704,7 @@
           <w:lang w:eastAsia="es-PE"/>
           <w14:ligatures w14:val="none"/>
         </w:rPr>
-        <w:t>°</w:t>
+        <w:t/>
       </w:r>
       <w:r>
         <w:rPr>
@@ -4795,7 +4795,7 @@
           <w:lang w:eastAsia="es-PE"/>
           <w14:ligatures w14:val="none"/>
         </w:rPr>
-        <w:t>°</w:t>
+        <w:t/>
       </w:r>
       <w:r>
         <w:rPr>
@@ -4887,7 +4887,7 @@
           <w:lang w:eastAsia="es-PE"/>
           <w14:ligatures w14:val="none"/>
         </w:rPr>
-        <w:t>°</w:t>
+        <w:t/>
       </w:r>
       <w:r>
         <w:rPr>
@@ -4895,7 +4895,7 @@
           <w:kern w:val="0"/>
           <w14:ligatures w14:val="none"/>
         </w:rPr>
-        <w:t xml:space="preserve"> del Decreto Legislativo N° 807</w:t>
+        <w:t xml:space="preserve"> del Decreto Legislativo 807</w:t>
       </w:r>
       <w:r>
         <w:rPr>
@@ -5062,7 +5062,7 @@
           <w:kern w:val="0"/>
           <w14:ligatures w14:val="none"/>
         </w:rPr>
-        <w:t xml:space="preserve">señor Federico Jesús Campos Echeandía  y </w:t>
+        <w:t xml:space="preserve">señor Federico Jesús Campos Echeandía y </w:t>
       </w:r>
       <w:r>
         <w:rPr>
@@ -5204,7 +5204,7 @@
           <w:lang w:eastAsia="es-PE"/>
           <w14:ligatures w14:val="none"/>
         </w:rPr>
-        <w:t>°</w:t>
+        <w:t/>
       </w:r>
       <w:r>
         <w:rPr>
@@ -5221,7 +5221,7 @@
           <w:lang w:eastAsia="es-PE"/>
           <w14:ligatures w14:val="none"/>
         </w:rPr>
-        <w:t>°</w:t>
+        <w:t/>
       </w:r>
       <w:r>
         <w:rPr>
@@ -5736,7 +5736,7 @@
           <w:sz w:val="17"/>
           <w:szCs w:val="17"/>
         </w:rPr>
-        <w:t xml:space="preserve">  </w:t>
+        <w:t xml:space="preserve"> </w:t>
       </w:r>
       <w:r>
         <w:rPr>
@@ -5754,7 +5754,7 @@
           <w:sz w:val="17"/>
           <w:szCs w:val="17"/>
         </w:rPr>
-        <w:t xml:space="preserve">LEY N° 29571, CÓDIGO DE PROTECCIÓN Y DEFENSA DEL CONSUMIDOR, publicado el 2 de setiembre de 2010 y modificado por Decreto Legislativo N° 1308 </w:t>
+        <w:t xml:space="preserve">LEY 29571, CÓDIGO DE PROTECCIÓN Y DEFENSA DEL CONSUMIDOR, publicado el 2 de setiembre de 2010 y modificado por Decreto Legislativo 1308 </w:t>
       </w:r>
     </w:p>
     <w:p>
@@ -5806,7 +5806,7 @@
           <w:szCs w:val="17"/>
         </w:rPr>
         <w:tab/>
-        <w:t xml:space="preserve">El Instituto Nacional de Defensa de la Competencia y de la Protección de la Propiedad Intelectual (Indecopi) es la autoridad con competencia primaria y de alcance nacional para conocer las presuntas infracciones a las disposiciones contenidas en el presente Código, así como para imponer las sanciones y medidas correctivas establecidas en el presente capítulo, conforme al Decreto Legislativo N° 1033, Ley de Organización y Funciones del Indecopi. Dicha competencia solo puede ser negada cuando ella haya sido asignada o se asigne a favor de otro organismo por norma expresa con rango de ley. </w:t>
+        <w:t xml:space="preserve">El Instituto Nacional de Defensa de la Competencia y de la Protección de la Propiedad Intelectual (Indecopi) es la autoridad con competencia primaria y de alcance nacional para conocer las presuntas infracciones a las disposiciones contenidas en el presente Código, así como para imponer las sanciones y medidas correctivas establecidas en el presente capítulo, conforme al Decreto Legislativo 1033, Ley de Organización y Funciones del Indecopi. Dicha competencia solo puede ser negada cuando ella haya sido asignada o se asigne a favor de otro organismo por norma expresa con rango de ley. </w:t>
       </w:r>
     </w:p>
     <w:p>
@@ -5880,7 +5880,7 @@
           <w:sz w:val="17"/>
           <w:szCs w:val="17"/>
         </w:rPr>
-        <w:t xml:space="preserve">LEY DE ORGANIZACIÓN Y FUNCIONES DEL INDECOPI, APROBADA POR DECRETO LEGISLATIVO N° 1033 </w:t>
+        <w:t xml:space="preserve">LEY DE ORGANIZACIÓN Y FUNCIONES DEL INDECOPI, APROBADA POR DECRETO LEGISLATIVO 1033 </w:t>
       </w:r>
     </w:p>
     <w:p>
@@ -5989,7 +5989,7 @@
           <w:sz w:val="17"/>
           <w:szCs w:val="17"/>
         </w:rPr>
-        <w:t xml:space="preserve">           </w:t>
+        <w:t xml:space="preserve"> </w:t>
       </w:r>
       <w:r>
         <w:rPr>
@@ -6007,7 +6007,7 @@
           <w:sz w:val="17"/>
           <w:szCs w:val="17"/>
         </w:rPr>
-        <w:t xml:space="preserve">LEY N° 29571, CÓDIGO DE PROTECCIÓN Y DEFENSA DEL CONSUMIDOR, publicado el 2 de setiembre de 2010 y modificado por Decreto Legislativo N° 1308   </w:t>
+        <w:t xml:space="preserve">LEY 29571, CÓDIGO DE PROTECCIÓN Y DEFENSA DEL CONSUMIDOR, publicado el 2 de setiembre de 2010 y modificado por Decreto Legislativo 1308 </w:t>
       </w:r>
     </w:p>
     <w:p>
@@ -6031,7 +6031,7 @@
           <w:sz w:val="17"/>
           <w:szCs w:val="17"/>
         </w:rPr>
-        <w:t xml:space="preserve">Artículo 18.- Idoneidad   </w:t>
+        <w:t xml:space="preserve">Artículo 18.- Idoneidad </w:t>
       </w:r>
     </w:p>
     <w:p>
@@ -6051,7 +6051,7 @@
           <w:sz w:val="17"/>
           <w:szCs w:val="17"/>
         </w:rPr>
-        <w:t xml:space="preserve">Se entiende por idoneidad la correspondencia entre lo que un consumidor espera y lo que efectivamente recibe, en función a lo que se le hubiera ofrecido, la publicidad e información transmitida, las condiciones y circunstancias de la transacción, las características y naturaleza del producto o servicio, el precio, entre otros factores, atendiendo a las circunstancias del caso.    </w:t>
+        <w:t xml:space="preserve">Se entiende por idoneidad la correspondencia entre lo que un consumidor espera y lo que efectivamente recibe, en función a lo que se le hubiera ofrecido, la publicidad e información transmitida, las condiciones y circunstancias de la transacción, las características y naturaleza del producto o servicio, el precio, entre otros factores, atendiendo a las circunstancias del caso. </w:t>
       </w:r>
     </w:p>
     <w:p>
@@ -6172,7 +6172,7 @@
           <w:sz w:val="17"/>
           <w:szCs w:val="17"/>
         </w:rPr>
-        <w:t xml:space="preserve">           </w:t>
+        <w:t xml:space="preserve"> </w:t>
       </w:r>
       <w:r>
         <w:rPr>
@@ -6190,7 +6190,7 @@
           <w:sz w:val="17"/>
           <w:szCs w:val="17"/>
         </w:rPr>
-        <w:t xml:space="preserve">LEY N° 29571, CÓDIGO DE PROTECCIÓN Y DEFENSA DEL CONSUMIDOR, publicado el 2 de setiembre de 2010 y modificado por Decreto Legislativo N° 1308   </w:t>
+        <w:t xml:space="preserve">LEY 29571, CÓDIGO DE PROTECCIÓN Y DEFENSA DEL CONSUMIDOR, publicado el 2 de setiembre de 2010 y modificado por Decreto Legislativo 1308 </w:t>
       </w:r>
     </w:p>
     <w:p>
@@ -6339,7 +6339,7 @@
           <w:sz w:val="17"/>
           <w:szCs w:val="17"/>
         </w:rPr>
-        <w:t xml:space="preserve">LEY N° 29571, CÓDIGO DE PROTECCIÓN Y DEFENSA DEL CONSUMIDOR, publicado el 2 de setiembre de 2010 y modificado por Decreto Legislativo N° 1308   </w:t>
+        <w:t xml:space="preserve">LEY 29571, CÓDIGO DE PROTECCIÓN Y DEFENSA DEL CONSUMIDOR, publicado el 2 de setiembre de 2010 y modificado por Decreto Legislativo 1308 </w:t>
       </w:r>
     </w:p>
     <w:p>
@@ -6628,7 +6628,7 @@
           <w:sz w:val="17"/>
           <w:szCs w:val="17"/>
         </w:rPr>
-        <w:t xml:space="preserve">  </w:t>
+        <w:t xml:space="preserve"> </w:t>
       </w:r>
       <w:r>
         <w:rPr>
@@ -6646,7 +6646,7 @@
           <w:sz w:val="17"/>
           <w:szCs w:val="17"/>
         </w:rPr>
-        <w:t>LEY SOBRE FACULTADES, NORMAS Y ORGANIZACIÓN DEL INDECOPI, APROBADA POR DECRETO LEGISLATIVO N° 807 Artículo 24.-</w:t>
+        <w:t>LEY SOBRE FACULTADES, NORMAS Y ORGANIZACIÓN DEL INDECOPI, APROBADA POR DECRETO LEGISLATIVO 807 Artículo 24.-</w:t>
       </w:r>
       <w:r>
         <w:rPr>
@@ -6804,7 +6804,7 @@
           <w:szCs w:val="17"/>
         </w:rPr>
         <w:tab/>
-        <w:t xml:space="preserve">El número de trabajadores se atenderá siempre que la empresa haya sido constituida antes de la vigencia de la Ley Nº 30056, publicada el 2 de julio de 2013, que modificó el artículo 5 del Texto Único Ordenado de la Ley de Promoción de la Competitividad, Formalización y Desarrollo de la Micro y Pequeña Empresa y de Acceso al Empleo Decente (LEY MYPE). Ello, en la medida que la Tercera Disposición Complementaria Transitoria de la norma modificatoria precisa que las empresas constituidas antes de la </w:t>
+        <w:t xml:space="preserve">El número de trabajadores se atenderá siempre que la empresa haya sido constituida antes de la vigencia de la Ley 30056, publicada el 2 de julio de 2013, que modificó el artículo 5 del Texto Único Ordenado de la Ley de Promoción de la Competitividad, Formalización y Desarrollo de la Micro y Pequeña Empresa y de Acceso al Empleo Decente (LEY MYPE). Ello, en la medida que la Tercera Disposición Complementaria Transitoria de la norma modificatoria precisa que las empresas constituidas antes de la </w:t>
       </w:r>
       <w:proofErr w:type="gramStart"/>
       <w:r>
@@ -6901,7 +6901,7 @@
           <w:sz w:val="17"/>
           <w:szCs w:val="17"/>
         </w:rPr>
-        <w:t>publicado el 2 de setiembre de 2010 y modificado por Decreto Legislativo N° 1308</w:t>
+        <w:t>publicado el 2 de setiembre de 2010 y modificado por Decreto Legislativo 1308</w:t>
       </w:r>
     </w:p>
     <w:p>
@@ -7058,7 +7058,7 @@
           <w:szCs w:val="17"/>
           <w:vertAlign w:val="superscript"/>
         </w:rPr>
-        <w:t xml:space="preserve">  </w:t>
+        <w:t xml:space="preserve"> </w:t>
       </w:r>
       <w:r>
         <w:rPr>
@@ -7066,7 +7066,7 @@
           <w:sz w:val="17"/>
           <w:szCs w:val="17"/>
         </w:rPr>
-        <w:t xml:space="preserve">     </w:t>
+        <w:t xml:space="preserve"> </w:t>
       </w:r>
       <w:r>
         <w:rPr>
@@ -7102,7 +7102,7 @@
           <w:sz w:val="17"/>
           <w:szCs w:val="17"/>
         </w:rPr>
-        <w:t>publicado el 2 de setiembre de 2010 y modificado por Decreto Legislativo N° 1308</w:t>
+        <w:t>publicado el 2 de setiembre de 2010 y modificado por Decreto Legislativo 1308</w:t>
       </w:r>
     </w:p>
     <w:p>
@@ -7145,7 +7145,7 @@
           <w:sz w:val="17"/>
           <w:szCs w:val="17"/>
         </w:rPr>
-        <w:t>El órgano resolutivo puede sancionar las infracciones administrativas a que se refiere el artículo 108º con amonestación y multas de hasta cuatrocientos cincuenta (450) Unidades Impositivas Tributarias (UIT), las cuales son calificadas de la siguiente manera:</w:t>
+        <w:t>El órgano resolutivo puede sancionar las infracciones administrativas a que se refiere el artículo 108 con amonestación y multas de hasta cuatrocientos cincuenta (450) Unidades Impositivas Tributarias (UIT), las cuales son calificadas de la siguiente manera:</w:t>
       </w:r>
     </w:p>
     <w:p>
@@ -7280,7 +7280,7 @@
           <w:sz w:val="17"/>
           <w:szCs w:val="17"/>
         </w:rPr>
-        <w:t xml:space="preserve">        </w:t>
+        <w:t xml:space="preserve"> </w:t>
       </w:r>
       <w:r>
         <w:rPr>
@@ -7316,7 +7316,7 @@
           <w:sz w:val="17"/>
           <w:szCs w:val="17"/>
         </w:rPr>
-        <w:t>publicado el 2 de setiembre de 2010 y modificado por Decreto Legislativo N° 1308</w:t>
+        <w:t>publicado el 2 de setiembre de 2010 y modificado por Decreto Legislativo 1308</w:t>
       </w:r>
     </w:p>
     <w:p>
@@ -8137,7 +8137,7 @@
           <w:sz w:val="17"/>
           <w:szCs w:val="17"/>
         </w:rPr>
-        <w:t xml:space="preserve">         </w:t>
+        <w:t xml:space="preserve"> </w:t>
       </w:r>
       <w:r>
         <w:rPr>
@@ -8173,7 +8173,7 @@
           <w:sz w:val="17"/>
           <w:szCs w:val="17"/>
         </w:rPr>
-        <w:t>publicado el 2 de setiembre de 2010 y modificado por Decreto Legislativo N° 1308</w:t>
+        <w:t>publicado el 2 de setiembre de 2010 y modificado por Decreto Legislativo 1308</w:t>
       </w:r>
     </w:p>
     <w:p>
@@ -8370,7 +8370,7 @@
           <w:szCs w:val="17"/>
         </w:rPr>
         <w:tab/>
-        <w:t>DECRETO LEGISLATIVO Nº 807, LEY SOBRE FACULTADES, NORMAS Y ORGANIZACIÓN DEL INDECOPI FACULTADES DE LAS COMISIONES Y OFICINAS DEL INDECOPI</w:t>
+        <w:t>DECRETO LEGISLATIVO 807, LEY SOBRE FACULTADES, NORMAS Y ORGANIZACIÓN DEL INDECOPI FACULTADES DE LAS COMISIONES Y OFICINAS DEL INDECOPI</w:t>
       </w:r>
     </w:p>
     <w:p>
@@ -8825,7 +8825,7 @@
               <w:sz w:val="16"/>
               <w:szCs w:val="16"/>
             </w:rPr>
-            <w:t xml:space="preserve">CNICA DE LA    </w:t>
+            <w:t xml:space="preserve">CNICA DE LA </w:t>
           </w:r>
         </w:p>
         <w:p>

--- a/plantillas_maestras/17_seguro_no_especificado/materia_general_asegurativa/2_o_mas_ddos_varios/varon/TPL_0362_2026_SEGURO_NO_ESPECIFICADO_MATERIA_GENERAL_ASEGURATIVA_ASEGURADORA_VARON_R2.DOCX
+++ b/plantillas_maestras/17_seguro_no_especificado/materia_general_asegurativa/2_o_mas_ddos_varios/varon/TPL_0362_2026_SEGURO_NO_ESPECIFICADO_MATERIA_GENERAL_ASEGURATIVA_ASEGURADORA_VARON_R2.DOCX
@@ -121,7 +121,7 @@
           <w:lang w:eastAsia="es-PE"/>
           <w14:ligatures w14:val="none"/>
         </w:rPr>
-        <w:t>DENUNCIANTE</w:t>
+        <w:t xml:space="preserve">DENUNCIANTE:[DENUNCIANTE] (SEÑOR [APELLIDO])</w:t>
       </w:r>
       <w:r>
         <w:rPr>
@@ -133,7 +133,7 @@
           <w14:ligatures w14:val="none"/>
         </w:rPr>
         <w:tab/>
-        <w:t>:</w:t>
+        <w:t/>
       </w:r>
       <w:r>
         <w:rPr>
@@ -155,40 +155,40 @@
           <w:lang w:eastAsia="es-PE"/>
           <w14:ligatures w14:val="none"/>
         </w:rPr>
-        <w:t xml:space="preserve">FEDERICO JESÚS CAMPOS ECHEANDÍA </w:t>
-      </w:r>
-      <w:r>
-        <w:rPr>
-          <w:rFonts w:ascii="Arial Narrow" w:eastAsia="Arial Narrow" w:hAnsi="Arial Narrow" w:cs="Arial Narrow"/>
-          <w:b/>
-          <w:color w:val="000000"/>
-          <w:kern w:val="0"/>
-          <w:lang w:eastAsia="es-PE"/>
-          <w14:ligatures w14:val="none"/>
-        </w:rPr>
-        <w:t xml:space="preserve">(SEÑOR </w:t>
-      </w:r>
-      <w:r>
-        <w:rPr>
-          <w:rFonts w:ascii="Arial Narrow" w:eastAsia="Arial Narrow" w:hAnsi="Arial Narrow" w:cs="Arial Narrow"/>
-          <w:b/>
-          <w:color w:val="000000"/>
-          <w:kern w:val="0"/>
-          <w:lang w:eastAsia="es-PE"/>
-          <w14:ligatures w14:val="none"/>
-        </w:rPr>
-        <w:t>CAMPOS</w:t>
-      </w:r>
-      <w:r>
-        <w:rPr>
-          <w:rFonts w:ascii="Arial Narrow" w:eastAsia="Arial Narrow" w:hAnsi="Arial Narrow" w:cs="Arial Narrow"/>
-          <w:b/>
-          <w:color w:val="000000"/>
-          <w:kern w:val="0"/>
-          <w:lang w:eastAsia="es-PE"/>
-          <w14:ligatures w14:val="none"/>
-        </w:rPr>
-        <w:t>)</w:t>
+        <w:t xml:space="preserve"/>
+      </w:r>
+      <w:r>
+        <w:rPr>
+          <w:rFonts w:ascii="Arial Narrow" w:eastAsia="Arial Narrow" w:hAnsi="Arial Narrow" w:cs="Arial Narrow"/>
+          <w:b/>
+          <w:color w:val="000000"/>
+          <w:kern w:val="0"/>
+          <w:lang w:eastAsia="es-PE"/>
+          <w14:ligatures w14:val="none"/>
+        </w:rPr>
+        <w:t xml:space="preserve"/>
+      </w:r>
+      <w:r>
+        <w:rPr>
+          <w:rFonts w:ascii="Arial Narrow" w:eastAsia="Arial Narrow" w:hAnsi="Arial Narrow" w:cs="Arial Narrow"/>
+          <w:b/>
+          <w:color w:val="000000"/>
+          <w:kern w:val="0"/>
+          <w:lang w:eastAsia="es-PE"/>
+          <w14:ligatures w14:val="none"/>
+        </w:rPr>
+        <w:t/>
+      </w:r>
+      <w:r>
+        <w:rPr>
+          <w:rFonts w:ascii="Arial Narrow" w:eastAsia="Arial Narrow" w:hAnsi="Arial Narrow" w:cs="Arial Narrow"/>
+          <w:b/>
+          <w:color w:val="000000"/>
+          <w:kern w:val="0"/>
+          <w:lang w:eastAsia="es-PE"/>
+          <w14:ligatures w14:val="none"/>
+        </w:rPr>
+        <w:t/>
       </w:r>
     </w:p>
     <w:p>
@@ -564,7 +564,7 @@
           <w:lang w:val="es-ES" w:eastAsia="es-ES"/>
           <w14:ligatures w14:val="none"/>
         </w:rPr>
-        <w:t xml:space="preserve">Mediante el escrito del </w:t>
+        <w:t xml:space="preserve">Mediante el escrito del 2 de febrero de 2026, el señor [APELLIDO] denunció a Rímac por presuntas infracciones a la Ley 29571, Código de Protección y Defensa del Consumidor (en adelante, Código), señalando lo siguiente:</w:t>
       </w:r>
       <w:r>
         <w:rPr>
@@ -574,7 +574,7 @@
           <w:lang w:val="es-ES" w:eastAsia="es-ES"/>
           <w14:ligatures w14:val="none"/>
         </w:rPr>
-        <w:t>2 de febrero de 2026</w:t>
+        <w:t/>
       </w:r>
       <w:r>
         <w:rPr>
@@ -582,7 +582,7 @@
           <w:kern w:val="0"/>
           <w14:ligatures w14:val="none"/>
         </w:rPr>
-        <w:t>,</w:t>
+        <w:t/>
       </w:r>
       <w:r>
         <w:rPr>
@@ -590,7 +590,7 @@
           <w:kern w:val="0"/>
           <w14:ligatures w14:val="none"/>
         </w:rPr>
-        <w:t xml:space="preserve"> </w:t>
+        <w:t xml:space="preserve"/>
       </w:r>
       <w:r>
         <w:rPr>
@@ -598,7 +598,7 @@
           <w:kern w:val="0"/>
           <w14:ligatures w14:val="none"/>
         </w:rPr>
-        <w:t>el</w:t>
+        <w:t/>
       </w:r>
       <w:r>
         <w:rPr>
@@ -606,7 +606,7 @@
           <w:kern w:val="0"/>
           <w14:ligatures w14:val="none"/>
         </w:rPr>
-        <w:t xml:space="preserve"> señor </w:t>
+        <w:t xml:space="preserve"/>
       </w:r>
       <w:r>
         <w:rPr>
@@ -614,7 +614,7 @@
           <w:kern w:val="0"/>
           <w14:ligatures w14:val="none"/>
         </w:rPr>
-        <w:t xml:space="preserve">Campos </w:t>
+        <w:t xml:space="preserve"/>
       </w:r>
       <w:r>
         <w:rPr>
@@ -622,7 +622,7 @@
           <w:kern w:val="0"/>
           <w14:ligatures w14:val="none"/>
         </w:rPr>
-        <w:t>d</w:t>
+        <w:t/>
       </w:r>
       <w:r>
         <w:rPr>
@@ -632,7 +632,7 @@
           <w:lang w:val="es-ES" w:eastAsia="es-ES"/>
           <w14:ligatures w14:val="none"/>
         </w:rPr>
-        <w:t>enunció a Rímac por presuntas infracciones a la Ley 29571, Código de Protección y Defensa del Consumidor (en adelante, Código)</w:t>
+        <w:t/>
       </w:r>
       <w:r>
         <w:rPr>
@@ -653,7 +653,7 @@
           <w:lang w:val="es-ES" w:eastAsia="es-ES"/>
           <w14:ligatures w14:val="none"/>
         </w:rPr>
-        <w:t xml:space="preserve">, señalando </w:t>
+        <w:t xml:space="preserve"/>
       </w:r>
       <w:r>
         <w:rPr>
@@ -664,7 +664,7 @@
           <w:lang w:val="es-ES" w:eastAsia="es-ES"/>
           <w14:ligatures w14:val="none"/>
         </w:rPr>
-        <w:t>lo siguiente:</w:t>
+        <w:t/>
       </w:r>
     </w:p>
     <w:p>
@@ -1634,7 +1634,7 @@
           <w:lang w:val="es-ES" w:eastAsia="es-ES"/>
           <w14:ligatures w14:val="none"/>
         </w:rPr>
-        <w:t>El</w:t>
+        <w:t xml:space="preserve">El señor [APELLIDO] solicitó, en calidad de medida correctiva, que Rímac cumpla con otorgar la cobertura del Seguro de Protección de Tarjetas por el Siniestro 1103-59343 por la suma de S/ 28 000,00. Asimismo, requirió el reembolso de costos y costas del presente procedimiento.</w:t>
       </w:r>
       <w:r>
         <w:rPr>
@@ -1644,7 +1644,7 @@
           <w:lang w:val="es-ES" w:eastAsia="es-ES"/>
           <w14:ligatures w14:val="none"/>
         </w:rPr>
-        <w:t xml:space="preserve"> </w:t>
+        <w:t xml:space="preserve"/>
       </w:r>
       <w:r>
         <w:rPr>
@@ -1652,7 +1652,7 @@
           <w:kern w:val="0"/>
           <w14:ligatures w14:val="none"/>
         </w:rPr>
-        <w:t xml:space="preserve">señor Campos </w:t>
+        <w:t xml:space="preserve"/>
       </w:r>
       <w:r>
         <w:rPr>
@@ -1662,7 +1662,7 @@
           <w:lang w:val="es-ES" w:eastAsia="es-ES"/>
           <w14:ligatures w14:val="none"/>
         </w:rPr>
-        <w:t xml:space="preserve">solicitó, en calidad de medida correctiva, que </w:t>
+        <w:t xml:space="preserve"/>
       </w:r>
       <w:r>
         <w:rPr>
@@ -1672,7 +1672,7 @@
           <w:lang w:val="es-ES" w:eastAsia="es-ES"/>
           <w14:ligatures w14:val="none"/>
         </w:rPr>
-        <w:t xml:space="preserve">Rímac </w:t>
+        <w:t xml:space="preserve"/>
       </w:r>
       <w:r>
         <w:rPr>
@@ -1682,7 +1682,7 @@
           <w:lang w:val="es-ES" w:eastAsia="es-ES"/>
           <w14:ligatures w14:val="none"/>
         </w:rPr>
-        <w:t xml:space="preserve">cumpla con </w:t>
+        <w:t xml:space="preserve"/>
       </w:r>
       <w:r>
         <w:rPr>
@@ -1692,7 +1692,7 @@
           <w:lang w:val="es-ES" w:eastAsia="es-ES"/>
           <w14:ligatures w14:val="none"/>
         </w:rPr>
-        <w:t xml:space="preserve">otorgar la cobertura </w:t>
+        <w:t xml:space="preserve"/>
       </w:r>
       <w:r>
         <w:rPr>
@@ -1702,7 +1702,7 @@
           <w:lang w:eastAsia="es-ES"/>
           <w14:ligatures w14:val="none"/>
         </w:rPr>
-        <w:t xml:space="preserve">del Seguro de Protección de Tarjetas </w:t>
+        <w:t xml:space="preserve"/>
       </w:r>
       <w:r>
         <w:rPr>
@@ -1712,7 +1712,7 @@
           <w:lang w:val="es-ES" w:eastAsia="es-ES"/>
           <w14:ligatures w14:val="none"/>
         </w:rPr>
-        <w:t>por el</w:t>
+        <w:t/>
       </w:r>
       <w:r>
         <w:rPr>
@@ -1722,7 +1722,7 @@
           <w:lang w:val="es-ES" w:eastAsia="es-ES"/>
           <w14:ligatures w14:val="none"/>
         </w:rPr>
-        <w:t xml:space="preserve"> </w:t>
+        <w:t xml:space="preserve"/>
       </w:r>
       <w:r>
         <w:rPr>
@@ -1732,7 +1732,7 @@
           <w:lang w:eastAsia="es-ES"/>
           <w14:ligatures w14:val="none"/>
         </w:rPr>
-        <w:t xml:space="preserve">Siniestro 1103-59343 </w:t>
+        <w:t xml:space="preserve"/>
       </w:r>
       <w:r>
         <w:rPr>
@@ -1742,7 +1742,7 @@
           <w:lang w:eastAsia="es-ES"/>
           <w14:ligatures w14:val="none"/>
         </w:rPr>
-        <w:t>por la suma</w:t>
+        <w:t/>
       </w:r>
       <w:r>
         <w:rPr>
@@ -1752,7 +1752,7 @@
           <w:lang w:val="es-ES" w:eastAsia="es-ES"/>
           <w14:ligatures w14:val="none"/>
         </w:rPr>
-        <w:t xml:space="preserve"> de S/ 28 000,00.</w:t>
+        <w:t xml:space="preserve"/>
       </w:r>
       <w:r>
         <w:rPr>
@@ -1762,7 +1762,7 @@
           <w:lang w:val="es-ES" w:eastAsia="es-ES"/>
           <w14:ligatures w14:val="none"/>
         </w:rPr>
-        <w:t xml:space="preserve"> Asimismo, requirió el reembolso de costos y costas del presente procedimiento</w:t>
+        <w:t xml:space="preserve"/>
       </w:r>
       <w:r>
         <w:rPr>
@@ -1772,7 +1772,7 @@
           <w:lang w:val="es-ES" w:eastAsia="es-ES"/>
           <w14:ligatures w14:val="none"/>
         </w:rPr>
-        <w:t>.</w:t>
+        <w:t/>
       </w:r>
     </w:p>
     <w:p>
@@ -2898,7 +2898,7 @@
           <w:lang w:eastAsia="es-PE"/>
           <w14:ligatures w14:val="none"/>
         </w:rPr>
-        <w:t xml:space="preserve">PRIMERO: </w:t>
+        <w:t xml:space="preserve">PRIMERO: admitir a trámite la denuncia del 2 de febrero de 2026 interpuesta por el señor [DENUNCIANTE] contra Rímac Seguros y Reaseguros S.A., por lo siguiente:</w:t>
       </w:r>
       <w:r>
         <w:rPr>
@@ -2909,7 +2909,7 @@
           <w:lang w:eastAsia="es-PE"/>
           <w14:ligatures w14:val="none"/>
         </w:rPr>
-        <w:t xml:space="preserve">admitir a trámite la denuncia del </w:t>
+        <w:t xml:space="preserve"/>
       </w:r>
       <w:r>
         <w:rPr>
@@ -2920,7 +2920,7 @@
           <w:lang w:eastAsia="es-PE"/>
           <w14:ligatures w14:val="none"/>
         </w:rPr>
-        <w:t xml:space="preserve">2 de febrero de 2026 </w:t>
+        <w:t xml:space="preserve"/>
       </w:r>
       <w:r>
         <w:rPr>
@@ -2931,7 +2931,7 @@
           <w:lang w:eastAsia="es-PE"/>
           <w14:ligatures w14:val="none"/>
         </w:rPr>
-        <w:t xml:space="preserve">interpuesta por el </w:t>
+        <w:t xml:space="preserve"/>
       </w:r>
       <w:r>
         <w:rPr>
@@ -2942,7 +2942,7 @@
           <w:lang w:eastAsia="es-PE"/>
           <w14:ligatures w14:val="none"/>
         </w:rPr>
-        <w:t xml:space="preserve">señor Federico Jesús Campos Echeandía </w:t>
+        <w:t xml:space="preserve"/>
       </w:r>
       <w:r>
         <w:rPr>
@@ -2953,7 +2953,7 @@
           <w:lang w:eastAsia="es-PE"/>
           <w14:ligatures w14:val="none"/>
         </w:rPr>
-        <w:t xml:space="preserve">contra </w:t>
+        <w:t xml:space="preserve"/>
       </w:r>
       <w:r>
         <w:rPr>
@@ -2964,7 +2964,7 @@
           <w:lang w:eastAsia="es-PE"/>
           <w14:ligatures w14:val="none"/>
         </w:rPr>
-        <w:t>Rímac Seguros y Reaseguros S.A.</w:t>
+        <w:t/>
       </w:r>
       <w:r>
         <w:rPr>
@@ -2975,7 +2975,7 @@
           <w:lang w:eastAsia="es-PE"/>
           <w14:ligatures w14:val="none"/>
         </w:rPr>
-        <w:t xml:space="preserve">, </w:t>
+        <w:t xml:space="preserve"/>
       </w:r>
       <w:bookmarkStart w:id="23" w:name="_Hlk215062067"/>
       <w:r>
@@ -2987,7 +2987,7 @@
           <w:lang w:eastAsia="es-PE"/>
           <w14:ligatures w14:val="none"/>
         </w:rPr>
-        <w:t>por lo siguiente:</w:t>
+        <w:t/>
       </w:r>
     </w:p>
     <w:p>
@@ -5032,7 +5032,7 @@
           <w:b/>
           <w:bCs/>
         </w:rPr>
-        <w:t>DÉCIMO</w:t>
+        <w:t xml:space="preserve">DÉCIMO: requerir al señor [DENUNCIANTE] y a Rímac Seguros y Reaseguros S.A. para que, dentro del plazo de dos (2) días hábiles siguientes a la fecha en que reciban la notificación en sus bandejas de correo electrónico, efectúen la confirmación de recepción de la notificación remitida por este despacho a sus correos electrónicos, de conformidad con el segundo párrafo del numeral 4 del artículo 20 del Texto Único Ordenado de la Ley del Procedimiento Administrativo General, aprobado mediante Decreto Supremo 006-2026-JUS, bajo apercibimiento de rehacer el acto de notificación y notificarle conforme al numeral 1 del artículo 20 del citado cuerpo normativo.</w:t>
       </w:r>
       <w:r>
         <w:rPr>
@@ -5042,7 +5042,7 @@
           <w:kern w:val="0"/>
           <w14:ligatures w14:val="none"/>
         </w:rPr>
-        <w:t>:</w:t>
+        <w:t/>
       </w:r>
       <w:r>
         <w:rPr>
@@ -5052,7 +5052,7 @@
           <w:kern w:val="0"/>
           <w14:ligatures w14:val="none"/>
         </w:rPr>
-        <w:t xml:space="preserve"> requerir al </w:t>
+        <w:t xml:space="preserve"/>
       </w:r>
       <w:r>
         <w:rPr>
@@ -5062,7 +5062,7 @@
           <w:kern w:val="0"/>
           <w14:ligatures w14:val="none"/>
         </w:rPr>
-        <w:t xml:space="preserve">señor Federico Jesús Campos Echeandía y </w:t>
+        <w:t xml:space="preserve"/>
       </w:r>
       <w:r>
         <w:rPr>
@@ -5072,7 +5072,7 @@
           <w:kern w:val="0"/>
           <w14:ligatures w14:val="none"/>
         </w:rPr>
-        <w:t xml:space="preserve">a </w:t>
+        <w:t xml:space="preserve"/>
       </w:r>
       <w:r>
         <w:rPr>
@@ -5082,119 +5082,119 @@
           <w:kern w:val="0"/>
           <w14:ligatures w14:val="none"/>
         </w:rPr>
-        <w:t xml:space="preserve">Rímac Seguros y Reaseguros S.A. </w:t>
+        <w:t xml:space="preserve"/>
       </w:r>
       <w:r>
         <w:rPr>
           <w:rFonts w:ascii="Arial Narrow" w:hAnsi="Arial Narrow"/>
           <w:color w:val="000000"/>
         </w:rPr>
-        <w:t>para que, dentro del plazo de dos (2) días hábiles siguientes a la fecha en que reciba</w:t>
+        <w:t/>
       </w:r>
       <w:r>
         <w:rPr>
           <w:rFonts w:ascii="Arial Narrow" w:hAnsi="Arial Narrow"/>
           <w:color w:val="000000"/>
         </w:rPr>
-        <w:t>n</w:t>
+        <w:t/>
       </w:r>
       <w:r>
         <w:rPr>
           <w:rFonts w:ascii="Arial Narrow" w:hAnsi="Arial Narrow"/>
           <w:color w:val="000000"/>
         </w:rPr>
-        <w:t xml:space="preserve"> la notificación en su</w:t>
+        <w:t xml:space="preserve"/>
       </w:r>
       <w:r>
         <w:rPr>
           <w:rFonts w:ascii="Arial Narrow" w:hAnsi="Arial Narrow"/>
           <w:color w:val="000000"/>
         </w:rPr>
-        <w:t>s</w:t>
+        <w:t/>
       </w:r>
       <w:r>
         <w:rPr>
           <w:rFonts w:ascii="Arial Narrow" w:hAnsi="Arial Narrow"/>
           <w:color w:val="000000"/>
         </w:rPr>
-        <w:t xml:space="preserve"> bandeja</w:t>
+        <w:t xml:space="preserve"/>
       </w:r>
       <w:r>
         <w:rPr>
           <w:rFonts w:ascii="Arial Narrow" w:hAnsi="Arial Narrow"/>
           <w:color w:val="000000"/>
         </w:rPr>
-        <w:t>s</w:t>
+        <w:t/>
       </w:r>
       <w:r>
         <w:rPr>
           <w:rFonts w:ascii="Arial Narrow" w:hAnsi="Arial Narrow"/>
           <w:color w:val="000000"/>
         </w:rPr>
-        <w:t xml:space="preserve"> de correo electrónico, efectúe</w:t>
+        <w:t xml:space="preserve"/>
       </w:r>
       <w:r>
         <w:rPr>
           <w:rFonts w:ascii="Arial Narrow" w:hAnsi="Arial Narrow"/>
           <w:color w:val="000000"/>
         </w:rPr>
-        <w:t>n</w:t>
+        <w:t/>
       </w:r>
       <w:r>
         <w:rPr>
           <w:rFonts w:ascii="Arial Narrow" w:hAnsi="Arial Narrow"/>
           <w:color w:val="000000"/>
         </w:rPr>
-        <w:t xml:space="preserve"> la confirmación de recepción de la notificación remitida por este despacho a su</w:t>
+        <w:t xml:space="preserve"/>
       </w:r>
       <w:r>
         <w:rPr>
           <w:rFonts w:ascii="Arial Narrow" w:hAnsi="Arial Narrow"/>
           <w:color w:val="000000"/>
         </w:rPr>
-        <w:t>s</w:t>
+        <w:t/>
       </w:r>
       <w:r>
         <w:rPr>
           <w:rFonts w:ascii="Arial Narrow" w:hAnsi="Arial Narrow"/>
           <w:color w:val="000000"/>
         </w:rPr>
-        <w:t xml:space="preserve"> correo</w:t>
+        <w:t xml:space="preserve"/>
       </w:r>
       <w:r>
         <w:rPr>
           <w:rFonts w:ascii="Arial Narrow" w:hAnsi="Arial Narrow"/>
           <w:color w:val="000000"/>
         </w:rPr>
-        <w:t>s</w:t>
+        <w:t/>
       </w:r>
       <w:r>
         <w:rPr>
           <w:rFonts w:ascii="Arial Narrow" w:hAnsi="Arial Narrow"/>
           <w:color w:val="000000"/>
         </w:rPr>
-        <w:t xml:space="preserve"> electrónico</w:t>
+        <w:t xml:space="preserve"/>
       </w:r>
       <w:r>
         <w:rPr>
           <w:rFonts w:ascii="Arial Narrow" w:hAnsi="Arial Narrow"/>
           <w:color w:val="000000"/>
         </w:rPr>
-        <w:t>s</w:t>
+        <w:t/>
       </w:r>
       <w:r>
         <w:rPr>
           <w:rFonts w:ascii="Arial Narrow" w:hAnsi="Arial Narrow"/>
           <w:color w:val="000000"/>
         </w:rPr>
-        <w:t>, de conformidad con el segundo</w:t>
+        <w:t/>
       </w:r>
       <w:r>
         <w:rPr>
           <w:rFonts w:ascii="Arial Narrow" w:hAnsi="Arial Narrow"/>
           <w:color w:val="000000"/>
         </w:rPr>
-        <w:t xml:space="preserve"> párrafo del numeral 4 del artículo 20</w:t>
+        <w:t xml:space="preserve"/>
       </w:r>
       <w:r>
         <w:rPr>
@@ -5211,7 +5211,7 @@
           <w:rFonts w:ascii="Arial Narrow" w:hAnsi="Arial Narrow"/>
           <w:color w:val="000000"/>
         </w:rPr>
-        <w:t xml:space="preserve"> del Texto Único Ordenado de la Ley del Procedimiento Administrativo General, aprobado mediante Decreto Supremo 006-2026-JUS, bajo apercibimiento de rehacer el acto de notificación y notificarle conforme al numeral 1 del artículo 20</w:t>
+        <w:t xml:space="preserve"/>
       </w:r>
       <w:r>
         <w:rPr>
@@ -5228,7 +5228,7 @@
           <w:rFonts w:ascii="Arial Narrow" w:hAnsi="Arial Narrow"/>
           <w:color w:val="000000"/>
         </w:rPr>
-        <w:t xml:space="preserve"> del citado cuerpo </w:t>
+        <w:t xml:space="preserve"/>
       </w:r>
       <w:bookmarkStart w:id="30" w:name="_Hlk214964186"/>
       <w:r>
@@ -5236,7 +5236,7 @@
           <w:rFonts w:ascii="Arial Narrow" w:hAnsi="Arial Narrow"/>
           <w:color w:val="000000"/>
         </w:rPr>
-        <w:t>normativo</w:t>
+        <w:t/>
       </w:r>
       <w:r>
         <w:rPr>
@@ -5249,7 +5249,7 @@
         <w:rPr>
           <w:rFonts w:ascii="Arial Narrow" w:hAnsi="Arial Narrow" w:cs="Arial"/>
         </w:rPr>
-        <w:t>.</w:t>
+        <w:t/>
       </w:r>
     </w:p>
     <w:bookmarkEnd w:id="30"/>

--- a/plantillas_maestras/17_seguro_no_especificado/materia_general_asegurativa/2_o_mas_ddos_varios/varon/TPL_0362_2026_SEGURO_NO_ESPECIFICADO_MATERIA_GENERAL_ASEGURATIVA_ASEGURADORA_VARON_R2.DOCX
+++ b/plantillas_maestras/17_seguro_no_especificado/materia_general_asegurativa/2_o_mas_ddos_varios/varon/TPL_0362_2026_SEGURO_NO_ESPECIFICADO_MATERIA_GENERAL_ASEGURATIVA_ASEGURADORA_VARON_R2.DOCX
@@ -636,6 +636,7 @@
       </w:r>
       <w:r>
         <w:rPr>
+          <w:rStyle w:val="Refdenotaalpie"/>
           <w:rFonts w:ascii="Arial Narrow" w:eastAsia="Times New Roman" w:hAnsi="Arial Narrow" w:cs="Times New Roman"/>
           <w:color w:val="000000"/>
           <w:kern w:val="0"/>
@@ -1887,6 +1888,7 @@
       <w:bookmarkEnd w:id="5"/>
       <w:r>
         <w:rPr>
+          <w:rStyle w:val="Refdenotaalpie"/>
           <w:rFonts w:ascii="Arial Narrow" w:eastAsia="Arial Narrow" w:hAnsi="Arial Narrow" w:cs="Arial Narrow"/>
           <w:kern w:val="0"/>
           <w:vertAlign w:val="superscript"/>
@@ -1993,6 +1995,7 @@
       <w:bookmarkEnd w:id="7"/>
       <w:r>
         <w:rPr>
+          <w:rStyle w:val="Refdenotaalpie"/>
           <w:rFonts w:ascii="Arial Narrow" w:eastAsia="Arial Narrow" w:hAnsi="Arial Narrow" w:cs="Arial"/>
           <w:kern w:val="0"/>
           <w:vertAlign w:val="superscript"/>
@@ -2102,6 +2105,7 @@
       </w:r>
       <w:r>
         <w:rPr>
+          <w:rStyle w:val="Refdenotaalpie"/>
           <w:rFonts w:ascii="Arial Narrow" w:eastAsia="Arial Narrow" w:hAnsi="Arial Narrow" w:cs="Arial"/>
           <w:kern w:val="0"/>
           <w:vertAlign w:val="superscript"/>
@@ -2238,6 +2242,7 @@
       <w:bookmarkEnd w:id="16"/>
       <w:r>
         <w:rPr>
+          <w:rStyle w:val="Refdenotaalpie"/>
           <w:rFonts w:ascii="Arial Narrow" w:eastAsia="Arial Narrow" w:hAnsi="Arial Narrow" w:cs="Arial"/>
           <w:bCs/>
           <w:color w:val="000000"/>
@@ -2311,6 +2316,7 @@
       </w:r>
       <w:r>
         <w:rPr>
+          <w:rStyle w:val="Refdenotaalpie"/>
           <w:rFonts w:ascii="Arial Narrow" w:eastAsia="Arial Narrow" w:hAnsi="Arial Narrow" w:cs="Arial Narrow"/>
           <w:kern w:val="0"/>
           <w:vertAlign w:val="superscript"/>
@@ -3997,6 +4003,7 @@
       </w:r>
       <w:r>
         <w:rPr>
+          <w:rStyle w:val="Refdenotaalpie"/>
           <w:rFonts w:ascii="Arial Narrow" w:eastAsia="Calibri" w:hAnsi="Arial Narrow" w:cs="Arial"/>
           <w:kern w:val="0"/>
           <w:vertAlign w:val="superscript"/>
@@ -4041,6 +4048,7 @@
       </w:r>
       <w:r>
         <w:rPr>
+          <w:rStyle w:val="Refdenotaalpie"/>
           <w:rFonts w:ascii="Arial Narrow" w:eastAsia="Calibri" w:hAnsi="Arial Narrow" w:cs="Arial"/>
           <w:spacing w:val="-2"/>
           <w:kern w:val="0"/>
@@ -4573,6 +4581,7 @@
       </w:r>
       <w:r>
         <w:rPr>
+          <w:rStyle w:val="Refdenotaalpie"/>
           <w:rFonts w:ascii="Arial Narrow" w:eastAsia="Arial Narrow" w:hAnsi="Arial Narrow" w:cs="Times New Roman"/>
           <w:color w:val="000000"/>
           <w:kern w:val="0"/>
@@ -4665,6 +4674,7 @@
       </w:r>
       <w:r>
         <w:rPr>
+          <w:rStyle w:val="Refdenotaalpie"/>
           <w:rFonts w:ascii="Arial Narrow" w:eastAsia="Arial Narrow" w:hAnsi="Arial Narrow" w:cs="Times New Roman"/>
           <w:color w:val="000000"/>
           <w:kern w:val="0"/>
@@ -4718,6 +4728,7 @@
       </w:r>
       <w:r>
         <w:rPr>
+          <w:rStyle w:val="Refdenotaalpie"/>
           <w:rFonts w:ascii="Arial Narrow" w:eastAsia="Arial Narrow" w:hAnsi="Arial Narrow" w:cs="Times New Roman"/>
           <w:color w:val="000000"/>
           <w:kern w:val="0"/>
@@ -4899,6 +4910,7 @@
       </w:r>
       <w:r>
         <w:rPr>
+          <w:rStyle w:val="Refdenotaalpie"/>
           <w:rFonts w:ascii="Arial Narrow" w:eastAsia="Calibri" w:hAnsi="Arial Narrow" w:cs="Arial"/>
           <w:kern w:val="0"/>
           <w:vertAlign w:val="superscript"/>
@@ -5240,6 +5252,7 @@
       </w:r>
       <w:r>
         <w:rPr>
+          <w:rStyle w:val="Refdenotaalpie"/>
           <w:rFonts w:ascii="Arial Narrow" w:hAnsi="Arial Narrow"/>
           <w:vertAlign w:val="superscript"/>
         </w:rPr>
@@ -5300,7 +5313,6 @@
           <w:b/>
           <w:color w:val="000000"/>
           <w:kern w:val="0"/>
-          <w:highlight w:val="magenta"/>
           <w:lang w:val="es-ES" w:eastAsia="es-PE"/>
           <w14:ligatures w14:val="none"/>
         </w:rPr>
@@ -5540,14 +5552,14 @@
         <w:tab w:val="right" w:pos="8838"/>
       </w:tabs>
       <w:rPr>
-        <w:rFonts w:ascii="Arial" w:eastAsia="Arial" w:hAnsi="Arial" w:cs="Arial"/>
+        <w:rFonts w:ascii="Arial Narrow" w:eastAsia="Arial" w:hAnsi="Arial Narrow" w:cs="Arial"/>
         <w:sz w:val="16"/>
         <w:szCs w:val="16"/>
       </w:rPr>
     </w:pPr>
     <w:r>
       <w:rPr>
-        <w:rFonts w:ascii="Arial" w:eastAsia="Arial" w:hAnsi="Arial" w:cs="Arial"/>
+        <w:rFonts w:ascii="Arial Narrow" w:eastAsia="Arial" w:hAnsi="Arial Narrow" w:cs="Arial"/>
         <w:sz w:val="16"/>
         <w:szCs w:val="16"/>
       </w:rPr>
@@ -5561,7 +5573,7 @@
     </w:pPr>
     <w:r>
       <w:rPr>
-        <w:rFonts w:ascii="Arial" w:eastAsia="Arial" w:hAnsi="Arial" w:cs="Arial"/>
+        <w:rFonts w:ascii="Arial Narrow" w:eastAsia="Arial" w:hAnsi="Arial Narrow" w:cs="Arial"/>
         <w:sz w:val="16"/>
         <w:szCs w:val="16"/>
       </w:rPr>
@@ -5569,7 +5581,7 @@
     </w:r>
     <w:r>
       <w:rPr>
-        <w:rFonts w:ascii="Arial" w:eastAsia="Arial" w:hAnsi="Arial" w:cs="Arial"/>
+        <w:rFonts w:ascii="Arial Narrow" w:eastAsia="Arial" w:hAnsi="Arial Narrow" w:cs="Arial"/>
         <w:sz w:val="16"/>
         <w:szCs w:val="16"/>
       </w:rPr>
@@ -5577,7 +5589,7 @@
     </w:r>
     <w:r>
       <w:rPr>
-        <w:rFonts w:ascii="Arial" w:eastAsia="Arial" w:hAnsi="Arial" w:cs="Arial"/>
+        <w:rFonts w:ascii="Arial Narrow" w:eastAsia="Arial" w:hAnsi="Arial Narrow" w:cs="Arial"/>
         <w:sz w:val="16"/>
         <w:szCs w:val="16"/>
       </w:rPr>
@@ -5585,7 +5597,7 @@
     </w:r>
     <w:r>
       <w:rPr>
-        <w:rFonts w:ascii="Arial" w:eastAsia="Arial" w:hAnsi="Arial" w:cs="Arial"/>
+        <w:rFonts w:ascii="Arial Narrow" w:eastAsia="Arial" w:hAnsi="Arial Narrow" w:cs="Arial"/>
         <w:sz w:val="16"/>
         <w:szCs w:val="16"/>
       </w:rPr>
@@ -5593,7 +5605,7 @@
     </w:r>
     <w:r>
       <w:rPr>
-        <w:rFonts w:ascii="Arial" w:eastAsia="Arial" w:hAnsi="Arial" w:cs="Arial"/>
+        <w:rFonts w:ascii="Arial Narrow" w:eastAsia="Arial" w:hAnsi="Arial Narrow" w:cs="Arial"/>
         <w:sz w:val="16"/>
         <w:szCs w:val="16"/>
       </w:rPr>
@@ -5651,8 +5663,9 @@
         <w:rPr>
           <w:rStyle w:val="Refdenotaalpie"/>
           <w:rFonts w:ascii="Arial Narrow" w:hAnsi="Arial Narrow" w:cs="Arial"/>
-          <w:sz w:val="17"/>
-          <w:szCs w:val="17"/>
+          <w:sz w:val="16"/>
+          <w:szCs w:val="17"/>
+          <w:vertAlign w:val="superscript"/>
         </w:rPr>
         <w:footnoteRef/>
       </w:r>
@@ -5725,8 +5738,9 @@
         <w:rPr>
           <w:rStyle w:val="Refdenotaalpie"/>
           <w:rFonts w:ascii="Arial Narrow" w:hAnsi="Arial Narrow" w:cs="Arial"/>
-          <w:sz w:val="17"/>
-          <w:szCs w:val="17"/>
+          <w:sz w:val="16"/>
+          <w:szCs w:val="17"/>
+          <w:vertAlign w:val="superscript"/>
         </w:rPr>
         <w:footnoteRef/>
       </w:r>
@@ -5978,8 +5992,9 @@
         <w:rPr>
           <w:rStyle w:val="Refdenotaalpie"/>
           <w:rFonts w:ascii="Arial Narrow" w:hAnsi="Arial Narrow"/>
-          <w:sz w:val="17"/>
-          <w:szCs w:val="17"/>
+          <w:sz w:val="16"/>
+          <w:szCs w:val="17"/>
+          <w:vertAlign w:val="superscript"/>
         </w:rPr>
         <w:footnoteRef/>
       </w:r>
@@ -6161,8 +6176,9 @@
         <w:rPr>
           <w:rStyle w:val="Refdenotaalpie"/>
           <w:rFonts w:ascii="Arial Narrow" w:hAnsi="Arial Narrow"/>
-          <w:sz w:val="17"/>
-          <w:szCs w:val="17"/>
+          <w:sz w:val="16"/>
+          <w:szCs w:val="17"/>
+          <w:vertAlign w:val="superscript"/>
         </w:rPr>
         <w:footnoteRef/>
       </w:r>
@@ -6310,8 +6326,9 @@
         <w:rPr>
           <w:rStyle w:val="Refdenotaalpie"/>
           <w:rFonts w:ascii="Arial Narrow" w:hAnsi="Arial Narrow"/>
-          <w:sz w:val="17"/>
-          <w:szCs w:val="17"/>
+          <w:sz w:val="16"/>
+          <w:szCs w:val="17"/>
+          <w:vertAlign w:val="superscript"/>
         </w:rPr>
         <w:footnoteRef/>
       </w:r>
@@ -6617,8 +6634,9 @@
         <w:rPr>
           <w:rStyle w:val="Refdenotaalpie"/>
           <w:rFonts w:ascii="Arial Narrow" w:hAnsi="Arial Narrow" w:cs="Arial"/>
-          <w:sz w:val="17"/>
-          <w:szCs w:val="17"/>
+          <w:sz w:val="16"/>
+          <w:szCs w:val="17"/>
+          <w:vertAlign w:val="superscript"/>
         </w:rPr>
         <w:footnoteRef/>
       </w:r>
@@ -6784,8 +6802,9 @@
         <w:rPr>
           <w:rStyle w:val="Refdenotaalpie"/>
           <w:rFonts w:ascii="Arial Narrow" w:hAnsi="Arial Narrow" w:cs="Arial"/>
-          <w:sz w:val="17"/>
-          <w:szCs w:val="17"/>
+          <w:sz w:val="16"/>
+          <w:szCs w:val="17"/>
+          <w:vertAlign w:val="superscript"/>
         </w:rPr>
         <w:footnoteRef/>
       </w:r>
@@ -6854,8 +6873,9 @@
         <w:rPr>
           <w:rStyle w:val="Refdenotaalpie"/>
           <w:rFonts w:ascii="Arial Narrow" w:hAnsi="Arial Narrow" w:cs="Arial"/>
-          <w:sz w:val="17"/>
-          <w:szCs w:val="17"/>
+          <w:sz w:val="16"/>
+          <w:szCs w:val="17"/>
+          <w:vertAlign w:val="superscript"/>
         </w:rPr>
         <w:footnoteRef/>
       </w:r>
@@ -7043,9 +7063,9 @@
       </w:pPr>
       <w:r>
         <w:rPr>
-          <w:rStyle w:val="TextonotapieCar"/>
+          <w:rStyle w:val="Refdenotaalpie"/>
           <w:rFonts w:ascii="Arial Narrow" w:hAnsi="Arial Narrow" w:cs="Arial"/>
-          <w:sz w:val="17"/>
+          <w:sz w:val="16"/>
           <w:szCs w:val="17"/>
           <w:vertAlign w:val="superscript"/>
         </w:rPr>
@@ -7269,8 +7289,9 @@
         <w:rPr>
           <w:rStyle w:val="Refdenotaalpie"/>
           <w:rFonts w:ascii="Arial Narrow" w:hAnsi="Arial Narrow" w:cs="Arial"/>
-          <w:sz w:val="17"/>
-          <w:szCs w:val="17"/>
+          <w:sz w:val="16"/>
+          <w:szCs w:val="17"/>
+          <w:vertAlign w:val="superscript"/>
         </w:rPr>
         <w:footnoteRef/>
       </w:r>
@@ -8126,8 +8147,9 @@
         <w:rPr>
           <w:rStyle w:val="Refdenotaalpie"/>
           <w:rFonts w:ascii="Arial Narrow" w:hAnsi="Arial Narrow" w:cs="Arial"/>
-          <w:sz w:val="17"/>
-          <w:szCs w:val="17"/>
+          <w:sz w:val="16"/>
+          <w:szCs w:val="17"/>
+          <w:vertAlign w:val="superscript"/>
         </w:rPr>
         <w:footnoteRef/>
       </w:r>
@@ -8346,8 +8368,9 @@
           <w:rFonts w:ascii="Arial Narrow" w:hAnsi="Arial Narrow" w:cs="Arial"/>
           <w:b/>
           <w:bCs/>
-          <w:sz w:val="17"/>
-          <w:szCs w:val="17"/>
+          <w:sz w:val="16"/>
+          <w:szCs w:val="17"/>
+          <w:vertAlign w:val="superscript"/>
         </w:rPr>
         <w:footnoteRef/>
       </w:r>
@@ -8435,8 +8458,9 @@
         <w:rPr>
           <w:rStyle w:val="Refdenotaalpie"/>
           <w:rFonts w:ascii="Arial Narrow" w:hAnsi="Arial Narrow" w:cs="Arial"/>
-          <w:sz w:val="17"/>
-          <w:szCs w:val="17"/>
+          <w:sz w:val="16"/>
+          <w:szCs w:val="17"/>
+          <w:vertAlign w:val="superscript"/>
         </w:rPr>
         <w:footnoteRef/>
       </w:r>
@@ -10921,6 +10945,17 @@
       <w:szCs w:val="20"/>
     </w:rPr>
   </w:style>
+  <w:style w:type="character" w:styleId="FootnoteReference">
+    <w:name w:val="footnote reference"/>
+    <w:basedOn w:val="Fuentedeprrafopredeter"/>
+    <w:uiPriority w:val="99"/>
+    <w:semiHidden/>
+    <w:unhideWhenUsed/>
+    <w:rPr>
+      <w:rFonts w:ascii="Arial Narrow" w:hAnsi="Arial Narrow"/>
+      <w:vertAlign w:val="superscript"/>
+    </w:rPr>
+  </w:style>
 </w:styles>
 </file>
 

--- a/plantillas_maestras/17_seguro_no_especificado/materia_general_asegurativa/2_o_mas_ddos_varios/varon/TPL_0362_2026_SEGURO_NO_ESPECIFICADO_MATERIA_GENERAL_ASEGURATIVA_ASEGURADORA_VARON_R2.DOCX
+++ b/plantillas_maestras/17_seguro_no_especificado/materia_general_asegurativa/2_o_mas_ddos_varios/varon/TPL_0362_2026_SEGURO_NO_ESPECIFICADO_MATERIA_GENERAL_ASEGURATIVA_ASEGURADORA_VARON_R2.DOCX
@@ -1,8 +1,8 @@
 
 <file path=word/document.xml><?xml version="1.0" encoding="utf-8"?>
-<w:document xmlns:wpc="http://schemas.microsoft.com/office/word/2010/wordprocessingCanvas" xmlns:cx="http://schemas.microsoft.com/office/drawing/2014/chartex" xmlns:cx1="http://schemas.microsoft.com/office/drawing/2015/9/8/chartex" xmlns:cx2="http://schemas.microsoft.com/office/drawing/2015/10/21/chartex" xmlns:cx3="http://schemas.microsoft.com/office/drawing/2016/5/9/chartex" xmlns:cx4="http://schemas.microsoft.com/office/drawing/2016/5/10/chartex" xmlns:cx5="http://schemas.microsoft.com/office/drawing/2016/5/11/chartex" xmlns:cx6="http://schemas.microsoft.com/office/drawing/2016/5/12/chartex" xmlns:cx7="http://schemas.microsoft.com/office/drawing/2016/5/13/chartex" xmlns:cx8="http://schemas.microsoft.com/office/drawing/2016/5/14/chartex" xmlns:mc="http://schemas.openxmlformats.org/markup-compatibility/2006" xmlns:aink="http://schemas.microsoft.com/office/drawing/2016/ink" xmlns:am3d="http://schemas.microsoft.com/office/drawing/2017/model3d" xmlns:o="urn:schemas-microsoft-com:office:office" xmlns:oel="http://schemas.microsoft.com/office/2019/extlst" xmlns:r="http://schemas.openxmlformats.org/officeDocument/2006/relationships" xmlns:m="http://schemas.openxmlformats.org/officeDocument/2006/math" xmlns:v="urn:schemas-microsoft-com:vml" xmlns:wp14="http://schemas.microsoft.com/office/word/2010/wordprocessingDrawing" xmlns:wp="http://schemas.openxmlformats.org/drawingml/2006/wordprocessingDrawing" xmlns:w10="urn:schemas-microsoft-com:office:word" xmlns:w="http://schemas.openxmlformats.org/wordprocessingml/2006/main" xmlns:w14="http://schemas.microsoft.com/office/word/2010/wordml" xmlns:w15="http://schemas.microsoft.com/office/word/2012/wordml" xmlns:w16cex="http://schemas.microsoft.com/office/word/2018/wordml/cex" xmlns:w16cid="http://schemas.microsoft.com/office/word/2016/wordml/cid" xmlns:w16="http://schemas.microsoft.com/office/word/2018/wordml" xmlns:w16du="http://schemas.microsoft.com/office/word/2023/wordml/word16du" xmlns:w16sdtdh="http://schemas.microsoft.com/office/word/2020/wordml/sdtdatahash" xmlns:w16sdtfl="http://schemas.microsoft.com/office/word/2024/wordml/sdtformatlock" xmlns:w16se="http://schemas.microsoft.com/office/word/2015/wordml/symex" xmlns:wpg="http://schemas.microsoft.com/office/word/2010/wordprocessingGroup" xmlns:wpi="http://schemas.microsoft.com/office/word/2010/wordprocessingInk" xmlns:wne="http://schemas.microsoft.com/office/word/2006/wordml" xmlns:wps="http://schemas.microsoft.com/office/word/2010/wordprocessingShape" mc:Ignorable="w14 w15 w16se w16cid w16 w16cex w16sdtdh w16sdtfl w16du wp14">
+<w:document xmlns:ns1="http://schemas.openxmlformats.org/markup-compatibility/2006" xmlns:ns2="http://schemas.microsoft.com/office/word/2010/wordml" xmlns:ns3="http://schemas.openxmlformats.org/officeDocument/2006/relationships" xmlns:w="http://schemas.openxmlformats.org/wordprocessingml/2006/main" ns1:Ignorable="w14 w15 w16se w16cid w16 w16cex w16sdtdh w16sdtfl w16du wp14">
   <w:body>
-    <w:p>
+    <w:p ns2:paraId="6B61E7B6" ns2:textId="77777777">
       <w:pPr>
         <w:tabs>
           <w:tab w:val="left" w:pos="1701"/>
@@ -15,12 +15,12 @@
           <w:color w:val="000000"/>
           <w:kern w:val="0"/>
           <w:lang w:eastAsia="es-PE"/>
-          <w14:ligatures w14:val="none"/>
+          <ns2:ligatures ns2:val="none"/>
         </w:rPr>
       </w:pPr>
       <w:bookmarkStart w:id="0" w:name="_Hlk80343540"/>
     </w:p>
-    <w:p>
+    <w:p ns2:paraId="1B509B2D" ns2:textId="326BC499">
       <w:pPr>
         <w:tabs>
           <w:tab w:val="left" w:pos="1701"/>
@@ -32,17 +32,17 @@
           <w:color w:val="000000"/>
           <w:kern w:val="0"/>
           <w:lang w:eastAsia="es-PE"/>
-          <w14:ligatures w14:val="none"/>
-        </w:rPr>
-      </w:pPr>
-      <w:r>
-        <w:rPr>
-          <w:rFonts w:ascii="Arial Narrow" w:eastAsia="Arial Narrow" w:hAnsi="Arial Narrow" w:cs="Arial Narrow"/>
-          <w:b/>
-          <w:color w:val="000000"/>
-          <w:kern w:val="0"/>
-          <w:lang w:eastAsia="es-PE"/>
-          <w14:ligatures w14:val="none"/>
+          <ns2:ligatures ns2:val="none"/>
+        </w:rPr>
+      </w:pPr>
+      <w:r>
+        <w:rPr>
+          <w:rFonts w:ascii="Arial Narrow" w:eastAsia="Arial Narrow" w:hAnsi="Arial Narrow" w:cs="Arial Narrow"/>
+          <w:b/>
+          <w:color w:val="000000"/>
+          <w:kern w:val="0"/>
+          <w:lang w:eastAsia="es-PE"/>
+          <ns2:ligatures ns2:val="none"/>
         </w:rPr>
         <w:t xml:space="preserve">EXPEDIENTE </w:t>
       </w:r>
@@ -53,7 +53,7 @@
           <w:color w:val="000000"/>
           <w:kern w:val="0"/>
           <w:lang w:eastAsia="es-PE"/>
-          <w14:ligatures w14:val="none"/>
+          <ns2:ligatures ns2:val="none"/>
         </w:rPr>
         <w:tab/>
         <w:t>:</w:t>
@@ -65,7 +65,7 @@
           <w:color w:val="000000"/>
           <w:kern w:val="0"/>
           <w:lang w:eastAsia="es-PE"/>
-          <w14:ligatures w14:val="none"/>
+          <ns2:ligatures ns2:val="none"/>
         </w:rPr>
         <w:tab/>
       </w:r>
@@ -76,7 +76,7 @@
           <w:color w:val="000000"/>
           <w:kern w:val="0"/>
           <w:lang w:eastAsia="es-PE"/>
-          <w14:ligatures w14:val="none"/>
+          <ns2:ligatures ns2:val="none"/>
         </w:rPr>
         <w:t>0</w:t>
       </w:r>
@@ -89,12 +89,12 @@
           <w:kern w:val="0"/>
           <w:shd w:val="clear" w:color="auto" w:fill="FFFFFF"/>
           <w:lang w:eastAsia="es-PE"/>
-          <w14:ligatures w14:val="none"/>
+          <ns2:ligatures ns2:val="none"/>
         </w:rPr>
         <w:t>362-2026/CC1</w:t>
       </w:r>
     </w:p>
-    <w:p>
+    <w:p ns2:paraId="7E5DC22B" ns2:textId="4D8A95C6">
       <w:pPr>
         <w:tabs>
           <w:tab w:val="left" w:pos="1701"/>
@@ -109,17 +109,17 @@
           <w:color w:val="000000"/>
           <w:kern w:val="0"/>
           <w:lang w:eastAsia="es-PE"/>
-          <w14:ligatures w14:val="none"/>
-        </w:rPr>
-      </w:pPr>
-      <w:r>
-        <w:rPr>
-          <w:rFonts w:ascii="Arial Narrow" w:eastAsia="Arial Narrow" w:hAnsi="Arial Narrow" w:cs="Arial Narrow"/>
-          <w:b/>
-          <w:color w:val="000000"/>
-          <w:kern w:val="0"/>
-          <w:lang w:eastAsia="es-PE"/>
-          <w14:ligatures w14:val="none"/>
+          <ns2:ligatures ns2:val="none"/>
+        </w:rPr>
+      </w:pPr>
+      <w:r>
+        <w:rPr>
+          <w:rFonts w:ascii="Arial Narrow" w:eastAsia="Arial Narrow" w:hAnsi="Arial Narrow" w:cs="Arial Narrow"/>
+          <w:b/>
+          <w:color w:val="000000"/>
+          <w:kern w:val="0"/>
+          <w:lang w:eastAsia="es-PE"/>
+          <ns2:ligatures ns2:val="none"/>
         </w:rPr>
         <w:t xml:space="preserve">DENUNCIANTE:[DENUNCIANTE] (SEÑOR [APELLIDO])</w:t>
       </w:r>
@@ -130,7 +130,7 @@
           <w:color w:val="000000"/>
           <w:kern w:val="0"/>
           <w:lang w:eastAsia="es-PE"/>
-          <w14:ligatures w14:val="none"/>
+          <ns2:ligatures ns2:val="none"/>
         </w:rPr>
         <w:tab/>
         <w:t/>
@@ -142,7 +142,7 @@
           <w:color w:val="000000"/>
           <w:kern w:val="0"/>
           <w:lang w:eastAsia="es-PE"/>
-          <w14:ligatures w14:val="none"/>
+          <ns2:ligatures ns2:val="none"/>
         </w:rPr>
         <w:tab/>
       </w:r>
@@ -153,7 +153,7 @@
           <w:color w:val="000000"/>
           <w:kern w:val="0"/>
           <w:lang w:eastAsia="es-PE"/>
-          <w14:ligatures w14:val="none"/>
+          <ns2:ligatures ns2:val="none"/>
         </w:rPr>
         <w:t xml:space="preserve"/>
       </w:r>
@@ -164,7 +164,7 @@
           <w:color w:val="000000"/>
           <w:kern w:val="0"/>
           <w:lang w:eastAsia="es-PE"/>
-          <w14:ligatures w14:val="none"/>
+          <ns2:ligatures ns2:val="none"/>
         </w:rPr>
         <w:t xml:space="preserve"/>
       </w:r>
@@ -175,7 +175,7 @@
           <w:color w:val="000000"/>
           <w:kern w:val="0"/>
           <w:lang w:eastAsia="es-PE"/>
-          <w14:ligatures w14:val="none"/>
+          <ns2:ligatures ns2:val="none"/>
         </w:rPr>
         <w:t/>
       </w:r>
@@ -186,12 +186,12 @@
           <w:color w:val="000000"/>
           <w:kern w:val="0"/>
           <w:lang w:eastAsia="es-PE"/>
-          <w14:ligatures w14:val="none"/>
+          <ns2:ligatures ns2:val="none"/>
         </w:rPr>
         <w:t/>
       </w:r>
     </w:p>
-    <w:p>
+    <w:p ns2:paraId="6DEEEDFE" ns2:textId="77777777">
       <w:pPr>
         <w:tabs>
           <w:tab w:val="left" w:pos="1701"/>
@@ -206,17 +206,17 @@
           <w:color w:val="000000"/>
           <w:kern w:val="0"/>
           <w:lang w:eastAsia="es-PE"/>
-          <w14:ligatures w14:val="none"/>
-        </w:rPr>
-      </w:pPr>
-      <w:r>
-        <w:rPr>
-          <w:rFonts w:ascii="Arial Narrow" w:eastAsia="Arial Narrow" w:hAnsi="Arial Narrow" w:cs="Arial Narrow"/>
-          <w:b/>
-          <w:color w:val="000000"/>
-          <w:kern w:val="0"/>
-          <w:lang w:eastAsia="es-PE"/>
-          <w14:ligatures w14:val="none"/>
+          <ns2:ligatures ns2:val="none"/>
+        </w:rPr>
+      </w:pPr>
+      <w:r>
+        <w:rPr>
+          <w:rFonts w:ascii="Arial Narrow" w:eastAsia="Arial Narrow" w:hAnsi="Arial Narrow" w:cs="Arial Narrow"/>
+          <w:b/>
+          <w:color w:val="000000"/>
+          <w:kern w:val="0"/>
+          <w:lang w:eastAsia="es-PE"/>
+          <ns2:ligatures ns2:val="none"/>
         </w:rPr>
         <w:t>DENUNCIADO</w:t>
       </w:r>
@@ -227,7 +227,7 @@
           <w:color w:val="000000"/>
           <w:kern w:val="0"/>
           <w:lang w:eastAsia="es-PE"/>
-          <w14:ligatures w14:val="none"/>
+          <ns2:ligatures ns2:val="none"/>
         </w:rPr>
         <w:tab/>
         <w:t>:</w:t>
@@ -239,7 +239,7 @@
           <w:color w:val="000000"/>
           <w:kern w:val="0"/>
           <w:lang w:eastAsia="es-PE"/>
-          <w14:ligatures w14:val="none"/>
+          <ns2:ligatures ns2:val="none"/>
         </w:rPr>
         <w:tab/>
       </w:r>
@@ -250,12 +250,12 @@
           <w:color w:val="000000"/>
           <w:kern w:val="0"/>
           <w:lang w:eastAsia="es-PE"/>
-          <w14:ligatures w14:val="none"/>
+          <ns2:ligatures ns2:val="none"/>
         </w:rPr>
         <w:t>RÍMAC SEGUROS Y REASEGUROS S.A. (RÍMAC)</w:t>
       </w:r>
     </w:p>
-    <w:p>
+    <w:p ns2:paraId="022D2B94" ns2:textId="77777777">
       <w:pPr>
         <w:tabs>
           <w:tab w:val="left" w:pos="1701"/>
@@ -270,17 +270,17 @@
           <w:color w:val="000000"/>
           <w:kern w:val="0"/>
           <w:lang w:eastAsia="es-PE"/>
-          <w14:ligatures w14:val="none"/>
-        </w:rPr>
-      </w:pPr>
-      <w:r>
-        <w:rPr>
-          <w:rFonts w:ascii="Arial Narrow" w:eastAsia="Arial Narrow" w:hAnsi="Arial Narrow" w:cs="Arial Narrow"/>
-          <w:b/>
-          <w:color w:val="000000"/>
-          <w:kern w:val="0"/>
-          <w:lang w:eastAsia="es-PE"/>
-          <w14:ligatures w14:val="none"/>
+          <ns2:ligatures ns2:val="none"/>
+        </w:rPr>
+      </w:pPr>
+      <w:r>
+        <w:rPr>
+          <w:rFonts w:ascii="Arial Narrow" w:eastAsia="Arial Narrow" w:hAnsi="Arial Narrow" w:cs="Arial Narrow"/>
+          <w:b/>
+          <w:color w:val="000000"/>
+          <w:kern w:val="0"/>
+          <w:lang w:eastAsia="es-PE"/>
+          <ns2:ligatures ns2:val="none"/>
         </w:rPr>
         <w:t>MATERIAS</w:t>
       </w:r>
@@ -291,7 +291,7 @@
           <w:color w:val="000000"/>
           <w:kern w:val="0"/>
           <w:lang w:eastAsia="es-PE"/>
-          <w14:ligatures w14:val="none"/>
+          <ns2:ligatures ns2:val="none"/>
         </w:rPr>
         <w:tab/>
         <w:t xml:space="preserve">: </w:t>
@@ -303,13 +303,13 @@
           <w:color w:val="000000"/>
           <w:kern w:val="0"/>
           <w:lang w:eastAsia="es-PE"/>
-          <w14:ligatures w14:val="none"/>
+          <ns2:ligatures ns2:val="none"/>
         </w:rPr>
         <w:tab/>
         <w:t>ADMISIÓN A TRÁMITE</w:t>
       </w:r>
     </w:p>
-    <w:p>
+    <w:p ns2:paraId="19ED7B73" ns2:textId="77777777">
       <w:pPr>
         <w:tabs>
           <w:tab w:val="left" w:pos="1701"/>
@@ -324,22 +324,22 @@
           <w:color w:val="000000"/>
           <w:kern w:val="0"/>
           <w:lang w:eastAsia="es-PE"/>
-          <w14:ligatures w14:val="none"/>
-        </w:rPr>
-      </w:pPr>
-      <w:r>
-        <w:rPr>
-          <w:rFonts w:ascii="Arial Narrow" w:eastAsia="Arial Narrow" w:hAnsi="Arial Narrow" w:cs="Arial Narrow"/>
-          <w:b/>
-          <w:color w:val="000000"/>
-          <w:kern w:val="0"/>
-          <w:lang w:eastAsia="es-PE"/>
-          <w14:ligatures w14:val="none"/>
+          <ns2:ligatures ns2:val="none"/>
+        </w:rPr>
+      </w:pPr>
+      <w:r>
+        <w:rPr>
+          <w:rFonts w:ascii="Arial Narrow" w:eastAsia="Arial Narrow" w:hAnsi="Arial Narrow" w:cs="Arial Narrow"/>
+          <w:b/>
+          <w:color w:val="000000"/>
+          <w:kern w:val="0"/>
+          <w:lang w:eastAsia="es-PE"/>
+          <ns2:ligatures ns2:val="none"/>
         </w:rPr>
         <w:t xml:space="preserve">REQUERIMIENTO DE INFORMACIÓN </w:t>
       </w:r>
     </w:p>
-    <w:p>
+    <w:p ns2:paraId="46A5A479" ns2:textId="77777777">
       <w:pPr>
         <w:tabs>
           <w:tab w:val="left" w:pos="1701"/>
@@ -353,17 +353,17 @@
           <w:color w:val="000000"/>
           <w:kern w:val="0"/>
           <w:lang w:eastAsia="es-PE"/>
-          <w14:ligatures w14:val="none"/>
-        </w:rPr>
-      </w:pPr>
-      <w:r>
-        <w:rPr>
-          <w:rFonts w:ascii="Arial Narrow" w:eastAsia="Arial Narrow" w:hAnsi="Arial Narrow" w:cs="Arial Narrow"/>
-          <w:b/>
-          <w:color w:val="000000"/>
-          <w:kern w:val="0"/>
-          <w:lang w:eastAsia="es-PE"/>
-          <w14:ligatures w14:val="none"/>
+          <ns2:ligatures ns2:val="none"/>
+        </w:rPr>
+      </w:pPr>
+      <w:r>
+        <w:rPr>
+          <w:rFonts w:ascii="Arial Narrow" w:eastAsia="Arial Narrow" w:hAnsi="Arial Narrow" w:cs="Arial Narrow"/>
+          <w:b/>
+          <w:color w:val="000000"/>
+          <w:kern w:val="0"/>
+          <w:lang w:eastAsia="es-PE"/>
+          <ns2:ligatures ns2:val="none"/>
         </w:rPr>
         <w:t xml:space="preserve">RESOLUCIÓN </w:t>
       </w:r>
@@ -374,7 +374,7 @@
           <w:color w:val="000000"/>
           <w:kern w:val="0"/>
           <w:lang w:eastAsia="es-PE"/>
-          <w14:ligatures w14:val="none"/>
+          <ns2:ligatures ns2:val="none"/>
         </w:rPr>
         <w:tab/>
         <w:t>:</w:t>
@@ -386,13 +386,13 @@
           <w:color w:val="000000"/>
           <w:kern w:val="0"/>
           <w:lang w:eastAsia="es-PE"/>
-          <w14:ligatures w14:val="none"/>
+          <ns2:ligatures ns2:val="none"/>
         </w:rPr>
         <w:tab/>
         <w:t>2</w:t>
       </w:r>
     </w:p>
-    <w:p>
+    <w:p ns2:paraId="5BA3A18D" ns2:textId="77777777">
       <w:pPr>
         <w:tabs>
           <w:tab w:val="left" w:pos="1014"/>
@@ -405,11 +405,11 @@
           <w:kern w:val="0"/>
           <w:shd w:val="clear" w:color="auto" w:fill="FFFFFF"/>
           <w:lang w:eastAsia="es-PE"/>
-          <w14:ligatures w14:val="none"/>
-        </w:rPr>
-      </w:pPr>
-    </w:p>
-    <w:p>
+          <ns2:ligatures ns2:val="none"/>
+        </w:rPr>
+      </w:pPr>
+    </w:p>
+    <w:p ns2:paraId="2F799822" ns2:textId="3A174F54">
       <w:pPr>
         <w:tabs>
           <w:tab w:val="left" w:pos="1014"/>
@@ -422,7 +422,7 @@
           <w:kern w:val="0"/>
           <w:shd w:val="clear" w:color="auto" w:fill="FFFFFF"/>
           <w:lang w:eastAsia="es-PE"/>
-          <w14:ligatures w14:val="none"/>
+          <ns2:ligatures ns2:val="none"/>
         </w:rPr>
       </w:pPr>
       <w:r>
@@ -432,7 +432,7 @@
           <w:kern w:val="0"/>
           <w:shd w:val="clear" w:color="auto" w:fill="FFFFFF"/>
           <w:lang w:eastAsia="es-PE"/>
-          <w14:ligatures w14:val="none"/>
+          <ns2:ligatures ns2:val="none"/>
         </w:rPr>
         <w:t xml:space="preserve">Lima, </w:t>
       </w:r>
@@ -443,7 +443,7 @@
           <w:kern w:val="0"/>
           <w:shd w:val="clear" w:color="auto" w:fill="FFFFFF"/>
           <w:lang w:eastAsia="es-PE"/>
-          <w14:ligatures w14:val="none"/>
+          <ns2:ligatures ns2:val="none"/>
         </w:rPr>
         <w:t>2</w:t>
       </w:r>
@@ -454,7 +454,7 @@
           <w:kern w:val="0"/>
           <w:shd w:val="clear" w:color="auto" w:fill="FFFFFF"/>
           <w:lang w:eastAsia="es-PE"/>
-          <w14:ligatures w14:val="none"/>
+          <ns2:ligatures ns2:val="none"/>
         </w:rPr>
         <w:t xml:space="preserve"> de </w:t>
       </w:r>
@@ -465,7 +465,7 @@
           <w:kern w:val="0"/>
           <w:shd w:val="clear" w:color="auto" w:fill="FFFFFF"/>
           <w:lang w:eastAsia="es-PE"/>
-          <w14:ligatures w14:val="none"/>
+          <ns2:ligatures ns2:val="none"/>
         </w:rPr>
         <w:t>marzo</w:t>
       </w:r>
@@ -476,12 +476,12 @@
           <w:kern w:val="0"/>
           <w:shd w:val="clear" w:color="auto" w:fill="FFFFFF"/>
           <w:lang w:eastAsia="es-PE"/>
-          <w14:ligatures w14:val="none"/>
+          <ns2:ligatures ns2:val="none"/>
         </w:rPr>
         <w:t xml:space="preserve"> de 2026</w:t>
       </w:r>
     </w:p>
-    <w:p>
+    <w:p ns2:paraId="66CE1821" ns2:textId="77777777">
       <w:pPr>
         <w:tabs>
           <w:tab w:val="left" w:pos="1014"/>
@@ -493,11 +493,11 @@
           <w:color w:val="000000"/>
           <w:kern w:val="0"/>
           <w:lang w:eastAsia="es-PE"/>
-          <w14:ligatures w14:val="none"/>
-        </w:rPr>
-      </w:pPr>
-    </w:p>
-    <w:p>
+          <ns2:ligatures ns2:val="none"/>
+        </w:rPr>
+      </w:pPr>
+    </w:p>
+    <w:p ns2:paraId="0B80AAA5" ns2:textId="77777777">
       <w:pPr>
         <w:numPr>
           <w:ilvl w:val="0"/>
@@ -511,22 +511,22 @@
           <w:color w:val="000000"/>
           <w:kern w:val="0"/>
           <w:lang w:eastAsia="es-PE"/>
-          <w14:ligatures w14:val="none"/>
-        </w:rPr>
-      </w:pPr>
-      <w:r>
-        <w:rPr>
-          <w:rFonts w:ascii="Arial Narrow" w:eastAsia="Arial Narrow" w:hAnsi="Arial Narrow" w:cs="Arial Narrow"/>
-          <w:b/>
-          <w:color w:val="000000"/>
-          <w:kern w:val="0"/>
-          <w:lang w:eastAsia="es-PE"/>
-          <w14:ligatures w14:val="none"/>
+          <ns2:ligatures ns2:val="none"/>
+        </w:rPr>
+      </w:pPr>
+      <w:r>
+        <w:rPr>
+          <w:rFonts w:ascii="Arial Narrow" w:eastAsia="Arial Narrow" w:hAnsi="Arial Narrow" w:cs="Arial Narrow"/>
+          <w:b/>
+          <w:color w:val="000000"/>
+          <w:kern w:val="0"/>
+          <w:lang w:eastAsia="es-PE"/>
+          <ns2:ligatures ns2:val="none"/>
         </w:rPr>
         <w:t xml:space="preserve">HECHOS </w:t>
       </w:r>
     </w:p>
-    <w:p>
+    <w:p ns2:paraId="621F2AB2" ns2:textId="77777777">
       <w:pPr>
         <w:spacing w:after="0" w:line="240" w:lineRule="auto"/>
         <w:jc w:val="both"/>
@@ -535,11 +535,11 @@
           <w:color w:val="000000"/>
           <w:kern w:val="0"/>
           <w:lang w:eastAsia="es-PE"/>
-          <w14:ligatures w14:val="none"/>
-        </w:rPr>
-      </w:pPr>
-    </w:p>
-    <w:p>
+          <ns2:ligatures ns2:val="none"/>
+        </w:rPr>
+      </w:pPr>
+    </w:p>
+    <w:p ns2:paraId="60B5D5B0" ns2:textId="613A0A32">
       <w:pPr>
         <w:numPr>
           <w:ilvl w:val="1"/>
@@ -553,7 +553,7 @@
           <w:color w:val="000000"/>
           <w:kern w:val="0"/>
           <w:lang w:val="es-ES" w:eastAsia="es-ES"/>
-          <w14:ligatures w14:val="none"/>
+          <ns2:ligatures ns2:val="none"/>
         </w:rPr>
       </w:pPr>
       <w:r>
@@ -562,7 +562,7 @@
           <w:color w:val="000000"/>
           <w:kern w:val="0"/>
           <w:lang w:val="es-ES" w:eastAsia="es-ES"/>
-          <w14:ligatures w14:val="none"/>
+          <ns2:ligatures ns2:val="none"/>
         </w:rPr>
         <w:t xml:space="preserve">Mediante el escrito del 2 de febrero de 2026, el señor [APELLIDO] denunció a Rímac por presuntas infracciones a la Ley 29571, Código de Protección y Defensa del Consumidor (en adelante, Código), señalando lo siguiente:</w:t>
       </w:r>
@@ -572,7 +572,7 @@
           <w:color w:val="000000"/>
           <w:kern w:val="0"/>
           <w:lang w:val="es-ES" w:eastAsia="es-ES"/>
-          <w14:ligatures w14:val="none"/>
+          <ns2:ligatures ns2:val="none"/>
         </w:rPr>
         <w:t/>
       </w:r>
@@ -580,7 +580,7 @@
         <w:rPr>
           <w:rFonts w:ascii="Arial Narrow" w:eastAsia="Calibri" w:hAnsi="Arial Narrow" w:cs="Arial"/>
           <w:kern w:val="0"/>
-          <w14:ligatures w14:val="none"/>
+          <ns2:ligatures ns2:val="none"/>
         </w:rPr>
         <w:t/>
       </w:r>
@@ -588,7 +588,7 @@
         <w:rPr>
           <w:rFonts w:ascii="Arial Narrow" w:eastAsia="Calibri" w:hAnsi="Arial Narrow" w:cs="Arial"/>
           <w:kern w:val="0"/>
-          <w14:ligatures w14:val="none"/>
+          <ns2:ligatures ns2:val="none"/>
         </w:rPr>
         <w:t xml:space="preserve"/>
       </w:r>
@@ -596,7 +596,7 @@
         <w:rPr>
           <w:rFonts w:ascii="Arial Narrow" w:eastAsia="Calibri" w:hAnsi="Arial Narrow" w:cs="Arial"/>
           <w:kern w:val="0"/>
-          <w14:ligatures w14:val="none"/>
+          <ns2:ligatures ns2:val="none"/>
         </w:rPr>
         <w:t/>
       </w:r>
@@ -604,7 +604,7 @@
         <w:rPr>
           <w:rFonts w:ascii="Arial Narrow" w:eastAsia="Calibri" w:hAnsi="Arial Narrow" w:cs="Arial"/>
           <w:kern w:val="0"/>
-          <w14:ligatures w14:val="none"/>
+          <ns2:ligatures ns2:val="none"/>
         </w:rPr>
         <w:t xml:space="preserve"/>
       </w:r>
@@ -612,7 +612,7 @@
         <w:rPr>
           <w:rFonts w:ascii="Arial Narrow" w:eastAsia="Calibri" w:hAnsi="Arial Narrow" w:cs="Arial"/>
           <w:kern w:val="0"/>
-          <w14:ligatures w14:val="none"/>
+          <ns2:ligatures ns2:val="none"/>
         </w:rPr>
         <w:t xml:space="preserve"/>
       </w:r>
@@ -620,7 +620,7 @@
         <w:rPr>
           <w:rFonts w:ascii="Arial Narrow" w:eastAsia="Calibri" w:hAnsi="Arial Narrow" w:cs="Arial"/>
           <w:kern w:val="0"/>
-          <w14:ligatures w14:val="none"/>
+          <ns2:ligatures ns2:val="none"/>
         </w:rPr>
         <w:t/>
       </w:r>
@@ -630,7 +630,7 @@
           <w:color w:val="000000"/>
           <w:kern w:val="0"/>
           <w:lang w:val="es-ES" w:eastAsia="es-ES"/>
-          <w14:ligatures w14:val="none"/>
+          <ns2:ligatures ns2:val="none"/>
         </w:rPr>
         <w:t/>
       </w:r>
@@ -642,7 +642,7 @@
           <w:kern w:val="0"/>
           <w:vertAlign w:val="superscript"/>
           <w:lang w:val="es-ES" w:eastAsia="es-ES"/>
-          <w14:ligatures w14:val="none"/>
+          <ns2:ligatures ns2:val="none"/>
         </w:rPr>
         <w:footnoteReference w:id="1"/>
       </w:r>
@@ -652,7 +652,7 @@
           <w:color w:val="000000"/>
           <w:kern w:val="0"/>
           <w:lang w:val="es-ES" w:eastAsia="es-ES"/>
-          <w14:ligatures w14:val="none"/>
+          <ns2:ligatures ns2:val="none"/>
         </w:rPr>
         <w:t xml:space="preserve"/>
       </w:r>
@@ -663,12 +663,12 @@
           <w:color w:val="000000"/>
           <w:kern w:val="0"/>
           <w:lang w:val="es-ES" w:eastAsia="es-ES"/>
-          <w14:ligatures w14:val="none"/>
+          <ns2:ligatures ns2:val="none"/>
         </w:rPr>
         <w:t/>
       </w:r>
     </w:p>
-    <w:p>
+    <w:p ns2:paraId="512911CE" ns2:textId="77777777">
       <w:pPr>
         <w:spacing w:after="0" w:line="240" w:lineRule="auto"/>
         <w:ind w:left="1134"/>
@@ -678,11 +678,11 @@
           <w:color w:val="000000"/>
           <w:kern w:val="0"/>
           <w:lang w:eastAsia="es-ES"/>
-          <w14:ligatures w14:val="none"/>
-        </w:rPr>
-      </w:pPr>
-    </w:p>
-    <w:p>
+          <ns2:ligatures ns2:val="none"/>
+        </w:rPr>
+      </w:pPr>
+    </w:p>
+    <w:p ns2:paraId="5B4A843D" ns2:textId="7678D7F1">
       <w:pPr>
         <w:pStyle w:val="Prrafodelista"/>
         <w:numPr>
@@ -700,7 +700,7 @@
           <w:color w:val="000000"/>
           <w:kern w:val="0"/>
           <w:lang w:eastAsia="es-ES"/>
-          <w14:ligatures w14:val="none"/>
+          <ns2:ligatures ns2:val="none"/>
         </w:rPr>
       </w:pPr>
       <w:r>
@@ -709,7 +709,7 @@
           <w:color w:val="000000"/>
           <w:kern w:val="0"/>
           <w:lang w:eastAsia="es-ES"/>
-          <w14:ligatures w14:val="none"/>
+          <ns2:ligatures ns2:val="none"/>
         </w:rPr>
         <w:t>El 10 de noviembre de 2025, aproximadamente a las 20:30 horas</w:t>
       </w:r>
@@ -719,7 +719,7 @@
           <w:color w:val="000000"/>
           <w:kern w:val="0"/>
           <w:lang w:eastAsia="es-ES"/>
-          <w14:ligatures w14:val="none"/>
+          <ns2:ligatures ns2:val="none"/>
         </w:rPr>
         <w:t xml:space="preserve">, </w:t>
       </w:r>
@@ -729,7 +729,7 @@
           <w:color w:val="000000"/>
           <w:kern w:val="0"/>
           <w:lang w:eastAsia="es-ES"/>
-          <w14:ligatures w14:val="none"/>
+          <ns2:ligatures ns2:val="none"/>
         </w:rPr>
         <w:t>junto a su cónyuge fueron víctimas de un asalto a mano armada donde se les exigió entregar sus celulares, dos (2) tarjetas de débito del Banco BBVA Perú S.A</w:t>
       </w:r>
@@ -739,7 +739,7 @@
           <w:color w:val="000000"/>
           <w:kern w:val="0"/>
           <w:lang w:eastAsia="es-ES"/>
-          <w14:ligatures w14:val="none"/>
+          <ns2:ligatures ns2:val="none"/>
         </w:rPr>
         <w:t>. (en adelante, Banco)</w:t>
       </w:r>
@@ -749,12 +749,12 @@
           <w:color w:val="000000"/>
           <w:kern w:val="0"/>
           <w:lang w:eastAsia="es-ES"/>
-          <w14:ligatures w14:val="none"/>
+          <ns2:ligatures ns2:val="none"/>
         </w:rPr>
         <w:t xml:space="preserve">, documentos personales y pertenencias. Bajo amenaza, también se les obligó a proporcionar las claves de sus tarjetas y del aplicativo de banca móvil. </w:t>
       </w:r>
     </w:p>
-    <w:p>
+    <w:p ns2:paraId="63B0B04A" ns2:textId="77777777">
       <w:pPr>
         <w:pStyle w:val="Prrafodelista"/>
         <w:spacing w:after="0" w:line="240" w:lineRule="auto"/>
@@ -765,11 +765,11 @@
           <w:color w:val="000000"/>
           <w:kern w:val="0"/>
           <w:lang w:eastAsia="es-ES"/>
-          <w14:ligatures w14:val="none"/>
-        </w:rPr>
-      </w:pPr>
-    </w:p>
-    <w:p>
+          <ns2:ligatures ns2:val="none"/>
+        </w:rPr>
+      </w:pPr>
+    </w:p>
+    <w:p ns2:paraId="2159C84C" ns2:textId="242BF967">
       <w:pPr>
         <w:pStyle w:val="Prrafodelista"/>
         <w:numPr>
@@ -787,7 +787,7 @@
           <w:color w:val="000000"/>
           <w:kern w:val="0"/>
           <w:lang w:eastAsia="es-ES"/>
-          <w14:ligatures w14:val="none"/>
+          <ns2:ligatures ns2:val="none"/>
         </w:rPr>
       </w:pPr>
       <w:r>
@@ -796,7 +796,7 @@
           <w:color w:val="000000"/>
           <w:kern w:val="0"/>
           <w:lang w:eastAsia="es-ES"/>
-          <w14:ligatures w14:val="none"/>
+          <ns2:ligatures ns2:val="none"/>
         </w:rPr>
         <w:t xml:space="preserve">Ese mismo día, a las 20:39 horas, procedió a bloquear la Tarjeta de Débito 4551 03** **** 2134 del Banco. Posteriormente, a las 22:14 horas, </w:t>
       </w:r>
@@ -806,7 +806,7 @@
           <w:color w:val="000000"/>
           <w:kern w:val="0"/>
           <w:lang w:eastAsia="es-ES"/>
-          <w14:ligatures w14:val="none"/>
+          <ns2:ligatures ns2:val="none"/>
         </w:rPr>
         <w:t>se realizó la denuncia policial correspondiente</w:t>
       </w:r>
@@ -816,12 +816,12 @@
           <w:color w:val="000000"/>
           <w:kern w:val="0"/>
           <w:lang w:eastAsia="es-ES"/>
-          <w14:ligatures w14:val="none"/>
+          <ns2:ligatures ns2:val="none"/>
         </w:rPr>
         <w:t>.</w:t>
       </w:r>
     </w:p>
-    <w:p>
+    <w:p ns2:paraId="305BFEF6" ns2:textId="77777777">
       <w:pPr>
         <w:spacing w:after="0" w:line="240" w:lineRule="auto"/>
         <w:ind w:left="1134"/>
@@ -831,11 +831,11 @@
           <w:color w:val="000000"/>
           <w:kern w:val="0"/>
           <w:lang w:eastAsia="es-ES"/>
-          <w14:ligatures w14:val="none"/>
-        </w:rPr>
-      </w:pPr>
-    </w:p>
-    <w:p>
+          <ns2:ligatures ns2:val="none"/>
+        </w:rPr>
+      </w:pPr>
+    </w:p>
+    <w:p ns2:paraId="5450E886" ns2:textId="2123F152">
       <w:pPr>
         <w:pStyle w:val="Prrafodelista"/>
         <w:numPr>
@@ -853,7 +853,7 @@
           <w:color w:val="000000"/>
           <w:kern w:val="0"/>
           <w:lang w:eastAsia="es-ES"/>
-          <w14:ligatures w14:val="none"/>
+          <ns2:ligatures ns2:val="none"/>
         </w:rPr>
       </w:pPr>
       <w:r>
@@ -862,7 +862,7 @@
           <w:color w:val="000000"/>
           <w:kern w:val="0"/>
           <w:lang w:eastAsia="es-ES"/>
-          <w14:ligatures w14:val="none"/>
+          <ns2:ligatures ns2:val="none"/>
         </w:rPr>
         <w:t xml:space="preserve">El 11 de noviembre de 2025, a las 9:51 horas, al revisar los movimientos de la Cuenta en Soles </w:t>
       </w:r>
@@ -873,7 +873,7 @@
           <w:color w:val="000000"/>
           <w:kern w:val="0"/>
           <w:lang w:eastAsia="es-ES"/>
-          <w14:ligatures w14:val="none"/>
+          <ns2:ligatures ns2:val="none"/>
         </w:rPr>
         <w:t/>
       </w:r>
@@ -884,7 +884,7 @@
           <w:color w:val="000000"/>
           <w:kern w:val="0"/>
           <w:lang w:eastAsia="es-ES"/>
-          <w14:ligatures w14:val="none"/>
+          <ns2:ligatures ns2:val="none"/>
         </w:rPr>
         <w:t xml:space="preserve"> 0011-0***-0100001242 del Banco, advirtió que el 10 de noviembre de 2025, a las 20:31 horas, se habían transferido S/ 28 000,00 a la Cuenta Interbank 003 6**700, perteneciente</w:t>
       </w:r>
@@ -894,7 +894,7 @@
           <w:color w:val="000000"/>
           <w:kern w:val="0"/>
           <w:lang w:eastAsia="es-ES"/>
-          <w14:ligatures w14:val="none"/>
+          <ns2:ligatures ns2:val="none"/>
         </w:rPr>
         <w:t xml:space="preserve"> al señor de iniciales</w:t>
       </w:r>
@@ -904,7 +904,7 @@
           <w:color w:val="000000"/>
           <w:kern w:val="0"/>
           <w:lang w:eastAsia="es-ES"/>
-          <w14:ligatures w14:val="none"/>
+          <ns2:ligatures ns2:val="none"/>
         </w:rPr>
         <w:t xml:space="preserve"> </w:t>
       </w:r>
@@ -914,7 +914,7 @@
           <w:color w:val="000000"/>
           <w:kern w:val="0"/>
           <w:lang w:eastAsia="es-ES"/>
-          <w14:ligatures w14:val="none"/>
+          <ns2:ligatures ns2:val="none"/>
         </w:rPr>
         <w:t>J.L.A.F</w:t>
       </w:r>
@@ -924,12 +924,12 @@
           <w:color w:val="000000"/>
           <w:kern w:val="0"/>
           <w:lang w:eastAsia="es-ES"/>
-          <w14:ligatures w14:val="none"/>
+          <ns2:ligatures ns2:val="none"/>
         </w:rPr>
         <w:t>. Esa operación fue identificada como 000722403000072254.</w:t>
       </w:r>
     </w:p>
-    <w:p>
+    <w:p ns2:paraId="3EF54F9F" ns2:textId="77777777">
       <w:pPr>
         <w:pStyle w:val="Prrafodelista"/>
         <w:spacing w:after="0" w:line="240" w:lineRule="auto"/>
@@ -940,11 +940,11 @@
           <w:color w:val="000000"/>
           <w:kern w:val="0"/>
           <w:lang w:eastAsia="es-ES"/>
-          <w14:ligatures w14:val="none"/>
-        </w:rPr>
-      </w:pPr>
-    </w:p>
-    <w:p>
+          <ns2:ligatures ns2:val="none"/>
+        </w:rPr>
+      </w:pPr>
+    </w:p>
+    <w:p ns2:paraId="200B2820" ns2:textId="71D8FF2D">
       <w:pPr>
         <w:pStyle w:val="Prrafodelista"/>
         <w:numPr>
@@ -962,7 +962,7 @@
           <w:color w:val="000000"/>
           <w:kern w:val="0"/>
           <w:lang w:eastAsia="es-ES"/>
-          <w14:ligatures w14:val="none"/>
+          <ns2:ligatures ns2:val="none"/>
         </w:rPr>
       </w:pPr>
       <w:r>
@@ -971,7 +971,7 @@
           <w:color w:val="000000"/>
           <w:kern w:val="0"/>
           <w:lang w:eastAsia="es-ES"/>
-          <w14:ligatures w14:val="none"/>
+          <ns2:ligatures ns2:val="none"/>
         </w:rPr>
         <w:t xml:space="preserve">El </w:t>
       </w:r>
@@ -981,7 +981,7 @@
           <w:color w:val="000000"/>
           <w:kern w:val="0"/>
           <w:lang w:eastAsia="es-ES"/>
-          <w14:ligatures w14:val="none"/>
+          <ns2:ligatures ns2:val="none"/>
         </w:rPr>
         <w:t>mismo día</w:t>
       </w:r>
@@ -991,7 +991,7 @@
           <w:color w:val="000000"/>
           <w:kern w:val="0"/>
           <w:lang w:eastAsia="es-ES"/>
-          <w14:ligatures w14:val="none"/>
+          <ns2:ligatures ns2:val="none"/>
         </w:rPr>
         <w:t xml:space="preserve">, presentó un reclamo ante el </w:t>
       </w:r>
@@ -1001,7 +1001,7 @@
           <w:color w:val="000000"/>
           <w:kern w:val="0"/>
           <w:lang w:eastAsia="es-ES"/>
-          <w14:ligatures w14:val="none"/>
+          <ns2:ligatures ns2:val="none"/>
         </w:rPr>
         <w:t xml:space="preserve">Banco </w:t>
       </w:r>
@@ -1011,7 +1011,7 @@
           <w:color w:val="000000"/>
           <w:kern w:val="0"/>
           <w:lang w:eastAsia="es-ES"/>
-          <w14:ligatures w14:val="none"/>
+          <ns2:ligatures ns2:val="none"/>
         </w:rPr>
         <w:t>por la referida operación no reconocida, el cual fue registrado con 11112500168.</w:t>
       </w:r>
@@ -1021,7 +1021,7 @@
           <w:color w:val="000000"/>
           <w:kern w:val="0"/>
           <w:lang w:eastAsia="es-ES"/>
-          <w14:ligatures w14:val="none"/>
+          <ns2:ligatures ns2:val="none"/>
         </w:rPr>
         <w:t xml:space="preserve"> Asimismo</w:t>
       </w:r>
@@ -1031,7 +1031,7 @@
           <w:color w:val="000000"/>
           <w:kern w:val="0"/>
           <w:lang w:eastAsia="es-ES"/>
-          <w14:ligatures w14:val="none"/>
+          <ns2:ligatures ns2:val="none"/>
         </w:rPr>
         <w:t xml:space="preserve">, comunicó los hechos a </w:t>
       </w:r>
@@ -1041,7 +1041,7 @@
           <w:color w:val="000000"/>
           <w:kern w:val="0"/>
           <w:lang w:eastAsia="es-ES"/>
-          <w14:ligatures w14:val="none"/>
+          <ns2:ligatures ns2:val="none"/>
         </w:rPr>
         <w:t xml:space="preserve">Rímac </w:t>
       </w:r>
@@ -1051,7 +1051,7 @@
           <w:color w:val="000000"/>
           <w:kern w:val="0"/>
           <w:lang w:eastAsia="es-ES"/>
-          <w14:ligatures w14:val="none"/>
+          <ns2:ligatures ns2:val="none"/>
         </w:rPr>
         <w:t xml:space="preserve">y solicitó </w:t>
       </w:r>
@@ -1061,7 +1061,7 @@
           <w:color w:val="000000"/>
           <w:kern w:val="0"/>
           <w:lang w:eastAsia="es-ES"/>
-          <w14:ligatures w14:val="none"/>
+          <ns2:ligatures ns2:val="none"/>
         </w:rPr>
         <w:t>el otorgamiento de</w:t>
       </w:r>
@@ -1071,7 +1071,7 @@
           <w:color w:val="000000"/>
           <w:kern w:val="0"/>
           <w:lang w:eastAsia="es-ES"/>
-          <w14:ligatures w14:val="none"/>
+          <ns2:ligatures ns2:val="none"/>
         </w:rPr>
         <w:t xml:space="preserve"> cobertura del Seguro de Protección de Tarjetas por la suma de S/28 000,00 sustraída de su cuenta</w:t>
       </w:r>
@@ -1081,7 +1081,7 @@
           <w:color w:val="000000"/>
           <w:kern w:val="0"/>
           <w:lang w:eastAsia="es-ES"/>
-          <w14:ligatures w14:val="none"/>
+          <ns2:ligatures ns2:val="none"/>
         </w:rPr>
         <w:t xml:space="preserve"> bancaria, el cual fue registrado como el Siniestro 1103-59343</w:t>
       </w:r>
@@ -1091,7 +1091,7 @@
           <w:color w:val="000000"/>
           <w:kern w:val="0"/>
           <w:lang w:eastAsia="es-ES"/>
-          <w14:ligatures w14:val="none"/>
+          <ns2:ligatures ns2:val="none"/>
         </w:rPr>
         <w:t>.</w:t>
       </w:r>
@@ -1101,12 +1101,12 @@
           <w:color w:val="000000"/>
           <w:kern w:val="0"/>
           <w:lang w:eastAsia="es-ES"/>
-          <w14:ligatures w14:val="none"/>
+          <ns2:ligatures ns2:val="none"/>
         </w:rPr>
         <w:t xml:space="preserve"> </w:t>
       </w:r>
     </w:p>
-    <w:p>
+    <w:p ns2:paraId="670F28E4" ns2:textId="77777777">
       <w:pPr>
         <w:pStyle w:val="Prrafodelista"/>
         <w:spacing w:after="0" w:line="240" w:lineRule="auto"/>
@@ -1117,11 +1117,11 @@
           <w:color w:val="000000"/>
           <w:kern w:val="0"/>
           <w:lang w:eastAsia="es-ES"/>
-          <w14:ligatures w14:val="none"/>
-        </w:rPr>
-      </w:pPr>
-    </w:p>
-    <w:p>
+          <ns2:ligatures ns2:val="none"/>
+        </w:rPr>
+      </w:pPr>
+    </w:p>
+    <w:p ns2:paraId="4BA0A7CA" ns2:textId="4222F94F">
       <w:pPr>
         <w:pStyle w:val="Prrafodelista"/>
         <w:numPr>
@@ -1139,7 +1139,7 @@
           <w:color w:val="000000"/>
           <w:kern w:val="0"/>
           <w:lang w:eastAsia="es-ES"/>
-          <w14:ligatures w14:val="none"/>
+          <ns2:ligatures ns2:val="none"/>
         </w:rPr>
       </w:pPr>
       <w:r>
@@ -1148,7 +1148,7 @@
           <w:color w:val="000000"/>
           <w:kern w:val="0"/>
           <w:lang w:eastAsia="es-ES"/>
-          <w14:ligatures w14:val="none"/>
+          <ns2:ligatures ns2:val="none"/>
         </w:rPr>
         <w:t xml:space="preserve">El 20 de noviembre de 2025, recibió comunicación del </w:t>
       </w:r>
@@ -1158,7 +1158,7 @@
           <w:color w:val="000000"/>
           <w:kern w:val="0"/>
           <w:lang w:eastAsia="es-ES"/>
-          <w14:ligatures w14:val="none"/>
+          <ns2:ligatures ns2:val="none"/>
         </w:rPr>
         <w:t xml:space="preserve">Banco </w:t>
       </w:r>
@@ -1168,7 +1168,7 @@
           <w:color w:val="000000"/>
           <w:kern w:val="0"/>
           <w:lang w:eastAsia="es-ES"/>
-          <w14:ligatures w14:val="none"/>
+          <ns2:ligatures ns2:val="none"/>
         </w:rPr>
         <w:t xml:space="preserve">mediante la cual le informaron que no correspondía atender favorablemente su reclamo, señalando que la operación fue realizada con el ingreso de información confidencial como su </w:t>
       </w:r>
@@ -1178,7 +1178,7 @@
           <w:color w:val="000000"/>
           <w:kern w:val="0"/>
           <w:lang w:eastAsia="es-ES"/>
-          <w14:ligatures w14:val="none"/>
+          <ns2:ligatures ns2:val="none"/>
         </w:rPr>
         <w:t>Documento Nacional de Identidad</w:t>
       </w:r>
@@ -1188,7 +1188,7 @@
           <w:color w:val="000000"/>
           <w:kern w:val="0"/>
           <w:lang w:eastAsia="es-ES"/>
-          <w14:ligatures w14:val="none"/>
+          <ns2:ligatures ns2:val="none"/>
         </w:rPr>
         <w:t xml:space="preserve">, clave de acceso de banca por internet y clave token digital desde su dispositivo, e indicándole que podía comunicarse con </w:t>
       </w:r>
@@ -1198,7 +1198,7 @@
           <w:color w:val="000000"/>
           <w:kern w:val="0"/>
           <w:lang w:eastAsia="es-ES"/>
-          <w14:ligatures w14:val="none"/>
+          <ns2:ligatures ns2:val="none"/>
         </w:rPr>
         <w:t xml:space="preserve">Rímac </w:t>
       </w:r>
@@ -1208,7 +1208,7 @@
           <w:color w:val="000000"/>
           <w:kern w:val="0"/>
           <w:lang w:eastAsia="es-ES"/>
-          <w14:ligatures w14:val="none"/>
+          <ns2:ligatures ns2:val="none"/>
         </w:rPr>
         <w:t xml:space="preserve">por contar con </w:t>
       </w:r>
@@ -1218,7 +1218,7 @@
           <w:color w:val="000000"/>
           <w:kern w:val="0"/>
           <w:lang w:eastAsia="es-ES"/>
-          <w14:ligatures w14:val="none"/>
+          <ns2:ligatures ns2:val="none"/>
         </w:rPr>
         <w:t>el Seguro de Protección de Tarjetas</w:t>
       </w:r>
@@ -1228,7 +1228,7 @@
           <w:color w:val="000000"/>
           <w:kern w:val="0"/>
           <w:lang w:eastAsia="es-ES"/>
-          <w14:ligatures w14:val="none"/>
+          <ns2:ligatures ns2:val="none"/>
         </w:rPr>
         <w:t>.</w:t>
       </w:r>
@@ -1238,12 +1238,12 @@
           <w:color w:val="000000"/>
           <w:kern w:val="0"/>
           <w:lang w:eastAsia="es-ES"/>
-          <w14:ligatures w14:val="none"/>
+          <ns2:ligatures ns2:val="none"/>
         </w:rPr>
         <w:t xml:space="preserve"> </w:t>
       </w:r>
     </w:p>
-    <w:p>
+    <w:p ns2:paraId="6D51DEF9" ns2:textId="77777777">
       <w:pPr>
         <w:pStyle w:val="Prrafodelista"/>
         <w:spacing w:after="0" w:line="240" w:lineRule="auto"/>
@@ -1254,11 +1254,11 @@
           <w:color w:val="000000"/>
           <w:kern w:val="0"/>
           <w:lang w:eastAsia="es-ES"/>
-          <w14:ligatures w14:val="none"/>
-        </w:rPr>
-      </w:pPr>
-    </w:p>
-    <w:p>
+          <ns2:ligatures ns2:val="none"/>
+        </w:rPr>
+      </w:pPr>
+    </w:p>
+    <w:p ns2:paraId="2F9CF7F5" ns2:textId="2E4E204C">
       <w:pPr>
         <w:pStyle w:val="Prrafodelista"/>
         <w:numPr>
@@ -1273,7 +1273,7 @@
           <w:color w:val="000000"/>
           <w:kern w:val="0"/>
           <w:lang w:eastAsia="es-ES"/>
-          <w14:ligatures w14:val="none"/>
+          <ns2:ligatures ns2:val="none"/>
         </w:rPr>
       </w:pPr>
       <w:r>
@@ -1282,7 +1282,7 @@
           <w:color w:val="000000"/>
           <w:kern w:val="0"/>
           <w:lang w:eastAsia="es-ES"/>
-          <w14:ligatures w14:val="none"/>
+          <ns2:ligatures ns2:val="none"/>
         </w:rPr>
         <w:lastRenderedPageBreak/>
         <w:t xml:space="preserve">El 25 de noviembre de 2025, Rímac </w:t>
@@ -1293,7 +1293,7 @@
           <w:color w:val="000000"/>
           <w:kern w:val="0"/>
           <w:lang w:eastAsia="es-ES"/>
-          <w14:ligatures w14:val="none"/>
+          <ns2:ligatures ns2:val="none"/>
         </w:rPr>
         <w:t>respondió su solicitud presentada el 11 de noviembre de 2025, indicándole que</w:t>
       </w:r>
@@ -1303,7 +1303,7 @@
           <w:color w:val="000000"/>
           <w:kern w:val="0"/>
           <w:lang w:eastAsia="es-ES"/>
-          <w14:ligatures w14:val="none"/>
+          <ns2:ligatures ns2:val="none"/>
         </w:rPr>
         <w:t xml:space="preserve"> que la cobertura aplicable al </w:t>
       </w:r>
@@ -1313,7 +1313,7 @@
           <w:color w:val="000000"/>
           <w:kern w:val="0"/>
           <w:lang w:eastAsia="es-ES"/>
-          <w14:ligatures w14:val="none"/>
+          <ns2:ligatures ns2:val="none"/>
         </w:rPr>
         <w:t xml:space="preserve">Siniestro 1103-59343 </w:t>
       </w:r>
@@ -1323,7 +1323,7 @@
           <w:color w:val="000000"/>
           <w:kern w:val="0"/>
           <w:lang w:eastAsia="es-ES"/>
-          <w14:ligatures w14:val="none"/>
+          <ns2:ligatures ns2:val="none"/>
         </w:rPr>
         <w:t xml:space="preserve">correspondía a la </w:t>
       </w:r>
@@ -1333,7 +1333,7 @@
           <w:color w:val="000000"/>
           <w:kern w:val="0"/>
           <w:lang w:eastAsia="es-ES"/>
-          <w14:ligatures w14:val="none"/>
+          <ns2:ligatures ns2:val="none"/>
         </w:rPr>
         <w:t xml:space="preserve">cobertura patrimonial por transferencias hasta </w:t>
       </w:r>
@@ -1343,7 +1343,7 @@
           <w:color w:val="000000"/>
           <w:kern w:val="0"/>
           <w:lang w:eastAsia="es-ES"/>
-          <w14:ligatures w14:val="none"/>
+          <ns2:ligatures ns2:val="none"/>
         </w:rPr>
         <w:t>por un máximo de US$</w:t>
       </w:r>
@@ -1353,7 +1353,7 @@
           <w:color w:val="000000"/>
           <w:kern w:val="0"/>
           <w:lang w:eastAsia="es-ES"/>
-          <w14:ligatures w14:val="none"/>
+          <ns2:ligatures ns2:val="none"/>
         </w:rPr>
         <w:t xml:space="preserve"> </w:t>
       </w:r>
@@ -1363,7 +1363,7 @@
           <w:color w:val="000000"/>
           <w:kern w:val="0"/>
           <w:lang w:eastAsia="es-ES"/>
-          <w14:ligatures w14:val="none"/>
+          <ns2:ligatures ns2:val="none"/>
         </w:rPr>
         <w:t>450,00 por año, equivalente a S/</w:t>
       </w:r>
@@ -1373,7 +1373,7 @@
           <w:color w:val="000000"/>
           <w:kern w:val="0"/>
           <w:lang w:eastAsia="es-ES"/>
-          <w14:ligatures w14:val="none"/>
+          <ns2:ligatures ns2:val="none"/>
         </w:rPr>
         <w:t xml:space="preserve"> </w:t>
       </w:r>
@@ -1383,7 +1383,7 @@
           <w:color w:val="000000"/>
           <w:kern w:val="0"/>
           <w:lang w:eastAsia="es-ES"/>
-          <w14:ligatures w14:val="none"/>
+          <ns2:ligatures ns2:val="none"/>
         </w:rPr>
         <w:t xml:space="preserve">1 518,00, precisando que dicho monto constituía el total a abonar por la </w:t>
       </w:r>
@@ -1393,7 +1393,7 @@
           <w:color w:val="000000"/>
           <w:kern w:val="0"/>
           <w:lang w:eastAsia="es-ES"/>
-          <w14:ligatures w14:val="none"/>
+          <ns2:ligatures ns2:val="none"/>
         </w:rPr>
         <w:t xml:space="preserve">compañía </w:t>
       </w:r>
@@ -1403,7 +1403,7 @@
           <w:color w:val="000000"/>
           <w:kern w:val="0"/>
           <w:lang w:eastAsia="es-ES"/>
-          <w14:ligatures w14:val="none"/>
+          <ns2:ligatures ns2:val="none"/>
         </w:rPr>
         <w:t>aseguradora</w:t>
       </w:r>
@@ -1413,12 +1413,12 @@
           <w:color w:val="000000"/>
           <w:kern w:val="0"/>
           <w:lang w:eastAsia="es-ES"/>
-          <w14:ligatures w14:val="none"/>
+          <ns2:ligatures ns2:val="none"/>
         </w:rPr>
         <w:t xml:space="preserve">. </w:t>
       </w:r>
     </w:p>
-    <w:p>
+    <w:p ns2:paraId="337A56A5" ns2:textId="77777777">
       <w:pPr>
         <w:pStyle w:val="Prrafodelista"/>
         <w:ind w:left="1134"/>
@@ -1427,11 +1427,11 @@
           <w:color w:val="000000"/>
           <w:kern w:val="0"/>
           <w:lang w:eastAsia="es-ES"/>
-          <w14:ligatures w14:val="none"/>
-        </w:rPr>
-      </w:pPr>
-    </w:p>
-    <w:p>
+          <ns2:ligatures ns2:val="none"/>
+        </w:rPr>
+      </w:pPr>
+    </w:p>
+    <w:p ns2:paraId="3108A3A2" ns2:textId="4BAA6686">
       <w:pPr>
         <w:pStyle w:val="Prrafodelista"/>
         <w:numPr>
@@ -1446,7 +1446,7 @@
           <w:color w:val="000000"/>
           <w:kern w:val="0"/>
           <w:lang w:eastAsia="es-ES"/>
-          <w14:ligatures w14:val="none"/>
+          <ns2:ligatures ns2:val="none"/>
         </w:rPr>
       </w:pPr>
       <w:r>
@@ -1455,7 +1455,7 @@
           <w:color w:val="000000"/>
           <w:kern w:val="0"/>
           <w:lang w:eastAsia="es-ES"/>
-          <w14:ligatures w14:val="none"/>
+          <ns2:ligatures ns2:val="none"/>
         </w:rPr>
         <w:t>Por otra parte, n</w:t>
       </w:r>
@@ -1465,7 +1465,7 @@
           <w:color w:val="000000"/>
           <w:kern w:val="0"/>
           <w:lang w:eastAsia="es-ES"/>
-          <w14:ligatures w14:val="none"/>
+          <ns2:ligatures ns2:val="none"/>
         </w:rPr>
         <w:t xml:space="preserve">unca recibió la póliza del </w:t>
       </w:r>
@@ -1475,7 +1475,7 @@
           <w:color w:val="000000"/>
           <w:kern w:val="0"/>
           <w:lang w:eastAsia="es-ES"/>
-          <w14:ligatures w14:val="none"/>
+          <ns2:ligatures ns2:val="none"/>
         </w:rPr>
         <w:t>Seguro de Protección de Tarjetas</w:t>
       </w:r>
@@ -1485,7 +1485,7 @@
           <w:color w:val="000000"/>
           <w:kern w:val="0"/>
           <w:lang w:eastAsia="es-ES"/>
-          <w14:ligatures w14:val="none"/>
+          <ns2:ligatures ns2:val="none"/>
         </w:rPr>
         <w:t xml:space="preserve">, ni física ni virtual, por lo que desconocía los límites, exclusiones o alcances reales del producto. </w:t>
       </w:r>
@@ -1495,7 +1495,7 @@
           <w:color w:val="000000"/>
           <w:kern w:val="0"/>
           <w:lang w:eastAsia="es-ES"/>
-          <w14:ligatures w14:val="none"/>
+          <ns2:ligatures ns2:val="none"/>
         </w:rPr>
         <w:t>Además,</w:t>
       </w:r>
@@ -1505,7 +1505,7 @@
           <w:color w:val="000000"/>
           <w:kern w:val="0"/>
           <w:lang w:eastAsia="es-ES"/>
-          <w14:ligatures w14:val="none"/>
+          <ns2:ligatures ns2:val="none"/>
         </w:rPr>
         <w:t xml:space="preserve"> el personal del Banco le informó que </w:t>
       </w:r>
@@ -1515,7 +1515,7 @@
           <w:color w:val="000000"/>
           <w:kern w:val="0"/>
           <w:lang w:eastAsia="es-ES"/>
-          <w14:ligatures w14:val="none"/>
+          <ns2:ligatures ns2:val="none"/>
         </w:rPr>
         <w:t>la póliza</w:t>
       </w:r>
@@ -1525,7 +1525,7 @@
           <w:color w:val="000000"/>
           <w:kern w:val="0"/>
           <w:lang w:eastAsia="es-ES"/>
-          <w14:ligatures w14:val="none"/>
+          <ns2:ligatures ns2:val="none"/>
         </w:rPr>
         <w:t xml:space="preserve"> cubriría cualquier </w:t>
       </w:r>
@@ -1535,7 +1535,7 @@
           <w:color w:val="000000"/>
           <w:kern w:val="0"/>
           <w:lang w:eastAsia="es-ES"/>
-          <w14:ligatures w14:val="none"/>
+          <ns2:ligatures ns2:val="none"/>
         </w:rPr>
         <w:t>robo u operación fraudulenta</w:t>
       </w:r>
@@ -1545,7 +1545,7 @@
           <w:color w:val="000000"/>
           <w:kern w:val="0"/>
           <w:lang w:eastAsia="es-ES"/>
-          <w14:ligatures w14:val="none"/>
+          <ns2:ligatures ns2:val="none"/>
         </w:rPr>
         <w:t xml:space="preserve"> respecto de sus cuentas, lo que generó la convicción razonable de que sus fondos estaban protegidos. Basándose en esa información, confió en que la contratación era idónea y suficiente para eventos como el ocurrido</w:t>
       </w:r>
@@ -1555,7 +1555,7 @@
           <w:color w:val="000000"/>
           <w:kern w:val="0"/>
           <w:lang w:eastAsia="es-ES"/>
-          <w14:ligatures w14:val="none"/>
+          <ns2:ligatures ns2:val="none"/>
         </w:rPr>
         <w:t xml:space="preserve"> el </w:t>
       </w:r>
@@ -1565,7 +1565,7 @@
           <w:color w:val="000000"/>
           <w:kern w:val="0"/>
           <w:lang w:eastAsia="es-ES"/>
-          <w14:ligatures w14:val="none"/>
+          <ns2:ligatures ns2:val="none"/>
         </w:rPr>
         <w:t>10 de noviembre de 2025</w:t>
       </w:r>
@@ -1575,7 +1575,7 @@
           <w:color w:val="000000"/>
           <w:kern w:val="0"/>
           <w:lang w:eastAsia="es-ES"/>
-          <w14:ligatures w14:val="none"/>
+          <ns2:ligatures ns2:val="none"/>
         </w:rPr>
         <w:t>.</w:t>
       </w:r>
@@ -1585,12 +1585,12 @@
           <w:color w:val="000000"/>
           <w:kern w:val="0"/>
           <w:lang w:eastAsia="es-ES"/>
-          <w14:ligatures w14:val="none"/>
+          <ns2:ligatures ns2:val="none"/>
         </w:rPr>
         <w:t xml:space="preserve"> </w:t>
       </w:r>
     </w:p>
-    <w:p>
+    <w:p ns2:paraId="33E14FF7" ns2:textId="77777777">
       <w:pPr>
         <w:tabs>
           <w:tab w:val="left" w:pos="1134"/>
@@ -1602,11 +1602,11 @@
           <w:color w:val="000000"/>
           <w:kern w:val="0"/>
           <w:lang w:eastAsia="es-ES"/>
-          <w14:ligatures w14:val="none"/>
-        </w:rPr>
-      </w:pPr>
-    </w:p>
-    <w:p>
+          <ns2:ligatures ns2:val="none"/>
+        </w:rPr>
+      </w:pPr>
+    </w:p>
+    <w:p ns2:paraId="65C58807" ns2:textId="775204F3">
       <w:pPr>
         <w:numPr>
           <w:ilvl w:val="1"/>
@@ -1624,7 +1624,7 @@
           <w:color w:val="000000"/>
           <w:kern w:val="0"/>
           <w:lang w:val="es-ES" w:eastAsia="es-ES"/>
-          <w14:ligatures w14:val="none"/>
+          <ns2:ligatures ns2:val="none"/>
         </w:rPr>
       </w:pPr>
       <w:r>
@@ -1633,7 +1633,7 @@
           <w:color w:val="000000"/>
           <w:kern w:val="0"/>
           <w:lang w:val="es-ES" w:eastAsia="es-ES"/>
-          <w14:ligatures w14:val="none"/>
+          <ns2:ligatures ns2:val="none"/>
         </w:rPr>
         <w:t xml:space="preserve">El señor [APELLIDO] solicitó, en calidad de medida correctiva, que Rímac cumpla con otorgar la cobertura del Seguro de Protección de Tarjetas por el Siniestro 1103-59343 por la suma de S/ 28 000,00. Asimismo, requirió el reembolso de costos y costas del presente procedimiento.</w:t>
       </w:r>
@@ -1643,7 +1643,7 @@
           <w:color w:val="000000"/>
           <w:kern w:val="0"/>
           <w:lang w:val="es-ES" w:eastAsia="es-ES"/>
-          <w14:ligatures w14:val="none"/>
+          <ns2:ligatures ns2:val="none"/>
         </w:rPr>
         <w:t xml:space="preserve"/>
       </w:r>
@@ -1651,7 +1651,7 @@
         <w:rPr>
           <w:rFonts w:ascii="Arial Narrow" w:eastAsia="Calibri" w:hAnsi="Arial Narrow" w:cs="Arial"/>
           <w:kern w:val="0"/>
-          <w14:ligatures w14:val="none"/>
+          <ns2:ligatures ns2:val="none"/>
         </w:rPr>
         <w:t xml:space="preserve"/>
       </w:r>
@@ -1661,7 +1661,7 @@
           <w:color w:val="000000"/>
           <w:kern w:val="0"/>
           <w:lang w:val="es-ES" w:eastAsia="es-ES"/>
-          <w14:ligatures w14:val="none"/>
+          <ns2:ligatures ns2:val="none"/>
         </w:rPr>
         <w:t xml:space="preserve"/>
       </w:r>
@@ -1671,7 +1671,7 @@
           <w:color w:val="000000"/>
           <w:kern w:val="0"/>
           <w:lang w:val="es-ES" w:eastAsia="es-ES"/>
-          <w14:ligatures w14:val="none"/>
+          <ns2:ligatures ns2:val="none"/>
         </w:rPr>
         <w:t xml:space="preserve"/>
       </w:r>
@@ -1681,7 +1681,7 @@
           <w:color w:val="000000"/>
           <w:kern w:val="0"/>
           <w:lang w:val="es-ES" w:eastAsia="es-ES"/>
-          <w14:ligatures w14:val="none"/>
+          <ns2:ligatures ns2:val="none"/>
         </w:rPr>
         <w:t xml:space="preserve"/>
       </w:r>
@@ -1691,7 +1691,7 @@
           <w:color w:val="000000"/>
           <w:kern w:val="0"/>
           <w:lang w:val="es-ES" w:eastAsia="es-ES"/>
-          <w14:ligatures w14:val="none"/>
+          <ns2:ligatures ns2:val="none"/>
         </w:rPr>
         <w:t xml:space="preserve"/>
       </w:r>
@@ -1701,7 +1701,7 @@
           <w:color w:val="000000"/>
           <w:kern w:val="0"/>
           <w:lang w:eastAsia="es-ES"/>
-          <w14:ligatures w14:val="none"/>
+          <ns2:ligatures ns2:val="none"/>
         </w:rPr>
         <w:t xml:space="preserve"/>
       </w:r>
@@ -1711,7 +1711,7 @@
           <w:color w:val="000000"/>
           <w:kern w:val="0"/>
           <w:lang w:val="es-ES" w:eastAsia="es-ES"/>
-          <w14:ligatures w14:val="none"/>
+          <ns2:ligatures ns2:val="none"/>
         </w:rPr>
         <w:t/>
       </w:r>
@@ -1721,7 +1721,7 @@
           <w:color w:val="000000"/>
           <w:kern w:val="0"/>
           <w:lang w:val="es-ES" w:eastAsia="es-ES"/>
-          <w14:ligatures w14:val="none"/>
+          <ns2:ligatures ns2:val="none"/>
         </w:rPr>
         <w:t xml:space="preserve"/>
       </w:r>
@@ -1731,7 +1731,7 @@
           <w:color w:val="000000"/>
           <w:kern w:val="0"/>
           <w:lang w:eastAsia="es-ES"/>
-          <w14:ligatures w14:val="none"/>
+          <ns2:ligatures ns2:val="none"/>
         </w:rPr>
         <w:t xml:space="preserve"/>
       </w:r>
@@ -1741,7 +1741,7 @@
           <w:color w:val="000000"/>
           <w:kern w:val="0"/>
           <w:lang w:eastAsia="es-ES"/>
-          <w14:ligatures w14:val="none"/>
+          <ns2:ligatures ns2:val="none"/>
         </w:rPr>
         <w:t/>
       </w:r>
@@ -1751,7 +1751,7 @@
           <w:color w:val="000000"/>
           <w:kern w:val="0"/>
           <w:lang w:val="es-ES" w:eastAsia="es-ES"/>
-          <w14:ligatures w14:val="none"/>
+          <ns2:ligatures ns2:val="none"/>
         </w:rPr>
         <w:t xml:space="preserve"/>
       </w:r>
@@ -1761,7 +1761,7 @@
           <w:color w:val="000000"/>
           <w:kern w:val="0"/>
           <w:lang w:val="es-ES" w:eastAsia="es-ES"/>
-          <w14:ligatures w14:val="none"/>
+          <ns2:ligatures ns2:val="none"/>
         </w:rPr>
         <w:t xml:space="preserve"/>
       </w:r>
@@ -1771,12 +1771,12 @@
           <w:color w:val="000000"/>
           <w:kern w:val="0"/>
           <w:lang w:val="es-ES" w:eastAsia="es-ES"/>
-          <w14:ligatures w14:val="none"/>
+          <ns2:ligatures ns2:val="none"/>
         </w:rPr>
         <w:t/>
       </w:r>
     </w:p>
-    <w:p>
+    <w:p ns2:paraId="66005174" ns2:textId="77777777">
       <w:pPr>
         <w:spacing w:after="0" w:line="240" w:lineRule="auto"/>
         <w:contextualSpacing/>
@@ -1787,11 +1787,11 @@
           <w:color w:val="000000"/>
           <w:kern w:val="0"/>
           <w:lang w:eastAsia="es-PE"/>
-          <w14:ligatures w14:val="none"/>
-        </w:rPr>
-      </w:pPr>
-    </w:p>
-    <w:p>
+          <ns2:ligatures ns2:val="none"/>
+        </w:rPr>
+      </w:pPr>
+    </w:p>
+    <w:p ns2:paraId="3541B1F9" ns2:textId="77777777">
       <w:pPr>
         <w:pStyle w:val="Prrafodelista"/>
         <w:numPr>
@@ -1811,17 +1811,17 @@
           <w:color w:val="000000"/>
           <w:kern w:val="0"/>
           <w:lang w:eastAsia="es-PE"/>
-          <w14:ligatures w14:val="none"/>
-        </w:rPr>
-      </w:pPr>
-      <w:r>
-        <w:rPr>
-          <w:rFonts w:ascii="Arial Narrow" w:eastAsia="Arial Narrow" w:hAnsi="Arial Narrow" w:cs="Arial Narrow"/>
-          <w:b/>
-          <w:color w:val="000000"/>
-          <w:kern w:val="0"/>
-          <w:lang w:eastAsia="es-PE"/>
-          <w14:ligatures w14:val="none"/>
+          <ns2:ligatures ns2:val="none"/>
+        </w:rPr>
+      </w:pPr>
+      <w:r>
+        <w:rPr>
+          <w:rFonts w:ascii="Arial Narrow" w:eastAsia="Arial Narrow" w:hAnsi="Arial Narrow" w:cs="Arial Narrow"/>
+          <w:b/>
+          <w:color w:val="000000"/>
+          <w:kern w:val="0"/>
+          <w:lang w:eastAsia="es-PE"/>
+          <ns2:ligatures ns2:val="none"/>
         </w:rPr>
         <w:t xml:space="preserve">DE LA ADMISIÓN A </w:t>
       </w:r>
@@ -1832,12 +1832,12 @@
           <w:color w:val="000000"/>
           <w:kern w:val="0"/>
           <w:lang w:eastAsia="es-PE"/>
-          <w14:ligatures w14:val="none"/>
+          <ns2:ligatures ns2:val="none"/>
         </w:rPr>
         <w:t>TRÁMITE DE LA DENUNCIA</w:t>
       </w:r>
     </w:p>
-    <w:p>
+    <w:p ns2:paraId="34556756" ns2:textId="77777777">
       <w:pPr>
         <w:spacing w:after="0" w:line="240" w:lineRule="auto"/>
         <w:contextualSpacing/>
@@ -1848,13 +1848,13 @@
           <w:color w:val="000000"/>
           <w:kern w:val="0"/>
           <w:lang w:eastAsia="es-PE"/>
-          <w14:ligatures w14:val="none"/>
+          <ns2:ligatures ns2:val="none"/>
         </w:rPr>
       </w:pPr>
       <w:bookmarkStart w:id="1" w:name="_Hlk212795168"/>
       <w:bookmarkStart w:id="2" w:name="_Hlk218848146"/>
     </w:p>
-    <w:p>
+    <w:p ns2:paraId="2DC7B64E" ns2:textId="49F0C868">
       <w:pPr>
         <w:pStyle w:val="Prrafodelista"/>
         <w:numPr>
@@ -1867,7 +1867,7 @@
         <w:rPr>
           <w:rFonts w:ascii="Arial Narrow" w:eastAsia="Arial Narrow" w:hAnsi="Arial Narrow" w:cs="Arial Narrow"/>
           <w:kern w:val="0"/>
-          <w14:ligatures w14:val="none"/>
+          <ns2:ligatures ns2:val="none"/>
         </w:rPr>
       </w:pPr>
       <w:bookmarkStart w:id="3" w:name="_Hlk140755208"/>
@@ -1879,7 +1879,7 @@
           <w:color w:val="000000"/>
           <w:kern w:val="0"/>
           <w:lang w:eastAsia="es-PE"/>
-          <w14:ligatures w14:val="none"/>
+          <ns2:ligatures ns2:val="none"/>
         </w:rPr>
         <w:t>La Secretaría Técnica de la Comisión de Protección al Consumidor 1 (en adelante, la Secretaría Técnica), en ejercicio de sus facultades</w:t>
       </w:r>
@@ -1892,7 +1892,7 @@
           <w:rFonts w:ascii="Arial Narrow" w:eastAsia="Arial Narrow" w:hAnsi="Arial Narrow" w:cs="Arial Narrow"/>
           <w:kern w:val="0"/>
           <w:vertAlign w:val="superscript"/>
-          <w14:ligatures w14:val="none"/>
+          <ns2:ligatures ns2:val="none"/>
         </w:rPr>
         <w:footnoteReference w:id="2"/>
       </w:r>
@@ -1902,7 +1902,7 @@
           <w:color w:val="000000"/>
           <w:kern w:val="0"/>
           <w:lang w:eastAsia="es-PE"/>
-          <w14:ligatures w14:val="none"/>
+          <ns2:ligatures ns2:val="none"/>
         </w:rPr>
         <w:t xml:space="preserve">, </w:t>
       </w:r>
@@ -1912,7 +1912,7 @@
           <w:color w:val="000000"/>
           <w:kern w:val="0"/>
           <w:lang w:eastAsia="es-PE"/>
-          <w14:ligatures w14:val="none"/>
+          <ns2:ligatures ns2:val="none"/>
         </w:rPr>
         <w:t xml:space="preserve">considera </w:t>
       </w:r>
@@ -1920,7 +1920,7 @@
         <w:rPr>
           <w:rFonts w:ascii="Arial Narrow" w:eastAsia="Arial Narrow" w:hAnsi="Arial Narrow" w:cs="Arial Narrow"/>
           <w:kern w:val="0"/>
-          <w14:ligatures w14:val="none"/>
+          <ns2:ligatures ns2:val="none"/>
         </w:rPr>
         <w:t xml:space="preserve">que el hecho denunciado, </w:t>
       </w:r>
@@ -1929,7 +1929,7 @@
         <w:rPr>
           <w:rFonts w:ascii="Arial Narrow" w:eastAsia="Arial Narrow" w:hAnsi="Arial Narrow" w:cs="Arial Narrow"/>
           <w:kern w:val="0"/>
-          <w14:ligatures w14:val="none"/>
+          <ns2:ligatures ns2:val="none"/>
         </w:rPr>
         <w:t xml:space="preserve">consistente en que </w:t>
       </w:r>
@@ -1943,7 +1943,7 @@
           <w:kern w:val="0"/>
           <w:shd w:val="clear" w:color="auto" w:fill="FFFFFF"/>
           <w:lang w:eastAsia="es-PE"/>
-          <w14:ligatures w14:val="none"/>
+          <ns2:ligatures ns2:val="none"/>
         </w:rPr>
         <w:t>la compañía aseguradora no habría cumplido con otorgar al denunciante la suma de S/ 28 000,00 por la cobertura de la Póliza del Seguro de Protección de Tarjetas por el Siniestro 1103-59343 del 10 de noviembre de 2025, debido a que se le ofreció un monto menor</w:t>
       </w:r>
@@ -1951,7 +1951,7 @@
         <w:rPr>
           <w:rFonts w:ascii="Arial Narrow" w:eastAsia="Arial Narrow" w:hAnsi="Arial Narrow" w:cs="Arial Narrow"/>
           <w:kern w:val="0"/>
-          <w14:ligatures w14:val="none"/>
+          <ns2:ligatures ns2:val="none"/>
         </w:rPr>
         <w:t>; involucraría una presunta afectación a sus expectativas, quien no habría encontrado una correspondencia entre lo que esperaba recibir de parte del proveedor y lo que realmente recibió. Por consiguiente, corresponde calificar el hecho materia de denuncia como una presunta infracción al deber de idoneidad, tipificado en los artículos 18</w:t>
       </w:r>
@@ -1961,7 +1961,7 @@
           <w:color w:val="000000"/>
           <w:kern w:val="0"/>
           <w:lang w:eastAsia="es-PE"/>
-          <w14:ligatures w14:val="none"/>
+          <ns2:ligatures ns2:val="none"/>
         </w:rPr>
         <w:t/>
       </w:r>
@@ -1969,7 +1969,7 @@
         <w:rPr>
           <w:rFonts w:ascii="Arial Narrow" w:eastAsia="Arial Narrow" w:hAnsi="Arial Narrow" w:cs="Arial Narrow"/>
           <w:kern w:val="0"/>
-          <w14:ligatures w14:val="none"/>
+          <ns2:ligatures ns2:val="none"/>
         </w:rPr>
         <w:t xml:space="preserve"> y 19</w:t>
       </w:r>
@@ -1979,7 +1979,7 @@
           <w:color w:val="000000"/>
           <w:kern w:val="0"/>
           <w:lang w:eastAsia="es-PE"/>
-          <w14:ligatures w14:val="none"/>
+          <ns2:ligatures ns2:val="none"/>
         </w:rPr>
         <w:t/>
       </w:r>
@@ -1987,7 +1987,7 @@
         <w:rPr>
           <w:rFonts w:ascii="Arial Narrow" w:eastAsia="Arial Narrow" w:hAnsi="Arial Narrow" w:cs="Arial Narrow"/>
           <w:kern w:val="0"/>
-          <w14:ligatures w14:val="none"/>
+          <ns2:ligatures ns2:val="none"/>
         </w:rPr>
         <w:t xml:space="preserve"> del Código</w:t>
       </w:r>
@@ -1999,7 +1999,7 @@
           <w:rFonts w:ascii="Arial Narrow" w:eastAsia="Arial Narrow" w:hAnsi="Arial Narrow" w:cs="Arial"/>
           <w:kern w:val="0"/>
           <w:vertAlign w:val="superscript"/>
-          <w14:ligatures w14:val="none"/>
+          <ns2:ligatures ns2:val="none"/>
         </w:rPr>
         <w:footnoteReference w:id="3"/>
       </w:r>
@@ -2008,14 +2008,14 @@
         <w:rPr>
           <w:rFonts w:ascii="Arial Narrow" w:eastAsia="Arial Narrow" w:hAnsi="Arial Narrow" w:cs="Arial Narrow"/>
           <w:kern w:val="0"/>
-          <w14:ligatures w14:val="none"/>
+          <ns2:ligatures ns2:val="none"/>
         </w:rPr>
         <w:t>.</w:t>
       </w:r>
       <w:bookmarkEnd w:id="1"/>
       <w:bookmarkEnd w:id="8"/>
     </w:p>
-    <w:p>
+    <w:p ns2:paraId="76D93CF8" ns2:textId="77777777">
       <w:pPr>
         <w:pStyle w:val="Prrafodelista"/>
         <w:spacing w:after="0" w:line="240" w:lineRule="auto"/>
@@ -2024,11 +2024,11 @@
         <w:rPr>
           <w:rFonts w:ascii="Arial Narrow" w:eastAsia="Arial Narrow" w:hAnsi="Arial Narrow" w:cs="Arial Narrow"/>
           <w:kern w:val="0"/>
-          <w14:ligatures w14:val="none"/>
-        </w:rPr>
-      </w:pPr>
-    </w:p>
-    <w:p>
+          <ns2:ligatures ns2:val="none"/>
+        </w:rPr>
+      </w:pPr>
+    </w:p>
+    <w:p ns2:paraId="61A99930" ns2:textId="20338A39">
       <w:pPr>
         <w:pStyle w:val="Prrafodelista"/>
         <w:numPr>
@@ -2041,14 +2041,14 @@
         <w:rPr>
           <w:rFonts w:ascii="Arial Narrow" w:eastAsia="Arial Narrow" w:hAnsi="Arial Narrow" w:cs="Arial Narrow"/>
           <w:kern w:val="0"/>
-          <w14:ligatures w14:val="none"/>
-        </w:rPr>
-      </w:pPr>
-      <w:r>
-        <w:rPr>
-          <w:rFonts w:ascii="Arial Narrow" w:eastAsia="Arial Narrow" w:hAnsi="Arial Narrow" w:cs="Arial Narrow"/>
-          <w:kern w:val="0"/>
-          <w14:ligatures w14:val="none"/>
+          <ns2:ligatures ns2:val="none"/>
+        </w:rPr>
+      </w:pPr>
+      <w:r>
+        <w:rPr>
+          <w:rFonts w:ascii="Arial Narrow" w:eastAsia="Arial Narrow" w:hAnsi="Arial Narrow" w:cs="Arial Narrow"/>
+          <w:kern w:val="0"/>
+          <ns2:ligatures ns2:val="none"/>
         </w:rPr>
         <w:t xml:space="preserve">Asimismo, </w:t>
       </w:r>
@@ -2058,7 +2058,7 @@
           <w:color w:val="000000"/>
           <w:kern w:val="0"/>
           <w:lang w:eastAsia="es-PE"/>
-          <w14:ligatures w14:val="none"/>
+          <ns2:ligatures ns2:val="none"/>
         </w:rPr>
         <w:t xml:space="preserve">la Secretaría Técnica, en ejercicio de sus facultades, considera </w:t>
       </w:r>
@@ -2066,7 +2066,7 @@
         <w:rPr>
           <w:rFonts w:ascii="Arial Narrow" w:eastAsia="Arial Narrow" w:hAnsi="Arial Narrow" w:cs="Arial"/>
           <w:kern w:val="0"/>
-          <w14:ligatures w14:val="none"/>
+          <ns2:ligatures ns2:val="none"/>
         </w:rPr>
         <w:t xml:space="preserve">que el hecho denunciado, consistente en que </w:t>
       </w:r>
@@ -2074,7 +2074,7 @@
         <w:rPr>
           <w:rFonts w:ascii="Arial Narrow" w:eastAsia="Arial Narrow" w:hAnsi="Arial Narrow" w:cs="Arial Narrow"/>
           <w:kern w:val="0"/>
-          <w14:ligatures w14:val="none"/>
+          <ns2:ligatures ns2:val="none"/>
         </w:rPr>
         <w:t>la compañía aseguradora no habría</w:t>
       </w:r>
@@ -2082,7 +2082,7 @@
         <w:rPr>
           <w:rFonts w:ascii="Arial Narrow" w:eastAsia="Arial Narrow" w:hAnsi="Arial Narrow" w:cs="Arial Narrow"/>
           <w:kern w:val="0"/>
-          <w14:ligatures w14:val="none"/>
+          <ns2:ligatures ns2:val="none"/>
         </w:rPr>
         <w:t xml:space="preserve"> cumplido oportunamente con entregar al denunciante los documentos contractuales de la Póliza del Seguro de Protección de Tarjetas asociado al Siniestro 1103-59343</w:t>
       </w:r>
@@ -2090,7 +2090,7 @@
         <w:rPr>
           <w:rFonts w:ascii="Arial Narrow" w:eastAsia="Arial Narrow" w:hAnsi="Arial Narrow" w:cs="Arial"/>
           <w:kern w:val="0"/>
-          <w14:ligatures w14:val="none"/>
+          <ns2:ligatures ns2:val="none"/>
         </w:rPr>
         <w:t xml:space="preserve">. </w:t>
       </w:r>
@@ -2099,7 +2099,7 @@
         <w:rPr>
           <w:rFonts w:ascii="Arial Narrow" w:eastAsia="Arial Narrow" w:hAnsi="Arial Narrow" w:cs="Arial"/>
           <w:kern w:val="0"/>
-          <w14:ligatures w14:val="none"/>
+          <ns2:ligatures ns2:val="none"/>
         </w:rPr>
         <w:t>Por consiguiente, corresponde calificar el hecho materia de denuncia como una presunta infracción al deber de entregar a los usuarios copia de los contratos y demás documentación relacionada con dichos actos jurídicos, tipificado en el literal e) del artículo 47 del Código</w:t>
       </w:r>
@@ -2109,7 +2109,7 @@
           <w:rFonts w:ascii="Arial Narrow" w:eastAsia="Arial Narrow" w:hAnsi="Arial Narrow" w:cs="Arial"/>
           <w:kern w:val="0"/>
           <w:vertAlign w:val="superscript"/>
-          <w14:ligatures w14:val="none"/>
+          <ns2:ligatures ns2:val="none"/>
         </w:rPr>
         <w:footnoteReference w:id="4"/>
       </w:r>
@@ -2117,25 +2117,25 @@
         <w:rPr>
           <w:rFonts w:ascii="Arial Narrow" w:eastAsia="Arial Narrow" w:hAnsi="Arial Narrow" w:cs="Arial"/>
           <w:kern w:val="0"/>
-          <w14:ligatures w14:val="none"/>
+          <ns2:ligatures ns2:val="none"/>
         </w:rPr>
         <w:t>.</w:t>
       </w:r>
       <w:bookmarkStart w:id="12" w:name="_Hlk212534267"/>
       <w:bookmarkEnd w:id="11"/>
     </w:p>
-    <w:p>
-      <w:pPr>
-        <w:spacing w:after="0" w:line="240" w:lineRule="auto"/>
-        <w:jc w:val="both"/>
-        <w:rPr>
-          <w:rFonts w:ascii="Arial Narrow" w:eastAsia="Arial Narrow" w:hAnsi="Arial Narrow" w:cs="Arial Narrow"/>
-          <w:kern w:val="0"/>
-          <w14:ligatures w14:val="none"/>
-        </w:rPr>
-      </w:pPr>
-    </w:p>
-    <w:p>
+    <w:p ns2:paraId="4266B1E3" ns2:textId="77777777">
+      <w:pPr>
+        <w:spacing w:after="0" w:line="240" w:lineRule="auto"/>
+        <w:jc w:val="both"/>
+        <w:rPr>
+          <w:rFonts w:ascii="Arial Narrow" w:eastAsia="Arial Narrow" w:hAnsi="Arial Narrow" w:cs="Arial Narrow"/>
+          <w:kern w:val="0"/>
+          <ns2:ligatures ns2:val="none"/>
+        </w:rPr>
+      </w:pPr>
+    </w:p>
+    <w:p ns2:paraId="78C31712" ns2:textId="7599F356">
       <w:pPr>
         <w:pStyle w:val="Prrafodelista"/>
         <w:numPr>
@@ -2148,7 +2148,7 @@
         <w:rPr>
           <w:rFonts w:ascii="Arial Narrow" w:eastAsia="Arial Narrow" w:hAnsi="Arial Narrow" w:cs="Arial Narrow"/>
           <w:kern w:val="0"/>
-          <w14:ligatures w14:val="none"/>
+          <ns2:ligatures ns2:val="none"/>
         </w:rPr>
       </w:pPr>
       <w:bookmarkStart w:id="13" w:name="_Hlk214534552"/>
@@ -2159,7 +2159,7 @@
           <w:color w:val="000000"/>
           <w:kern w:val="0"/>
           <w:lang w:eastAsia="es-PE"/>
-          <w14:ligatures w14:val="none"/>
+          <ns2:ligatures ns2:val="none"/>
         </w:rPr>
         <w:t xml:space="preserve">Además, </w:t>
       </w:r>
@@ -2170,7 +2170,7 @@
           <w:color w:val="000000"/>
           <w:kern w:val="0"/>
           <w:lang w:eastAsia="es-PE"/>
-          <w14:ligatures w14:val="none"/>
+          <ns2:ligatures ns2:val="none"/>
         </w:rPr>
         <w:t xml:space="preserve">la Secretaría Técnica, en ejercicio de sus facultades, considera </w:t>
       </w:r>
@@ -2178,7 +2178,7 @@
         <w:rPr>
           <w:rFonts w:ascii="Arial Narrow" w:eastAsia="Arial Narrow" w:hAnsi="Arial Narrow" w:cs="Arial"/>
           <w:kern w:val="0"/>
-          <w14:ligatures w14:val="none"/>
+          <ns2:ligatures ns2:val="none"/>
         </w:rPr>
         <w:t xml:space="preserve">que el hecho denunciado, consistente en que </w:t>
       </w:r>
@@ -2186,7 +2186,7 @@
         <w:rPr>
           <w:rFonts w:ascii="Arial Narrow" w:eastAsia="Arial Narrow" w:hAnsi="Arial Narrow" w:cs="Arial Narrow"/>
           <w:kern w:val="0"/>
-          <w14:ligatures w14:val="none"/>
+          <ns2:ligatures ns2:val="none"/>
         </w:rPr>
         <w:t>la compañía aseguradora no habría cumplido con informar oportunamente al denunciante los límites, exclusiones o alcances reales de la Póliza del Seguro de Protección de Tarjetas asociado al Siniestro 1103-59343</w:t>
       </w:r>
@@ -2197,7 +2197,7 @@
           <w:color w:val="000000"/>
           <w:kern w:val="0"/>
           <w:lang w:eastAsia="es-PE"/>
-          <w14:ligatures w14:val="none"/>
+          <ns2:ligatures ns2:val="none"/>
         </w:rPr>
         <w:t xml:space="preserve">. </w:t>
       </w:r>
@@ -2210,7 +2210,7 @@
           <w:color w:val="000000"/>
           <w:kern w:val="0"/>
           <w:lang w:eastAsia="es-PE"/>
-          <w14:ligatures w14:val="none"/>
+          <ns2:ligatures ns2:val="none"/>
         </w:rPr>
         <w:t xml:space="preserve">Por consiguiente, corresponde calificar el hecho materia de denuncia como una presunta infracción al deber de información, tipificado en el </w:t>
       </w:r>
@@ -2222,7 +2222,7 @@
           <w:color w:val="000000"/>
           <w:kern w:val="0"/>
           <w:lang w:eastAsia="es-PE"/>
-          <w14:ligatures w14:val="none"/>
+          <ns2:ligatures ns2:val="none"/>
         </w:rPr>
         <w:t xml:space="preserve">artículo 1, numeral 1, literal b) </w:t>
       </w:r>
@@ -2234,7 +2234,7 @@
           <w:color w:val="000000"/>
           <w:kern w:val="0"/>
           <w:lang w:eastAsia="es-PE"/>
-          <w14:ligatures w14:val="none"/>
+          <ns2:ligatures ns2:val="none"/>
         </w:rPr>
         <w:t>y al artículo 2 del Código</w:t>
       </w:r>
@@ -2249,7 +2249,7 @@
           <w:kern w:val="0"/>
           <w:vertAlign w:val="superscript"/>
           <w:lang w:eastAsia="es-PE"/>
-          <w14:ligatures w14:val="none"/>
+          <ns2:ligatures ns2:val="none"/>
         </w:rPr>
         <w:footnoteReference w:id="5"/>
       </w:r>
@@ -2261,7 +2261,7 @@
           <w:color w:val="000000"/>
           <w:kern w:val="0"/>
           <w:lang w:eastAsia="es-PE"/>
-          <w14:ligatures w14:val="none"/>
+          <ns2:ligatures ns2:val="none"/>
         </w:rPr>
         <w:t xml:space="preserve">. </w:t>
       </w:r>
@@ -2273,7 +2273,7 @@
     <w:bookmarkEnd w:id="12"/>
     <w:bookmarkEnd w:id="13"/>
     <w:bookmarkEnd w:id="14"/>
-    <w:p>
+    <w:p ns2:paraId="432038D6" ns2:textId="0A9F6D75">
       <w:pPr>
         <w:spacing w:after="0" w:line="240" w:lineRule="auto"/>
         <w:jc w:val="both"/>
@@ -2281,12 +2281,12 @@
           <w:rFonts w:ascii="Arial Narrow" w:eastAsia="Calibri" w:hAnsi="Arial Narrow" w:cs="Arial Narrow"/>
           <w:kern w:val="0"/>
           <w:lang w:eastAsia="es-PE"/>
-          <w14:ligatures w14:val="none"/>
+          <ns2:ligatures ns2:val="none"/>
         </w:rPr>
       </w:pPr>
     </w:p>
     <w:bookmarkEnd w:id="2"/>
-    <w:p>
+    <w:p ns2:paraId="463134E5" ns2:textId="77777777">
       <w:pPr>
         <w:pStyle w:val="Prrafodelista"/>
         <w:numPr>
@@ -2300,7 +2300,7 @@
           <w:rFonts w:ascii="Arial Narrow" w:eastAsia="Calibri" w:hAnsi="Arial Narrow" w:cs="Arial Narrow"/>
           <w:kern w:val="0"/>
           <w:lang w:eastAsia="es-PE"/>
-          <w14:ligatures w14:val="none"/>
+          <ns2:ligatures ns2:val="none"/>
         </w:rPr>
       </w:pPr>
       <w:r>
@@ -2309,7 +2309,7 @@
           <w:color w:val="000000"/>
           <w:kern w:val="0"/>
           <w:lang w:eastAsia="es-PE"/>
-          <w14:ligatures w14:val="none"/>
+          <ns2:ligatures ns2:val="none"/>
         </w:rPr>
         <w:lastRenderedPageBreak/>
         <w:t>En tanto la denuncia reúne los requisitos establecidos por la norma citada, corresponde admitirla a trámite</w:t>
@@ -2320,7 +2320,7 @@
           <w:rFonts w:ascii="Arial Narrow" w:eastAsia="Arial Narrow" w:hAnsi="Arial Narrow" w:cs="Arial Narrow"/>
           <w:kern w:val="0"/>
           <w:vertAlign w:val="superscript"/>
-          <w14:ligatures w14:val="none"/>
+          <ns2:ligatures ns2:val="none"/>
         </w:rPr>
         <w:footnoteReference w:id="6"/>
       </w:r>
@@ -2330,13 +2330,13 @@
           <w:color w:val="000000"/>
           <w:kern w:val="0"/>
           <w:lang w:eastAsia="es-PE"/>
-          <w14:ligatures w14:val="none"/>
+          <ns2:ligatures ns2:val="none"/>
         </w:rPr>
         <w:t>.</w:t>
       </w:r>
       <w:bookmarkStart w:id="20" w:name="_Hlk214963039"/>
     </w:p>
-    <w:p>
+    <w:p ns2:paraId="68C71625" ns2:textId="77777777">
       <w:pPr>
         <w:spacing w:after="0" w:line="240" w:lineRule="auto"/>
         <w:ind w:left="567"/>
@@ -2347,12 +2347,12 @@
           <w:color w:val="000000"/>
           <w:kern w:val="0"/>
           <w:lang w:eastAsia="es-PE"/>
-          <w14:ligatures w14:val="none"/>
+          <ns2:ligatures ns2:val="none"/>
         </w:rPr>
       </w:pPr>
       <w:bookmarkStart w:id="21" w:name="_Hlk214963071"/>
     </w:p>
-    <w:p>
+    <w:p ns2:paraId="38A98B4B" ns2:textId="77777777">
       <w:pPr>
         <w:pStyle w:val="Prrafodelista"/>
         <w:numPr>
@@ -2372,17 +2372,17 @@
           <w:color w:val="000000"/>
           <w:kern w:val="0"/>
           <w:lang w:eastAsia="es-PE"/>
-          <w14:ligatures w14:val="none"/>
-        </w:rPr>
-      </w:pPr>
-      <w:r>
-        <w:rPr>
-          <w:rFonts w:ascii="Arial Narrow" w:eastAsia="Arial Narrow" w:hAnsi="Arial Narrow" w:cs="Arial Narrow"/>
-          <w:b/>
-          <w:color w:val="000000"/>
-          <w:kern w:val="0"/>
-          <w:lang w:eastAsia="es-PE"/>
-          <w14:ligatures w14:val="none"/>
+          <ns2:ligatures ns2:val="none"/>
+        </w:rPr>
+      </w:pPr>
+      <w:r>
+        <w:rPr>
+          <w:rFonts w:ascii="Arial Narrow" w:eastAsia="Arial Narrow" w:hAnsi="Arial Narrow" w:cs="Arial Narrow"/>
+          <w:b/>
+          <w:color w:val="000000"/>
+          <w:kern w:val="0"/>
+          <w:lang w:eastAsia="es-PE"/>
+          <ns2:ligatures ns2:val="none"/>
         </w:rPr>
         <w:t>REQUERIMIENTO DE INFORMACI</w:t>
       </w:r>
@@ -2393,7 +2393,7 @@
           <w:color w:val="000000"/>
           <w:kern w:val="0"/>
           <w:lang w:eastAsia="es-PE"/>
-          <w14:ligatures w14:val="none"/>
+          <ns2:ligatures ns2:val="none"/>
         </w:rPr>
         <w:t>Ó</w:t>
       </w:r>
@@ -2404,12 +2404,12 @@
           <w:color w:val="000000"/>
           <w:kern w:val="0"/>
           <w:lang w:eastAsia="es-PE"/>
-          <w14:ligatures w14:val="none"/>
+          <ns2:ligatures ns2:val="none"/>
         </w:rPr>
         <w:t>N</w:t>
       </w:r>
     </w:p>
-    <w:p>
+    <w:p ns2:paraId="5B518DC4" ns2:textId="77777777">
       <w:pPr>
         <w:spacing w:after="0" w:line="240" w:lineRule="auto"/>
         <w:jc w:val="both"/>
@@ -2418,11 +2418,11 @@
           <w:color w:val="000000"/>
           <w:kern w:val="0"/>
           <w:lang w:val="es-ES" w:eastAsia="es-ES"/>
-          <w14:ligatures w14:val="none"/>
-        </w:rPr>
-      </w:pPr>
-    </w:p>
-    <w:p>
+          <ns2:ligatures ns2:val="none"/>
+        </w:rPr>
+      </w:pPr>
+    </w:p>
+    <w:p ns2:paraId="62B88A04" ns2:textId="7A8283CF">
       <w:pPr>
         <w:pStyle w:val="Prrafodelista"/>
         <w:numPr>
@@ -2437,7 +2437,7 @@
           <w:color w:val="000000"/>
           <w:kern w:val="0"/>
           <w:lang w:val="es-ES" w:eastAsia="es-ES"/>
-          <w14:ligatures w14:val="none"/>
+          <ns2:ligatures ns2:val="none"/>
         </w:rPr>
       </w:pPr>
       <w:r>
@@ -2446,7 +2446,7 @@
           <w:color w:val="000000"/>
           <w:kern w:val="0"/>
           <w:lang w:val="es-ES" w:eastAsia="es-ES"/>
-          <w14:ligatures w14:val="none"/>
+          <ns2:ligatures ns2:val="none"/>
         </w:rPr>
         <w:t xml:space="preserve">A efectos de tener mayores elementos </w:t>
       </w:r>
@@ -2457,7 +2457,7 @@
           <w:color w:val="000000"/>
           <w:kern w:val="0"/>
           <w:lang w:val="es-ES" w:eastAsia="es-ES"/>
-          <w14:ligatures w14:val="none"/>
+          <ns2:ligatures ns2:val="none"/>
         </w:rPr>
         <w:t xml:space="preserve">que sirvan para la resolución definitiva del presente caso, la Secretaría Técnica, en ejercicio de las facultades que la ley le confiere, </w:t>
       </w:r>
@@ -2467,7 +2467,7 @@
           <w:color w:val="000000"/>
           <w:kern w:val="0"/>
           <w:lang w:val="es-ES" w:eastAsia="es-ES"/>
-          <w14:ligatures w14:val="none"/>
+          <ns2:ligatures ns2:val="none"/>
         </w:rPr>
         <w:t xml:space="preserve">conviene requerir </w:t>
       </w:r>
@@ -2477,7 +2477,7 @@
           <w:color w:val="000000"/>
           <w:kern w:val="0"/>
           <w:lang w:val="es-ES" w:eastAsia="es-ES"/>
-          <w14:ligatures w14:val="none"/>
+          <ns2:ligatures ns2:val="none"/>
         </w:rPr>
         <w:t>a la compañía aseguradora</w:t>
       </w:r>
@@ -2487,7 +2487,7 @@
           <w:color w:val="000000"/>
           <w:kern w:val="0"/>
           <w:lang w:val="es-ES" w:eastAsia="es-ES"/>
-          <w14:ligatures w14:val="none"/>
+          <ns2:ligatures ns2:val="none"/>
         </w:rPr>
         <w:t xml:space="preserve"> que, en un plazo no mayo</w:t>
       </w:r>
@@ -2497,7 +2497,7 @@
           <w:color w:val="000000"/>
           <w:kern w:val="0"/>
           <w:lang w:val="es-ES" w:eastAsia="es-ES"/>
-          <w14:ligatures w14:val="none"/>
+          <ns2:ligatures ns2:val="none"/>
         </w:rPr>
         <w:t>r de cinco (5) días hábiles contado a partir del día siguiente de la notificación de la presente resolución, cumpla con lo siguien</w:t>
       </w:r>
@@ -2507,7 +2507,7 @@
           <w:color w:val="000000"/>
           <w:kern w:val="0"/>
           <w:lang w:val="es-ES" w:eastAsia="es-ES"/>
-          <w14:ligatures w14:val="none"/>
+          <ns2:ligatures ns2:val="none"/>
         </w:rPr>
         <w:t xml:space="preserve">te: (i) presentar una copia completa, legible y debidamente suscrita de la </w:t>
       </w:r>
@@ -2517,7 +2517,7 @@
           <w:color w:val="000000"/>
           <w:kern w:val="0"/>
           <w:lang w:val="es-ES" w:eastAsia="es-ES"/>
-          <w14:ligatures w14:val="none"/>
+          <ns2:ligatures ns2:val="none"/>
         </w:rPr>
         <w:t>Póliza del Seguro de Protección de Tarjetas asociado al Siniestro 1103-59343</w:t>
       </w:r>
@@ -2527,7 +2527,7 @@
           <w:color w:val="000000"/>
           <w:kern w:val="0"/>
           <w:lang w:val="es-ES" w:eastAsia="es-ES"/>
-          <w14:ligatures w14:val="none"/>
+          <ns2:ligatures ns2:val="none"/>
         </w:rPr>
         <w:t xml:space="preserve">, </w:t>
       </w:r>
@@ -2538,7 +2538,7 @@
           <w:color w:val="000000"/>
           <w:kern w:val="0"/>
           <w:lang w:val="es-ES" w:eastAsia="es-ES"/>
-          <w14:ligatures w14:val="none"/>
+          <ns2:ligatures ns2:val="none"/>
         </w:rPr>
         <w:t>así como el cargo de remisión de la póliza</w:t>
       </w:r>
@@ -2549,7 +2549,7 @@
           <w:color w:val="000000"/>
           <w:kern w:val="0"/>
           <w:lang w:val="es-ES" w:eastAsia="es-ES"/>
-          <w14:ligatures w14:val="none"/>
+          <ns2:ligatures ns2:val="none"/>
         </w:rPr>
         <w:t>; (</w:t>
       </w:r>
@@ -2560,7 +2560,7 @@
           <w:color w:val="000000"/>
           <w:kern w:val="0"/>
           <w:lang w:val="es-ES" w:eastAsia="es-ES"/>
-          <w14:ligatures w14:val="none"/>
+          <ns2:ligatures ns2:val="none"/>
         </w:rPr>
         <w:t>ii</w:t>
       </w:r>
@@ -2571,7 +2571,7 @@
           <w:color w:val="000000"/>
           <w:kern w:val="0"/>
           <w:lang w:val="es-ES" w:eastAsia="es-ES"/>
-          <w14:ligatures w14:val="none"/>
+          <ns2:ligatures ns2:val="none"/>
         </w:rPr>
         <w:t xml:space="preserve">) presentar los medios probatorios que acrediten </w:t>
       </w:r>
@@ -2581,7 +2581,7 @@
           <w:color w:val="000000"/>
           <w:kern w:val="0"/>
           <w:lang w:val="es-ES" w:eastAsia="es-ES"/>
-          <w14:ligatures w14:val="none"/>
+          <ns2:ligatures ns2:val="none"/>
         </w:rPr>
         <w:t xml:space="preserve">que </w:t>
       </w:r>
@@ -2591,7 +2591,7 @@
           <w:color w:val="000000"/>
           <w:kern w:val="0"/>
           <w:lang w:val="es-ES" w:eastAsia="es-ES"/>
-          <w14:ligatures w14:val="none"/>
+          <ns2:ligatures ns2:val="none"/>
         </w:rPr>
         <w:t>el</w:t>
       </w:r>
@@ -2601,7 +2601,7 @@
           <w:color w:val="000000"/>
           <w:kern w:val="0"/>
           <w:lang w:val="es-ES" w:eastAsia="es-ES"/>
-          <w14:ligatures w14:val="none"/>
+          <ns2:ligatures ns2:val="none"/>
         </w:rPr>
         <w:t xml:space="preserve"> monto</w:t>
       </w:r>
@@ -2611,7 +2611,7 @@
           <w:color w:val="000000"/>
           <w:kern w:val="0"/>
           <w:lang w:val="es-ES" w:eastAsia="es-ES"/>
-          <w14:ligatures w14:val="none"/>
+          <ns2:ligatures ns2:val="none"/>
         </w:rPr>
         <w:t xml:space="preserve"> </w:t>
       </w:r>
@@ -2621,7 +2621,7 @@
           <w:color w:val="000000"/>
           <w:kern w:val="0"/>
           <w:lang w:eastAsia="es-ES"/>
-          <w14:ligatures w14:val="none"/>
+          <ns2:ligatures ns2:val="none"/>
         </w:rPr>
         <w:t xml:space="preserve">máximo de US$ 450,00 por año, equivalente a S/ 1 518,00, </w:t>
       </w:r>
@@ -2631,7 +2631,7 @@
           <w:color w:val="000000"/>
           <w:kern w:val="0"/>
           <w:lang w:eastAsia="es-ES"/>
-          <w14:ligatures w14:val="none"/>
+          <ns2:ligatures ns2:val="none"/>
         </w:rPr>
         <w:t>a abonar</w:t>
       </w:r>
@@ -2641,7 +2641,7 @@
           <w:color w:val="000000"/>
           <w:kern w:val="0"/>
           <w:lang w:eastAsia="es-ES"/>
-          <w14:ligatures w14:val="none"/>
+          <ns2:ligatures ns2:val="none"/>
         </w:rPr>
         <w:t>se</w:t>
       </w:r>
@@ -2651,7 +2651,7 @@
           <w:color w:val="000000"/>
           <w:kern w:val="0"/>
           <w:lang w:val="es-ES" w:eastAsia="es-ES"/>
-          <w14:ligatures w14:val="none"/>
+          <ns2:ligatures ns2:val="none"/>
         </w:rPr>
         <w:t xml:space="preserve"> </w:t>
       </w:r>
@@ -2661,7 +2661,7 @@
           <w:color w:val="000000"/>
           <w:kern w:val="0"/>
           <w:lang w:val="es-ES" w:eastAsia="es-ES"/>
-          <w14:ligatures w14:val="none"/>
+          <ns2:ligatures ns2:val="none"/>
         </w:rPr>
         <w:t xml:space="preserve">por el </w:t>
       </w:r>
@@ -2671,7 +2671,7 @@
           <w:color w:val="000000"/>
           <w:kern w:val="0"/>
           <w:lang w:val="es-ES" w:eastAsia="es-ES"/>
-          <w14:ligatures w14:val="none"/>
+          <ns2:ligatures ns2:val="none"/>
         </w:rPr>
         <w:t xml:space="preserve">otorgamiento de cobertura </w:t>
       </w:r>
@@ -2681,7 +2681,7 @@
           <w:color w:val="000000"/>
           <w:kern w:val="0"/>
           <w:lang w:val="es-ES" w:eastAsia="es-ES"/>
-          <w14:ligatures w14:val="none"/>
+          <ns2:ligatures ns2:val="none"/>
         </w:rPr>
         <w:t>es</w:t>
       </w:r>
@@ -2691,7 +2691,7 @@
           <w:color w:val="000000"/>
           <w:kern w:val="0"/>
           <w:lang w:val="es-ES" w:eastAsia="es-ES"/>
-          <w14:ligatures w14:val="none"/>
+          <ns2:ligatures ns2:val="none"/>
         </w:rPr>
         <w:t xml:space="preserve"> </w:t>
       </w:r>
@@ -2701,7 +2701,7 @@
           <w:color w:val="000000"/>
           <w:kern w:val="0"/>
           <w:lang w:val="es-ES" w:eastAsia="es-ES"/>
-          <w14:ligatures w14:val="none"/>
+          <ns2:ligatures ns2:val="none"/>
         </w:rPr>
         <w:t xml:space="preserve">de acuerdo a los términos y condiciones </w:t>
       </w:r>
@@ -2711,7 +2711,7 @@
           <w:color w:val="000000"/>
           <w:kern w:val="0"/>
           <w:lang w:val="es-ES" w:eastAsia="es-ES"/>
-          <w14:ligatures w14:val="none"/>
+          <ns2:ligatures ns2:val="none"/>
         </w:rPr>
         <w:t>de la Póliza del Seguro de Protección de Tarjetas asociado al Siniestro 1103-59343</w:t>
       </w:r>
@@ -2721,7 +2721,7 @@
           <w:color w:val="000000"/>
           <w:kern w:val="0"/>
           <w:lang w:val="es-ES" w:eastAsia="es-ES"/>
-          <w14:ligatures w14:val="none"/>
+          <ns2:ligatures ns2:val="none"/>
         </w:rPr>
         <w:t>; y, (</w:t>
       </w:r>
@@ -2732,7 +2732,7 @@
           <w:color w:val="000000"/>
           <w:kern w:val="0"/>
           <w:lang w:val="es-ES" w:eastAsia="es-ES"/>
-          <w14:ligatures w14:val="none"/>
+          <ns2:ligatures ns2:val="none"/>
         </w:rPr>
         <w:t>iii</w:t>
       </w:r>
@@ -2743,7 +2743,7 @@
           <w:color w:val="000000"/>
           <w:kern w:val="0"/>
           <w:lang w:val="es-ES" w:eastAsia="es-ES"/>
-          <w14:ligatures w14:val="none"/>
+          <ns2:ligatures ns2:val="none"/>
         </w:rPr>
         <w:t xml:space="preserve">) presentar todas las comunicaciones cursadas </w:t>
       </w:r>
@@ -2753,7 +2753,7 @@
           <w:color w:val="000000"/>
           <w:kern w:val="0"/>
           <w:lang w:val="es-ES" w:eastAsia="es-ES"/>
-          <w14:ligatures w14:val="none"/>
+          <ns2:ligatures ns2:val="none"/>
         </w:rPr>
         <w:t xml:space="preserve">con </w:t>
       </w:r>
@@ -2763,7 +2763,7 @@
           <w:color w:val="000000"/>
           <w:kern w:val="0"/>
           <w:lang w:val="es-ES" w:eastAsia="es-ES"/>
-          <w14:ligatures w14:val="none"/>
+          <ns2:ligatures ns2:val="none"/>
         </w:rPr>
         <w:t xml:space="preserve">la parte denunciante </w:t>
       </w:r>
@@ -2773,7 +2773,7 @@
           <w:color w:val="000000"/>
           <w:kern w:val="0"/>
           <w:lang w:val="es-ES" w:eastAsia="es-ES"/>
-          <w14:ligatures w14:val="none"/>
+          <ns2:ligatures ns2:val="none"/>
         </w:rPr>
         <w:t xml:space="preserve">en virtud </w:t>
       </w:r>
@@ -2783,7 +2783,7 @@
           <w:color w:val="000000"/>
           <w:kern w:val="0"/>
           <w:lang w:val="es-ES" w:eastAsia="es-ES"/>
-          <w14:ligatures w14:val="none"/>
+          <ns2:ligatures ns2:val="none"/>
         </w:rPr>
         <w:t xml:space="preserve">de los hechos materia </w:t>
       </w:r>
@@ -2793,7 +2793,7 @@
           <w:color w:val="000000"/>
           <w:kern w:val="0"/>
           <w:lang w:val="es-ES" w:eastAsia="es-ES"/>
-          <w14:ligatures w14:val="none"/>
+          <ns2:ligatures ns2:val="none"/>
         </w:rPr>
         <w:t>de denuncia.</w:t>
       </w:r>
@@ -2803,7 +2803,7 @@
           <w:color w:val="000000"/>
           <w:kern w:val="0"/>
           <w:lang w:eastAsia="es-ES"/>
-          <w14:ligatures w14:val="none"/>
+          <ns2:ligatures ns2:val="none"/>
         </w:rPr>
         <w:t xml:space="preserve"> </w:t>
       </w:r>
@@ -2813,13 +2813,13 @@
           <w:color w:val="000000"/>
           <w:kern w:val="0"/>
           <w:lang w:eastAsia="es-ES"/>
-          <w14:ligatures w14:val="none"/>
+          <ns2:ligatures ns2:val="none"/>
         </w:rPr>
         <w:t xml:space="preserve"> </w:t>
       </w:r>
     </w:p>
     <w:bookmarkEnd w:id="21"/>
-    <w:p>
+    <w:p ns2:paraId="5C93B848" ns2:textId="77777777">
       <w:pPr>
         <w:pStyle w:val="Prrafodelista"/>
         <w:spacing w:after="0" w:line="240" w:lineRule="auto"/>
@@ -2830,11 +2830,11 @@
           <w:color w:val="000000"/>
           <w:kern w:val="0"/>
           <w:lang w:val="es-ES" w:eastAsia="es-ES"/>
-          <w14:ligatures w14:val="none"/>
-        </w:rPr>
-      </w:pPr>
-    </w:p>
-    <w:p>
+          <ns2:ligatures ns2:val="none"/>
+        </w:rPr>
+      </w:pPr>
+    </w:p>
+    <w:p ns2:paraId="2A119386" ns2:textId="77777777">
       <w:pPr>
         <w:pStyle w:val="Prrafodelista"/>
         <w:numPr>
@@ -2854,36 +2854,36 @@
           <w:color w:val="000000"/>
           <w:kern w:val="0"/>
           <w:lang w:eastAsia="es-PE"/>
-          <w14:ligatures w14:val="none"/>
-        </w:rPr>
-      </w:pPr>
-      <w:r>
-        <w:rPr>
-          <w:rFonts w:ascii="Arial Narrow" w:eastAsia="Arial Narrow" w:hAnsi="Arial Narrow" w:cs="Arial Narrow"/>
-          <w:b/>
-          <w:color w:val="000000"/>
-          <w:kern w:val="0"/>
-          <w:lang w:eastAsia="es-PE"/>
-          <w14:ligatures w14:val="none"/>
+          <ns2:ligatures ns2:val="none"/>
+        </w:rPr>
+      </w:pPr>
+      <w:r>
+        <w:rPr>
+          <w:rFonts w:ascii="Arial Narrow" w:eastAsia="Arial Narrow" w:hAnsi="Arial Narrow" w:cs="Arial Narrow"/>
+          <w:b/>
+          <w:color w:val="000000"/>
+          <w:kern w:val="0"/>
+          <w:lang w:eastAsia="es-PE"/>
+          <ns2:ligatures ns2:val="none"/>
         </w:rPr>
         <w:t xml:space="preserve">RESOLUCIÓN DE LA SECRETARÍA TÉCNICA </w:t>
       </w:r>
     </w:p>
-    <w:p>
-      <w:pPr>
-        <w:spacing w:after="0" w:line="240" w:lineRule="auto"/>
-        <w:jc w:val="both"/>
-        <w:rPr>
-          <w:rFonts w:ascii="Arial Narrow" w:eastAsia="Arial Narrow" w:hAnsi="Arial Narrow" w:cs="Arial Narrow"/>
-          <w:b/>
-          <w:color w:val="000000"/>
-          <w:kern w:val="0"/>
-          <w:lang w:eastAsia="es-PE"/>
-          <w14:ligatures w14:val="none"/>
-        </w:rPr>
-      </w:pPr>
-    </w:p>
-    <w:p>
+    <w:p ns2:paraId="7F554EB2" ns2:textId="77777777">
+      <w:pPr>
+        <w:spacing w:after="0" w:line="240" w:lineRule="auto"/>
+        <w:jc w:val="both"/>
+        <w:rPr>
+          <w:rFonts w:ascii="Arial Narrow" w:eastAsia="Arial Narrow" w:hAnsi="Arial Narrow" w:cs="Arial Narrow"/>
+          <w:b/>
+          <w:color w:val="000000"/>
+          <w:kern w:val="0"/>
+          <w:lang w:eastAsia="es-PE"/>
+          <ns2:ligatures ns2:val="none"/>
+        </w:rPr>
+      </w:pPr>
+    </w:p>
+    <w:p ns2:paraId="40BE44E6" ns2:textId="69CD6A88">
       <w:pPr>
         <w:spacing w:after="0" w:line="240" w:lineRule="auto"/>
         <w:jc w:val="both"/>
@@ -2892,17 +2892,17 @@
           <w:color w:val="000000"/>
           <w:kern w:val="0"/>
           <w:lang w:eastAsia="es-PE"/>
-          <w14:ligatures w14:val="none"/>
-        </w:rPr>
-      </w:pPr>
-      <w:r>
-        <w:rPr>
-          <w:rFonts w:ascii="Arial Narrow" w:eastAsia="Arial Narrow" w:hAnsi="Arial Narrow" w:cs="Arial Narrow"/>
-          <w:b/>
-          <w:color w:val="000000"/>
-          <w:kern w:val="0"/>
-          <w:lang w:eastAsia="es-PE"/>
-          <w14:ligatures w14:val="none"/>
+          <ns2:ligatures ns2:val="none"/>
+        </w:rPr>
+      </w:pPr>
+      <w:r>
+        <w:rPr>
+          <w:rFonts w:ascii="Arial Narrow" w:eastAsia="Arial Narrow" w:hAnsi="Arial Narrow" w:cs="Arial Narrow"/>
+          <w:b/>
+          <w:color w:val="000000"/>
+          <w:kern w:val="0"/>
+          <w:lang w:eastAsia="es-PE"/>
+          <ns2:ligatures ns2:val="none"/>
         </w:rPr>
         <w:t xml:space="preserve">PRIMERO: admitir a trámite la denuncia del 2 de febrero de 2026 interpuesta por el señor [DENUNCIANTE] contra Rímac Seguros y Reaseguros S.A., por lo siguiente:</w:t>
       </w:r>
@@ -2913,7 +2913,7 @@
           <w:kern w:val="0"/>
           <w:shd w:val="clear" w:color="auto" w:fill="FFFFFF"/>
           <w:lang w:eastAsia="es-PE"/>
-          <w14:ligatures w14:val="none"/>
+          <ns2:ligatures ns2:val="none"/>
         </w:rPr>
         <w:t xml:space="preserve"/>
       </w:r>
@@ -2924,7 +2924,7 @@
           <w:kern w:val="0"/>
           <w:shd w:val="clear" w:color="auto" w:fill="FFFFFF"/>
           <w:lang w:eastAsia="es-PE"/>
-          <w14:ligatures w14:val="none"/>
+          <ns2:ligatures ns2:val="none"/>
         </w:rPr>
         <w:t xml:space="preserve"/>
       </w:r>
@@ -2935,7 +2935,7 @@
           <w:kern w:val="0"/>
           <w:shd w:val="clear" w:color="auto" w:fill="FFFFFF"/>
           <w:lang w:eastAsia="es-PE"/>
-          <w14:ligatures w14:val="none"/>
+          <ns2:ligatures ns2:val="none"/>
         </w:rPr>
         <w:t xml:space="preserve"/>
       </w:r>
@@ -2946,7 +2946,7 @@
           <w:kern w:val="0"/>
           <w:shd w:val="clear" w:color="auto" w:fill="FFFFFF"/>
           <w:lang w:eastAsia="es-PE"/>
-          <w14:ligatures w14:val="none"/>
+          <ns2:ligatures ns2:val="none"/>
         </w:rPr>
         <w:t xml:space="preserve"/>
       </w:r>
@@ -2957,7 +2957,7 @@
           <w:kern w:val="0"/>
           <w:shd w:val="clear" w:color="auto" w:fill="FFFFFF"/>
           <w:lang w:eastAsia="es-PE"/>
-          <w14:ligatures w14:val="none"/>
+          <ns2:ligatures ns2:val="none"/>
         </w:rPr>
         <w:t xml:space="preserve"/>
       </w:r>
@@ -2968,7 +2968,7 @@
           <w:kern w:val="0"/>
           <w:shd w:val="clear" w:color="auto" w:fill="FFFFFF"/>
           <w:lang w:eastAsia="es-PE"/>
-          <w14:ligatures w14:val="none"/>
+          <ns2:ligatures ns2:val="none"/>
         </w:rPr>
         <w:t/>
       </w:r>
@@ -2979,7 +2979,7 @@
           <w:kern w:val="0"/>
           <w:shd w:val="clear" w:color="auto" w:fill="FFFFFF"/>
           <w:lang w:eastAsia="es-PE"/>
-          <w14:ligatures w14:val="none"/>
+          <ns2:ligatures ns2:val="none"/>
         </w:rPr>
         <w:t xml:space="preserve"/>
       </w:r>
@@ -2991,12 +2991,12 @@
           <w:kern w:val="0"/>
           <w:shd w:val="clear" w:color="auto" w:fill="FFFFFF"/>
           <w:lang w:eastAsia="es-PE"/>
-          <w14:ligatures w14:val="none"/>
+          <ns2:ligatures ns2:val="none"/>
         </w:rPr>
         <w:t/>
       </w:r>
     </w:p>
-    <w:p>
+    <w:p ns2:paraId="5E66126E" ns2:textId="77777777">
       <w:pPr>
         <w:spacing w:after="0" w:line="240" w:lineRule="auto"/>
         <w:jc w:val="both"/>
@@ -3005,11 +3005,11 @@
           <w:color w:val="000000"/>
           <w:kern w:val="0"/>
           <w:lang w:eastAsia="es-PE"/>
-          <w14:ligatures w14:val="none"/>
-        </w:rPr>
-      </w:pPr>
-    </w:p>
-    <w:p>
+          <ns2:ligatures ns2:val="none"/>
+        </w:rPr>
+      </w:pPr>
+    </w:p>
+    <w:p ns2:paraId="0CDDEEDD" ns2:textId="01B6FD50">
       <w:pPr>
         <w:pStyle w:val="Prrafodelista"/>
         <w:numPr>
@@ -3027,7 +3027,7 @@
           <w:rFonts w:ascii="Arial Narrow" w:eastAsia="Calibri" w:hAnsi="Arial Narrow" w:cs="Arial Narrow"/>
           <w:kern w:val="0"/>
           <w:lang w:eastAsia="es-PE"/>
-          <w14:ligatures w14:val="none"/>
+          <ns2:ligatures ns2:val="none"/>
         </w:rPr>
       </w:pPr>
       <w:r>
@@ -3036,7 +3036,7 @@
           <w:color w:val="000000"/>
           <w:kern w:val="0"/>
           <w:lang w:eastAsia="es-PE"/>
-          <w14:ligatures w14:val="none"/>
+          <ns2:ligatures ns2:val="none"/>
         </w:rPr>
         <w:t>Presunta</w:t>
       </w:r>
@@ -3046,7 +3046,7 @@
           <w:kern w:val="0"/>
           <w:shd w:val="clear" w:color="auto" w:fill="FFFFFF"/>
           <w:lang w:eastAsia="es-PE"/>
-          <w14:ligatures w14:val="none"/>
+          <ns2:ligatures ns2:val="none"/>
         </w:rPr>
         <w:t xml:space="preserve"> infracción a los artículos 18 y 19</w:t>
       </w:r>
@@ -3055,7 +3055,7 @@
           <w:rFonts w:ascii="Arial Narrow" w:eastAsia="Calibri" w:hAnsi="Arial Narrow" w:cs="Arial Narrow"/>
           <w:kern w:val="0"/>
           <w:lang w:eastAsia="es-PE"/>
-          <w14:ligatures w14:val="none"/>
+          <ns2:ligatures ns2:val="none"/>
         </w:rPr>
         <w:t xml:space="preserve"> de </w:t>
       </w:r>
@@ -3065,7 +3065,7 @@
           <w:kern w:val="0"/>
           <w:shd w:val="clear" w:color="auto" w:fill="FFFFFF"/>
           <w:lang w:eastAsia="es-PE"/>
-          <w14:ligatures w14:val="none"/>
+          <ns2:ligatures ns2:val="none"/>
         </w:rPr>
         <w:t>la Ley</w:t>
       </w:r>
@@ -3075,7 +3075,7 @@
           <w:kern w:val="0"/>
           <w:shd w:val="clear" w:color="auto" w:fill="FFFFFF"/>
           <w:lang w:eastAsia="es-PE"/>
-          <w14:ligatures w14:val="none"/>
+          <ns2:ligatures ns2:val="none"/>
         </w:rPr>
         <w:t xml:space="preserve"> </w:t>
       </w:r>
@@ -3085,7 +3085,7 @@
           <w:kern w:val="0"/>
           <w:shd w:val="clear" w:color="auto" w:fill="FFFFFF"/>
           <w:lang w:eastAsia="es-PE"/>
-          <w14:ligatures w14:val="none"/>
+          <ns2:ligatures ns2:val="none"/>
         </w:rPr>
         <w:t xml:space="preserve"> 29571, Código de Protección y Defensa del Consumidor, en tanto </w:t>
       </w:r>
@@ -3095,7 +3095,7 @@
           <w:kern w:val="0"/>
           <w:shd w:val="clear" w:color="auto" w:fill="FFFFFF"/>
           <w:lang w:eastAsia="es-PE"/>
-          <w14:ligatures w14:val="none"/>
+          <ns2:ligatures ns2:val="none"/>
         </w:rPr>
         <w:t xml:space="preserve">la compañía aseguradora </w:t>
       </w:r>
@@ -3105,7 +3105,7 @@
           <w:kern w:val="0"/>
           <w:shd w:val="clear" w:color="auto" w:fill="FFFFFF"/>
           <w:lang w:eastAsia="es-PE"/>
-          <w14:ligatures w14:val="none"/>
+          <ns2:ligatures ns2:val="none"/>
         </w:rPr>
         <w:t xml:space="preserve">no </w:t>
       </w:r>
@@ -3115,7 +3115,7 @@
           <w:kern w:val="0"/>
           <w:shd w:val="clear" w:color="auto" w:fill="FFFFFF"/>
           <w:lang w:eastAsia="es-PE"/>
-          <w14:ligatures w14:val="none"/>
+          <ns2:ligatures ns2:val="none"/>
         </w:rPr>
         <w:t xml:space="preserve">habría </w:t>
       </w:r>
@@ -3125,7 +3125,7 @@
           <w:kern w:val="0"/>
           <w:shd w:val="clear" w:color="auto" w:fill="FFFFFF"/>
           <w:lang w:eastAsia="es-PE"/>
-          <w14:ligatures w14:val="none"/>
+          <ns2:ligatures ns2:val="none"/>
         </w:rPr>
         <w:t>cumplido con otorgar</w:t>
       </w:r>
@@ -3135,7 +3135,7 @@
           <w:kern w:val="0"/>
           <w:shd w:val="clear" w:color="auto" w:fill="FFFFFF"/>
           <w:lang w:eastAsia="es-PE"/>
-          <w14:ligatures w14:val="none"/>
+          <ns2:ligatures ns2:val="none"/>
         </w:rPr>
         <w:t xml:space="preserve"> al denunciante la </w:t>
       </w:r>
@@ -3145,7 +3145,7 @@
           <w:kern w:val="0"/>
           <w:shd w:val="clear" w:color="auto" w:fill="FFFFFF"/>
           <w:lang w:eastAsia="es-PE"/>
-          <w14:ligatures w14:val="none"/>
+          <ns2:ligatures ns2:val="none"/>
         </w:rPr>
         <w:t xml:space="preserve">suma </w:t>
       </w:r>
@@ -3155,7 +3155,7 @@
           <w:color w:val="000000"/>
           <w:kern w:val="0"/>
           <w:lang w:val="es-ES" w:eastAsia="es-ES"/>
-          <w14:ligatures w14:val="none"/>
+          <ns2:ligatures ns2:val="none"/>
         </w:rPr>
         <w:t xml:space="preserve">de S/ 28 000,00 por la </w:t>
       </w:r>
@@ -3165,7 +3165,7 @@
           <w:kern w:val="0"/>
           <w:shd w:val="clear" w:color="auto" w:fill="FFFFFF"/>
           <w:lang w:eastAsia="es-PE"/>
-          <w14:ligatures w14:val="none"/>
+          <ns2:ligatures ns2:val="none"/>
         </w:rPr>
         <w:t xml:space="preserve">cobertura </w:t>
       </w:r>
@@ -3175,7 +3175,7 @@
           <w:kern w:val="0"/>
           <w:shd w:val="clear" w:color="auto" w:fill="FFFFFF"/>
           <w:lang w:eastAsia="es-PE"/>
-          <w14:ligatures w14:val="none"/>
+          <ns2:ligatures ns2:val="none"/>
         </w:rPr>
         <w:t xml:space="preserve">de </w:t>
       </w:r>
@@ -3185,7 +3185,7 @@
           <w:color w:val="000000"/>
           <w:kern w:val="0"/>
           <w:lang w:val="es-ES" w:eastAsia="es-ES"/>
-          <w14:ligatures w14:val="none"/>
+          <ns2:ligatures ns2:val="none"/>
         </w:rPr>
         <w:t>la Póliza del Seguro de Protección de Tarjetas por el Siniestro 1103-59343</w:t>
       </w:r>
@@ -3195,7 +3195,7 @@
           <w:kern w:val="0"/>
           <w:shd w:val="clear" w:color="auto" w:fill="FFFFFF"/>
           <w:lang w:eastAsia="es-PE"/>
-          <w14:ligatures w14:val="none"/>
+          <ns2:ligatures ns2:val="none"/>
         </w:rPr>
         <w:t xml:space="preserve"> </w:t>
       </w:r>
@@ -3205,7 +3205,7 @@
           <w:kern w:val="0"/>
           <w:shd w:val="clear" w:color="auto" w:fill="FFFFFF"/>
           <w:lang w:eastAsia="es-PE"/>
-          <w14:ligatures w14:val="none"/>
+          <ns2:ligatures ns2:val="none"/>
         </w:rPr>
         <w:t xml:space="preserve">del </w:t>
       </w:r>
@@ -3215,7 +3215,7 @@
           <w:color w:val="000000"/>
           <w:kern w:val="0"/>
           <w:lang w:eastAsia="es-ES"/>
-          <w14:ligatures w14:val="none"/>
+          <ns2:ligatures ns2:val="none"/>
         </w:rPr>
         <w:t>10 de noviembre de 2025</w:t>
       </w:r>
@@ -3225,7 +3225,7 @@
           <w:color w:val="000000"/>
           <w:kern w:val="0"/>
           <w:lang w:eastAsia="es-ES"/>
-          <w14:ligatures w14:val="none"/>
+          <ns2:ligatures ns2:val="none"/>
         </w:rPr>
         <w:t>, debido a que se le ofreció un monto menor</w:t>
       </w:r>
@@ -3233,12 +3233,12 @@
         <w:rPr>
           <w:rFonts w:ascii="Arial Narrow" w:eastAsia="Arial Narrow" w:hAnsi="Arial Narrow" w:cs="Arial Narrow"/>
           <w:kern w:val="0"/>
-          <w14:ligatures w14:val="none"/>
+          <ns2:ligatures ns2:val="none"/>
         </w:rPr>
         <w:t>.</w:t>
       </w:r>
     </w:p>
-    <w:p>
+    <w:p ns2:paraId="163CBB5D" ns2:textId="77777777">
       <w:pPr>
         <w:spacing w:after="0" w:line="240" w:lineRule="auto"/>
         <w:jc w:val="both"/>
@@ -3246,11 +3246,11 @@
           <w:rFonts w:ascii="Arial Narrow" w:eastAsia="Calibri" w:hAnsi="Arial Narrow" w:cs="Arial Narrow"/>
           <w:kern w:val="0"/>
           <w:lang w:eastAsia="es-PE"/>
-          <w14:ligatures w14:val="none"/>
-        </w:rPr>
-      </w:pPr>
-    </w:p>
-    <w:p>
+          <ns2:ligatures ns2:val="none"/>
+        </w:rPr>
+      </w:pPr>
+    </w:p>
+    <w:p ns2:paraId="32EC993B" ns2:textId="2331CB13">
       <w:pPr>
         <w:pStyle w:val="Prrafodelista"/>
         <w:numPr>
@@ -3267,14 +3267,14 @@
         <w:rPr>
           <w:rFonts w:ascii="Arial Narrow" w:eastAsia="Arial Narrow" w:hAnsi="Arial Narrow" w:cs="Arial Narrow"/>
           <w:kern w:val="0"/>
-          <w14:ligatures w14:val="none"/>
-        </w:rPr>
-      </w:pPr>
-      <w:r>
-        <w:rPr>
-          <w:rFonts w:ascii="Arial Narrow" w:eastAsia="Arial Narrow" w:hAnsi="Arial Narrow" w:cs="Arial Narrow"/>
-          <w:kern w:val="0"/>
-          <w14:ligatures w14:val="none"/>
+          <ns2:ligatures ns2:val="none"/>
+        </w:rPr>
+      </w:pPr>
+      <w:r>
+        <w:rPr>
+          <w:rFonts w:ascii="Arial Narrow" w:eastAsia="Arial Narrow" w:hAnsi="Arial Narrow" w:cs="Arial Narrow"/>
+          <w:kern w:val="0"/>
+          <ns2:ligatures ns2:val="none"/>
         </w:rPr>
         <w:t xml:space="preserve">Presunta </w:t>
       </w:r>
@@ -3284,7 +3284,7 @@
           <w:kern w:val="0"/>
           <w:shd w:val="clear" w:color="auto" w:fill="FFFFFF"/>
           <w:lang w:eastAsia="es-PE"/>
-          <w14:ligatures w14:val="none"/>
+          <ns2:ligatures ns2:val="none"/>
         </w:rPr>
         <w:t>infracción al literal e) del artículo 47</w:t>
       </w:r>
@@ -3295,7 +3295,7 @@
           <w:color w:val="000000"/>
           <w:kern w:val="0"/>
           <w:lang w:eastAsia="es-PE"/>
-          <w14:ligatures w14:val="none"/>
+          <ns2:ligatures ns2:val="none"/>
         </w:rPr>
         <w:t/>
       </w:r>
@@ -3305,7 +3305,7 @@
           <w:kern w:val="0"/>
           <w:shd w:val="clear" w:color="auto" w:fill="FFFFFF"/>
           <w:lang w:eastAsia="es-PE"/>
-          <w14:ligatures w14:val="none"/>
+          <ns2:ligatures ns2:val="none"/>
         </w:rPr>
         <w:t xml:space="preserve"> </w:t>
       </w:r>
@@ -3313,7 +3313,7 @@
         <w:rPr>
           <w:rFonts w:ascii="Arial Narrow" w:eastAsia="Calibri" w:hAnsi="Arial Narrow" w:cs="Arial"/>
           <w:kern w:val="0"/>
-          <w14:ligatures w14:val="none"/>
+          <ns2:ligatures ns2:val="none"/>
         </w:rPr>
         <w:t>de</w:t>
       </w:r>
@@ -3323,7 +3323,7 @@
           <w:kern w:val="0"/>
           <w:shd w:val="clear" w:color="auto" w:fill="FFFFFF"/>
           <w:lang w:eastAsia="es-PE"/>
-          <w14:ligatures w14:val="none"/>
+          <ns2:ligatures ns2:val="none"/>
         </w:rPr>
         <w:t xml:space="preserve"> la Ley </w:t>
       </w:r>
@@ -3333,7 +3333,7 @@
           <w:kern w:val="0"/>
           <w:shd w:val="clear" w:color="auto" w:fill="FFFFFF"/>
           <w:lang w:eastAsia="es-PE"/>
-          <w14:ligatures w14:val="none"/>
+          <ns2:ligatures ns2:val="none"/>
         </w:rPr>
         <w:t xml:space="preserve"/>
       </w:r>
@@ -3343,7 +3343,7 @@
           <w:kern w:val="0"/>
           <w:shd w:val="clear" w:color="auto" w:fill="FFFFFF"/>
           <w:lang w:eastAsia="es-PE"/>
-          <w14:ligatures w14:val="none"/>
+          <ns2:ligatures ns2:val="none"/>
         </w:rPr>
         <w:t xml:space="preserve">29571, Código de Protección y Defensa del Consumidor, </w:t>
       </w:r>
@@ -3354,7 +3354,7 @@
           <w:color w:val="000000"/>
           <w:kern w:val="0"/>
           <w:lang w:eastAsia="es-PE"/>
-          <w14:ligatures w14:val="none"/>
+          <ns2:ligatures ns2:val="none"/>
         </w:rPr>
         <w:t xml:space="preserve">en tanto </w:t>
       </w:r>
@@ -3364,7 +3364,7 @@
           <w:kern w:val="0"/>
           <w:shd w:val="clear" w:color="auto" w:fill="FFFFFF"/>
           <w:lang w:eastAsia="es-PE"/>
-          <w14:ligatures w14:val="none"/>
+          <ns2:ligatures ns2:val="none"/>
         </w:rPr>
         <w:t>la compañía aseguradora</w:t>
       </w:r>
@@ -3374,7 +3374,7 @@
           <w:kern w:val="0"/>
           <w:shd w:val="clear" w:color="auto" w:fill="FFFFFF"/>
           <w:lang w:eastAsia="es-PE"/>
-          <w14:ligatures w14:val="none"/>
+          <ns2:ligatures ns2:val="none"/>
         </w:rPr>
         <w:t xml:space="preserve"> no habría</w:t>
       </w:r>
@@ -3385,7 +3385,7 @@
           <w:color w:val="000000"/>
           <w:kern w:val="0"/>
           <w:lang w:eastAsia="es-PE"/>
-          <w14:ligatures w14:val="none"/>
+          <ns2:ligatures ns2:val="none"/>
         </w:rPr>
         <w:t xml:space="preserve"> cumplido </w:t>
       </w:r>
@@ -3395,7 +3395,7 @@
           <w:color w:val="000000"/>
           <w:kern w:val="0"/>
           <w:lang w:eastAsia="es-ES"/>
-          <w14:ligatures w14:val="none"/>
+          <ns2:ligatures ns2:val="none"/>
         </w:rPr>
         <w:t xml:space="preserve">oportunamente </w:t>
       </w:r>
@@ -3406,7 +3406,7 @@
           <w:color w:val="000000"/>
           <w:kern w:val="0"/>
           <w:lang w:eastAsia="es-PE"/>
-          <w14:ligatures w14:val="none"/>
+          <ns2:ligatures ns2:val="none"/>
         </w:rPr>
         <w:t>con entregar a</w:t>
       </w:r>
@@ -3417,7 +3417,7 @@
           <w:color w:val="000000"/>
           <w:kern w:val="0"/>
           <w:lang w:eastAsia="es-PE"/>
-          <w14:ligatures w14:val="none"/>
+          <ns2:ligatures ns2:val="none"/>
         </w:rPr>
         <w:t>l</w:t>
       </w:r>
@@ -3428,7 +3428,7 @@
           <w:color w:val="000000"/>
           <w:kern w:val="0"/>
           <w:lang w:eastAsia="es-PE"/>
-          <w14:ligatures w14:val="none"/>
+          <ns2:ligatures ns2:val="none"/>
         </w:rPr>
         <w:t xml:space="preserve"> denunciante los documentos contractuales </w:t>
       </w:r>
@@ -3438,7 +3438,7 @@
           <w:kern w:val="0"/>
           <w:shd w:val="clear" w:color="auto" w:fill="FFFFFF"/>
           <w:lang w:eastAsia="es-PE"/>
-          <w14:ligatures w14:val="none"/>
+          <ns2:ligatures ns2:val="none"/>
         </w:rPr>
         <w:t xml:space="preserve">de </w:t>
       </w:r>
@@ -3448,7 +3448,7 @@
           <w:color w:val="000000"/>
           <w:kern w:val="0"/>
           <w:lang w:val="es-ES" w:eastAsia="es-ES"/>
-          <w14:ligatures w14:val="none"/>
+          <ns2:ligatures ns2:val="none"/>
         </w:rPr>
         <w:t>la Póliza del Seguro de Protección de Tarjetas asociado al Siniestro 1103-59343</w:t>
       </w:r>
@@ -3458,7 +3458,7 @@
           <w:color w:val="000000"/>
           <w:kern w:val="0"/>
           <w:lang w:eastAsia="es-ES"/>
-          <w14:ligatures w14:val="none"/>
+          <ns2:ligatures ns2:val="none"/>
         </w:rPr>
         <w:t>.</w:t>
       </w:r>
@@ -3469,12 +3469,12 @@
           <w:color w:val="000000"/>
           <w:kern w:val="0"/>
           <w:lang w:eastAsia="es-ES"/>
-          <w14:ligatures w14:val="none"/>
+          <ns2:ligatures ns2:val="none"/>
         </w:rPr>
         <w:t xml:space="preserve"> </w:t>
       </w:r>
     </w:p>
-    <w:p>
+    <w:p ns2:paraId="39BF39FC" ns2:textId="77777777">
       <w:pPr>
         <w:spacing w:after="0" w:line="240" w:lineRule="auto"/>
         <w:jc w:val="both"/>
@@ -3482,11 +3482,11 @@
           <w:rFonts w:ascii="Arial Narrow" w:eastAsia="Calibri" w:hAnsi="Arial Narrow" w:cs="Arial Narrow"/>
           <w:kern w:val="0"/>
           <w:lang w:eastAsia="es-PE"/>
-          <w14:ligatures w14:val="none"/>
-        </w:rPr>
-      </w:pPr>
-    </w:p>
-    <w:p>
+          <ns2:ligatures ns2:val="none"/>
+        </w:rPr>
+      </w:pPr>
+    </w:p>
+    <w:p ns2:paraId="7820524F" ns2:textId="19C98E76">
       <w:pPr>
         <w:pStyle w:val="Prrafodelista"/>
         <w:numPr>
@@ -3503,7 +3503,7 @@
         <w:rPr>
           <w:rFonts w:ascii="Arial Narrow" w:eastAsia="Arial Narrow" w:hAnsi="Arial Narrow" w:cs="Arial Narrow"/>
           <w:kern w:val="0"/>
-          <w14:ligatures w14:val="none"/>
+          <ns2:ligatures ns2:val="none"/>
         </w:rPr>
       </w:pPr>
       <w:bookmarkStart w:id="25" w:name="_Hlk212534295"/>
@@ -3511,7 +3511,7 @@
         <w:rPr>
           <w:rFonts w:ascii="Arial Narrow" w:eastAsia="Arial Narrow" w:hAnsi="Arial Narrow" w:cs="Arial Narrow"/>
           <w:kern w:val="0"/>
-          <w14:ligatures w14:val="none"/>
+          <ns2:ligatures ns2:val="none"/>
         </w:rPr>
         <w:t>Presunta infracción al artículo 1, numeral 1, literal b) y al artículo 2 de la Ley</w:t>
       </w:r>
@@ -3519,7 +3519,7 @@
         <w:rPr>
           <w:rFonts w:ascii="Arial Narrow" w:eastAsia="Arial Narrow" w:hAnsi="Arial Narrow" w:cs="Arial Narrow"/>
           <w:kern w:val="0"/>
-          <w14:ligatures w14:val="none"/>
+          <ns2:ligatures ns2:val="none"/>
         </w:rPr>
         <w:t xml:space="preserve"> </w:t>
       </w:r>
@@ -3527,7 +3527,7 @@
         <w:rPr>
           <w:rFonts w:ascii="Arial Narrow" w:eastAsia="Arial Narrow" w:hAnsi="Arial Narrow" w:cs="Arial Narrow"/>
           <w:kern w:val="0"/>
-          <w14:ligatures w14:val="none"/>
+          <ns2:ligatures ns2:val="none"/>
         </w:rPr>
         <w:t xml:space="preserve"> 29571, Código de Protección y Defensa del Consumidor</w:t>
       </w:r>
@@ -3536,7 +3536,7 @@
         <w:rPr>
           <w:rFonts w:ascii="Arial Narrow" w:eastAsia="Arial Narrow" w:hAnsi="Arial Narrow" w:cs="Arial Narrow"/>
           <w:kern w:val="0"/>
-          <w14:ligatures w14:val="none"/>
+          <ns2:ligatures ns2:val="none"/>
         </w:rPr>
         <w:t xml:space="preserve">, </w:t>
       </w:r>
@@ -3546,7 +3546,7 @@
           <w:kern w:val="0"/>
           <w:shd w:val="clear" w:color="auto" w:fill="FFFFFF"/>
           <w:lang w:eastAsia="es-PE"/>
-          <w14:ligatures w14:val="none"/>
+          <ns2:ligatures ns2:val="none"/>
         </w:rPr>
         <w:t xml:space="preserve">en tanto </w:t>
       </w:r>
@@ -3556,7 +3556,7 @@
           <w:kern w:val="0"/>
           <w:shd w:val="clear" w:color="auto" w:fill="FFFFFF"/>
           <w:lang w:eastAsia="es-PE"/>
-          <w14:ligatures w14:val="none"/>
+          <ns2:ligatures ns2:val="none"/>
         </w:rPr>
         <w:t xml:space="preserve">la compañía aseguradora </w:t>
       </w:r>
@@ -3566,7 +3566,7 @@
           <w:kern w:val="0"/>
           <w:shd w:val="clear" w:color="auto" w:fill="FFFFFF"/>
           <w:lang w:eastAsia="es-PE"/>
-          <w14:ligatures w14:val="none"/>
+          <ns2:ligatures ns2:val="none"/>
         </w:rPr>
         <w:t xml:space="preserve">no habría cumplido con informar </w:t>
       </w:r>
@@ -3576,7 +3576,7 @@
           <w:kern w:val="0"/>
           <w:shd w:val="clear" w:color="auto" w:fill="FFFFFF"/>
           <w:lang w:eastAsia="es-PE"/>
-          <w14:ligatures w14:val="none"/>
+          <ns2:ligatures ns2:val="none"/>
         </w:rPr>
         <w:t xml:space="preserve">oportunamente </w:t>
       </w:r>
@@ -3586,7 +3586,7 @@
           <w:kern w:val="0"/>
           <w:shd w:val="clear" w:color="auto" w:fill="FFFFFF"/>
           <w:lang w:eastAsia="es-PE"/>
-          <w14:ligatures w14:val="none"/>
+          <ns2:ligatures ns2:val="none"/>
         </w:rPr>
         <w:t>a</w:t>
       </w:r>
@@ -3596,7 +3596,7 @@
           <w:kern w:val="0"/>
           <w:shd w:val="clear" w:color="auto" w:fill="FFFFFF"/>
           <w:lang w:eastAsia="es-PE"/>
-          <w14:ligatures w14:val="none"/>
+          <ns2:ligatures ns2:val="none"/>
         </w:rPr>
         <w:t xml:space="preserve">l </w:t>
       </w:r>
@@ -3606,7 +3606,7 @@
           <w:kern w:val="0"/>
           <w:shd w:val="clear" w:color="auto" w:fill="FFFFFF"/>
           <w:lang w:eastAsia="es-PE"/>
-          <w14:ligatures w14:val="none"/>
+          <ns2:ligatures ns2:val="none"/>
         </w:rPr>
         <w:t xml:space="preserve">denunciante </w:t>
       </w:r>
@@ -3616,7 +3616,7 @@
           <w:color w:val="000000"/>
           <w:kern w:val="0"/>
           <w:lang w:eastAsia="es-ES"/>
-          <w14:ligatures w14:val="none"/>
+          <ns2:ligatures ns2:val="none"/>
         </w:rPr>
         <w:t xml:space="preserve">los límites, exclusiones o alcances reales </w:t>
       </w:r>
@@ -3626,7 +3626,7 @@
           <w:kern w:val="0"/>
           <w:shd w:val="clear" w:color="auto" w:fill="FFFFFF"/>
           <w:lang w:eastAsia="es-PE"/>
-          <w14:ligatures w14:val="none"/>
+          <ns2:ligatures ns2:val="none"/>
         </w:rPr>
         <w:t xml:space="preserve">de </w:t>
       </w:r>
@@ -3636,7 +3636,7 @@
           <w:color w:val="000000"/>
           <w:kern w:val="0"/>
           <w:lang w:val="es-ES" w:eastAsia="es-ES"/>
-          <w14:ligatures w14:val="none"/>
+          <ns2:ligatures ns2:val="none"/>
         </w:rPr>
         <w:t>la Póliza del Seguro de Protección de Tarjetas asociado al Siniestro 1103-59343</w:t>
       </w:r>
@@ -3644,7 +3644,7 @@
         <w:rPr>
           <w:rFonts w:ascii="Arial Narrow" w:eastAsia="Arial Narrow" w:hAnsi="Arial Narrow" w:cs="Arial Narrow"/>
           <w:kern w:val="0"/>
-          <w14:ligatures w14:val="none"/>
+          <ns2:ligatures ns2:val="none"/>
         </w:rPr>
         <w:t>.</w:t>
       </w:r>
@@ -3652,25 +3652,25 @@
         <w:rPr>
           <w:rFonts w:ascii="Arial Narrow" w:eastAsia="Arial Narrow" w:hAnsi="Arial Narrow" w:cs="Arial Narrow"/>
           <w:kern w:val="0"/>
-          <w14:ligatures w14:val="none"/>
+          <ns2:ligatures ns2:val="none"/>
         </w:rPr>
         <w:t xml:space="preserve"> </w:t>
       </w:r>
     </w:p>
     <w:bookmarkEnd w:id="23"/>
     <w:bookmarkEnd w:id="24"/>
-    <w:p>
-      <w:pPr>
-        <w:spacing w:after="0" w:line="240" w:lineRule="auto"/>
-        <w:jc w:val="both"/>
-        <w:rPr>
-          <w:rFonts w:ascii="Arial Narrow" w:eastAsia="Arial Narrow" w:hAnsi="Arial Narrow" w:cs="Arial Narrow"/>
-          <w:kern w:val="0"/>
-          <w14:ligatures w14:val="none"/>
-        </w:rPr>
-      </w:pPr>
-    </w:p>
-    <w:p>
+    <w:p ns2:paraId="042B3F54" ns2:textId="777BBF33">
+      <w:pPr>
+        <w:spacing w:after="0" w:line="240" w:lineRule="auto"/>
+        <w:jc w:val="both"/>
+        <w:rPr>
+          <w:rFonts w:ascii="Arial Narrow" w:eastAsia="Arial Narrow" w:hAnsi="Arial Narrow" w:cs="Arial Narrow"/>
+          <w:kern w:val="0"/>
+          <ns2:ligatures ns2:val="none"/>
+        </w:rPr>
+      </w:pPr>
+    </w:p>
+    <w:p ns2:paraId="0A292C9F" ns2:textId="41B31A1A">
       <w:pPr>
         <w:spacing w:line="240" w:lineRule="auto"/>
         <w:contextualSpacing/>
@@ -3678,17 +3678,17 @@
         <w:rPr>
           <w:rFonts w:ascii="Arial Narrow" w:eastAsia="Calibri" w:hAnsi="Arial Narrow" w:cs="Arial"/>
           <w:kern w:val="0"/>
-          <w14:ligatures w14:val="none"/>
-        </w:rPr>
-      </w:pPr>
-      <w:r>
-        <w:rPr>
-          <w:rFonts w:ascii="Arial Narrow" w:eastAsia="Arial Narrow" w:hAnsi="Arial Narrow" w:cs="Arial Narrow"/>
-          <w:b/>
-          <w:color w:val="000000"/>
-          <w:kern w:val="0"/>
-          <w:lang w:eastAsia="es-PE"/>
-          <w14:ligatures w14:val="none"/>
+          <ns2:ligatures ns2:val="none"/>
+        </w:rPr>
+      </w:pPr>
+      <w:r>
+        <w:rPr>
+          <w:rFonts w:ascii="Arial Narrow" w:eastAsia="Arial Narrow" w:hAnsi="Arial Narrow" w:cs="Arial Narrow"/>
+          <w:b/>
+          <w:color w:val="000000"/>
+          <w:kern w:val="0"/>
+          <w:lang w:eastAsia="es-PE"/>
+          <ns2:ligatures ns2:val="none"/>
         </w:rPr>
         <w:t>SEGUNDO:</w:t>
       </w:r>
@@ -3698,7 +3698,7 @@
           <w:color w:val="000000"/>
           <w:kern w:val="0"/>
           <w:lang w:eastAsia="es-PE"/>
-          <w14:ligatures w14:val="none"/>
+          <ns2:ligatures ns2:val="none"/>
         </w:rPr>
         <w:t xml:space="preserve"> tener por ofrecidos los medios probatorios presentados en el escrito de denuncia </w:t>
       </w:r>
@@ -3708,7 +3708,7 @@
           <w:color w:val="000000"/>
           <w:kern w:val="0"/>
           <w:lang w:val="es-ES" w:eastAsia="es-ES"/>
-          <w14:ligatures w14:val="none"/>
+          <ns2:ligatures ns2:val="none"/>
         </w:rPr>
         <w:t xml:space="preserve">del </w:t>
       </w:r>
@@ -3718,7 +3718,7 @@
           <w:color w:val="000000"/>
           <w:kern w:val="0"/>
           <w:lang w:val="es-ES" w:eastAsia="es-ES"/>
-          <w14:ligatures w14:val="none"/>
+          <ns2:ligatures ns2:val="none"/>
         </w:rPr>
         <w:t>2 de febrero de 2026</w:t>
       </w:r>
@@ -3726,12 +3726,12 @@
         <w:rPr>
           <w:rFonts w:ascii="Arial Narrow" w:eastAsia="Calibri" w:hAnsi="Arial Narrow" w:cs="Arial"/>
           <w:kern w:val="0"/>
-          <w14:ligatures w14:val="none"/>
+          <ns2:ligatures ns2:val="none"/>
         </w:rPr>
         <w:t>.</w:t>
       </w:r>
     </w:p>
-    <w:p>
+    <w:p ns2:paraId="68A17E97" ns2:textId="77777777">
       <w:pPr>
         <w:spacing w:line="240" w:lineRule="auto"/>
         <w:contextualSpacing/>
@@ -3741,30 +3741,30 @@
           <w:color w:val="000000"/>
           <w:kern w:val="0"/>
           <w:lang w:eastAsia="es-PE"/>
-          <w14:ligatures w14:val="none"/>
-        </w:rPr>
-      </w:pPr>
-    </w:p>
-    <w:p>
-      <w:pPr>
-        <w:spacing w:after="0" w:line="240" w:lineRule="auto"/>
-        <w:jc w:val="both"/>
-        <w:rPr>
-          <w:rFonts w:ascii="Arial Narrow" w:eastAsia="Arial Narrow" w:hAnsi="Arial Narrow" w:cs="Arial Narrow"/>
-          <w:color w:val="000000"/>
-          <w:kern w:val="0"/>
-          <w:lang w:eastAsia="es-PE"/>
-          <w14:ligatures w14:val="none"/>
-        </w:rPr>
-      </w:pPr>
-      <w:r>
-        <w:rPr>
-          <w:rFonts w:ascii="Arial Narrow" w:eastAsia="Arial Narrow" w:hAnsi="Arial Narrow" w:cs="Arial Narrow"/>
-          <w:b/>
-          <w:color w:val="000000"/>
-          <w:kern w:val="0"/>
-          <w:lang w:eastAsia="es-PE"/>
-          <w14:ligatures w14:val="none"/>
+          <ns2:ligatures ns2:val="none"/>
+        </w:rPr>
+      </w:pPr>
+    </w:p>
+    <w:p ns2:paraId="168254DA" ns2:textId="582C9178">
+      <w:pPr>
+        <w:spacing w:after="0" w:line="240" w:lineRule="auto"/>
+        <w:jc w:val="both"/>
+        <w:rPr>
+          <w:rFonts w:ascii="Arial Narrow" w:eastAsia="Arial Narrow" w:hAnsi="Arial Narrow" w:cs="Arial Narrow"/>
+          <w:color w:val="000000"/>
+          <w:kern w:val="0"/>
+          <w:lang w:eastAsia="es-PE"/>
+          <ns2:ligatures ns2:val="none"/>
+        </w:rPr>
+      </w:pPr>
+      <w:r>
+        <w:rPr>
+          <w:rFonts w:ascii="Arial Narrow" w:eastAsia="Arial Narrow" w:hAnsi="Arial Narrow" w:cs="Arial Narrow"/>
+          <w:b/>
+          <w:color w:val="000000"/>
+          <w:kern w:val="0"/>
+          <w:lang w:eastAsia="es-PE"/>
+          <ns2:ligatures ns2:val="none"/>
         </w:rPr>
         <w:t xml:space="preserve">TERCERO: </w:t>
       </w:r>
@@ -3774,7 +3774,7 @@
           <w:color w:val="000000"/>
           <w:kern w:val="0"/>
           <w:lang w:eastAsia="es-PE"/>
-          <w14:ligatures w14:val="none"/>
+          <ns2:ligatures ns2:val="none"/>
         </w:rPr>
         <w:t xml:space="preserve">requerir a </w:t>
       </w:r>
@@ -3784,7 +3784,7 @@
           <w:color w:val="000000"/>
           <w:kern w:val="0"/>
           <w:lang w:eastAsia="es-PE"/>
-          <w14:ligatures w14:val="none"/>
+          <ns2:ligatures ns2:val="none"/>
         </w:rPr>
         <w:t xml:space="preserve">Rímac Seguros y Reaseguros S.A. </w:t>
       </w:r>
@@ -3794,12 +3794,12 @@
           <w:color w:val="000000"/>
           <w:kern w:val="0"/>
           <w:lang w:eastAsia="es-PE"/>
-          <w14:ligatures w14:val="none"/>
+          <ns2:ligatures ns2:val="none"/>
         </w:rPr>
         <w:t>que cumpla con lo siguiente:</w:t>
       </w:r>
     </w:p>
-    <w:p>
+    <w:p ns2:paraId="20FDFB8D" ns2:textId="77777777">
       <w:pPr>
         <w:spacing w:after="0" w:line="240" w:lineRule="auto"/>
         <w:jc w:val="both"/>
@@ -3808,11 +3808,11 @@
           <w:color w:val="000000"/>
           <w:kern w:val="0"/>
           <w:lang w:eastAsia="es-PE"/>
-          <w14:ligatures w14:val="none"/>
-        </w:rPr>
-      </w:pPr>
-    </w:p>
-    <w:p>
+          <ns2:ligatures ns2:val="none"/>
+        </w:rPr>
+      </w:pPr>
+    </w:p>
+    <w:p ns2:paraId="4AA80738" ns2:textId="77777777">
       <w:pPr>
         <w:numPr>
           <w:ilvl w:val="0"/>
@@ -3826,22 +3826,22 @@
           <w:color w:val="000000"/>
           <w:kern w:val="0"/>
           <w:lang w:eastAsia="es-PE"/>
-          <w14:ligatures w14:val="none"/>
-        </w:rPr>
-      </w:pPr>
-      <w:r>
-        <w:rPr>
-          <w:rFonts w:ascii="Arial Narrow" w:eastAsia="Arial Narrow" w:hAnsi="Arial Narrow" w:cs="Arial Narrow"/>
-          <w:color w:val="000000"/>
-          <w:kern w:val="0"/>
-          <w:lang w:eastAsia="es-PE"/>
-          <w14:ligatures w14:val="none"/>
+          <ns2:ligatures ns2:val="none"/>
+        </w:rPr>
+      </w:pPr>
+      <w:r>
+        <w:rPr>
+          <w:rFonts w:ascii="Arial Narrow" w:eastAsia="Arial Narrow" w:hAnsi="Arial Narrow" w:cs="Arial Narrow"/>
+          <w:color w:val="000000"/>
+          <w:kern w:val="0"/>
+          <w:lang w:eastAsia="es-PE"/>
+          <ns2:ligatures ns2:val="none"/>
         </w:rPr>
         <w:lastRenderedPageBreak/>
         <w:t>presentar documentos que acrediten su inscripción en los Registros Públicos o una declaración jurada que indique que cuenta con dicha inscripción;</w:t>
       </w:r>
     </w:p>
-    <w:p>
+    <w:p ns2:paraId="2B29D59F" ns2:textId="77777777">
       <w:pPr>
         <w:numPr>
           <w:ilvl w:val="0"/>
@@ -3855,21 +3855,21 @@
           <w:color w:val="000000"/>
           <w:kern w:val="0"/>
           <w:lang w:eastAsia="es-PE"/>
-          <w14:ligatures w14:val="none"/>
-        </w:rPr>
-      </w:pPr>
-      <w:r>
-        <w:rPr>
-          <w:rFonts w:ascii="Arial Narrow" w:eastAsia="Arial Narrow" w:hAnsi="Arial Narrow" w:cs="Arial Narrow"/>
-          <w:color w:val="000000"/>
-          <w:kern w:val="0"/>
-          <w:lang w:eastAsia="es-PE"/>
-          <w14:ligatures w14:val="none"/>
+          <ns2:ligatures ns2:val="none"/>
+        </w:rPr>
+      </w:pPr>
+      <w:r>
+        <w:rPr>
+          <w:rFonts w:ascii="Arial Narrow" w:eastAsia="Arial Narrow" w:hAnsi="Arial Narrow" w:cs="Arial Narrow"/>
+          <w:color w:val="000000"/>
+          <w:kern w:val="0"/>
+          <w:lang w:eastAsia="es-PE"/>
+          <ns2:ligatures ns2:val="none"/>
         </w:rPr>
         <w:t>presentar copia simple de las facultades de representación de su representante legal en el presente procedimiento o la declaración jurada que indique que cuenta con dichas facultades y que estas se encuentran vigentes;</w:t>
       </w:r>
     </w:p>
-    <w:p>
+    <w:p ns2:paraId="7EF50C46" ns2:textId="77777777">
       <w:pPr>
         <w:numPr>
           <w:ilvl w:val="0"/>
@@ -3883,21 +3883,21 @@
           <w:color w:val="000000"/>
           <w:kern w:val="0"/>
           <w:lang w:eastAsia="es-PE"/>
-          <w14:ligatures w14:val="none"/>
-        </w:rPr>
-      </w:pPr>
-      <w:r>
-        <w:rPr>
-          <w:rFonts w:ascii="Arial Narrow" w:eastAsia="Arial Narrow" w:hAnsi="Arial Narrow" w:cs="Arial Narrow"/>
-          <w:color w:val="000000"/>
-          <w:kern w:val="0"/>
-          <w:lang w:eastAsia="es-PE"/>
-          <w14:ligatures w14:val="none"/>
+          <ns2:ligatures ns2:val="none"/>
+        </w:rPr>
+      </w:pPr>
+      <w:r>
+        <w:rPr>
+          <w:rFonts w:ascii="Arial Narrow" w:eastAsia="Arial Narrow" w:hAnsi="Arial Narrow" w:cs="Arial Narrow"/>
+          <w:color w:val="000000"/>
+          <w:kern w:val="0"/>
+          <w:lang w:eastAsia="es-PE"/>
+          <ns2:ligatures ns2:val="none"/>
         </w:rPr>
         <w:t>consignar el Número de Registro Único de Contribuyentes (RUC); y,</w:t>
       </w:r>
     </w:p>
-    <w:p>
+    <w:p ns2:paraId="19E4DFA1" ns2:textId="77777777">
       <w:pPr>
         <w:numPr>
           <w:ilvl w:val="0"/>
@@ -3909,16 +3909,16 @@
         <w:rPr>
           <w:rFonts w:ascii="Arial Narrow" w:eastAsia="Calibri" w:hAnsi="Arial Narrow" w:cs="Arial"/>
           <w:kern w:val="0"/>
-          <w14:ligatures w14:val="none"/>
-        </w:rPr>
-      </w:pPr>
-      <w:r>
-        <w:rPr>
-          <w:rFonts w:ascii="Arial Narrow" w:eastAsia="Arial Narrow" w:hAnsi="Arial Narrow" w:cs="Arial Narrow"/>
-          <w:color w:val="000000"/>
-          <w:kern w:val="0"/>
-          <w:lang w:eastAsia="es-PE"/>
-          <w14:ligatures w14:val="none"/>
+          <ns2:ligatures ns2:val="none"/>
+        </w:rPr>
+      </w:pPr>
+      <w:r>
+        <w:rPr>
+          <w:rFonts w:ascii="Arial Narrow" w:eastAsia="Arial Narrow" w:hAnsi="Arial Narrow" w:cs="Arial Narrow"/>
+          <w:color w:val="000000"/>
+          <w:kern w:val="0"/>
+          <w:lang w:eastAsia="es-PE"/>
+          <ns2:ligatures ns2:val="none"/>
         </w:rPr>
         <w:t>fijar domicilio procesal para el procedimiento, de conformidad con el numeral 1 del artículo 442</w:t>
       </w:r>
@@ -3928,7 +3928,7 @@
           <w:color w:val="000000"/>
           <w:kern w:val="0"/>
           <w:lang w:eastAsia="es-PE"/>
-          <w14:ligatures w14:val="none"/>
+          <ns2:ligatures ns2:val="none"/>
         </w:rPr>
         <w:t/>
       </w:r>
@@ -3938,7 +3938,7 @@
           <w:color w:val="000000"/>
           <w:kern w:val="0"/>
           <w:lang w:eastAsia="es-PE"/>
-          <w14:ligatures w14:val="none"/>
+          <ns2:ligatures ns2:val="none"/>
         </w:rPr>
         <w:t xml:space="preserve"> del Código Procesal Civil. </w:t>
       </w:r>
@@ -3946,7 +3946,7 @@
         <w:rPr>
           <w:rFonts w:ascii="Arial Narrow" w:eastAsia="Calibri" w:hAnsi="Arial Narrow" w:cs="Arial"/>
           <w:kern w:val="0"/>
-          <w14:ligatures w14:val="none"/>
+          <ns2:ligatures ns2:val="none"/>
         </w:rPr>
         <w:t>Para ello podrá señalar domicilio físico o una dirección electrónica a la que pueda remitirse las notificaciones</w:t>
       </w:r>
@@ -3955,12 +3955,12 @@
           <w:rFonts w:ascii="Arial Narrow" w:eastAsia="Arial" w:hAnsi="Arial Narrow" w:cs="Arial"/>
           <w:kern w:val="0"/>
           <w:lang w:val="es"/>
-          <w14:ligatures w14:val="none"/>
+          <ns2:ligatures ns2:val="none"/>
         </w:rPr>
         <w:t>;</w:t>
       </w:r>
     </w:p>
-    <w:p>
+    <w:p ns2:paraId="7C63E340" ns2:textId="77777777">
       <w:pPr>
         <w:numPr>
           <w:ilvl w:val="0"/>
@@ -3972,14 +3972,14 @@
         <w:rPr>
           <w:rFonts w:ascii="Arial Narrow" w:eastAsia="Calibri" w:hAnsi="Arial Narrow" w:cs="Arial"/>
           <w:kern w:val="0"/>
-          <w14:ligatures w14:val="none"/>
+          <ns2:ligatures ns2:val="none"/>
         </w:rPr>
       </w:pPr>
       <w:r>
         <w:rPr>
           <w:rFonts w:ascii="Arial Narrow" w:eastAsia="Calibri" w:hAnsi="Arial Narrow" w:cs="Arial"/>
           <w:kern w:val="0"/>
-          <w14:ligatures w14:val="none"/>
+          <ns2:ligatures ns2:val="none"/>
         </w:rPr>
         <w:t xml:space="preserve">en caso califique como </w:t>
       </w:r>
@@ -3988,7 +3988,7 @@
         <w:rPr>
           <w:rFonts w:ascii="Arial Narrow" w:eastAsia="Calibri" w:hAnsi="Arial Narrow" w:cs="Arial"/>
           <w:kern w:val="0"/>
-          <w14:ligatures w14:val="none"/>
+          <ns2:ligatures ns2:val="none"/>
         </w:rPr>
         <w:t>micro empresa</w:t>
       </w:r>
@@ -3997,7 +3997,7 @@
         <w:rPr>
           <w:rFonts w:ascii="Arial Narrow" w:eastAsia="Calibri" w:hAnsi="Arial Narrow" w:cs="Arial"/>
           <w:kern w:val="0"/>
-          <w14:ligatures w14:val="none"/>
+          <ns2:ligatures ns2:val="none"/>
         </w:rPr>
         <w:t xml:space="preserve"> o pequeña empresa, presentar los documentos que acrediten su volumen de ventas o ingresos brutos percibidos el año anterior relativo a todas sus actividades económicas y el número de trabajadores con el que cuenta</w:t>
       </w:r>
@@ -4007,7 +4007,7 @@
           <w:rFonts w:ascii="Arial Narrow" w:eastAsia="Calibri" w:hAnsi="Arial Narrow" w:cs="Arial"/>
           <w:kern w:val="0"/>
           <w:vertAlign w:val="superscript"/>
-          <w14:ligatures w14:val="none"/>
+          <ns2:ligatures ns2:val="none"/>
         </w:rPr>
         <w:footnoteReference w:id="7"/>
       </w:r>
@@ -4015,7 +4015,7 @@
         <w:rPr>
           <w:rFonts w:ascii="Arial Narrow" w:eastAsia="Calibri" w:hAnsi="Arial Narrow" w:cs="Arial"/>
           <w:kern w:val="0"/>
-          <w14:ligatures w14:val="none"/>
+          <ns2:ligatures ns2:val="none"/>
         </w:rPr>
         <w:t>. Ello, a fin de que la Comisión pueda meritar dicha documentación, conforme lo establece el artículo 110</w:t>
       </w:r>
@@ -4025,7 +4025,7 @@
           <w:color w:val="000000"/>
           <w:kern w:val="0"/>
           <w:lang w:eastAsia="es-PE"/>
-          <w14:ligatures w14:val="none"/>
+          <ns2:ligatures ns2:val="none"/>
         </w:rPr>
         <w:t/>
       </w:r>
@@ -4033,7 +4033,7 @@
         <w:rPr>
           <w:rFonts w:ascii="Arial Narrow" w:eastAsia="Calibri" w:hAnsi="Arial Narrow" w:cs="Arial"/>
           <w:kern w:val="0"/>
-          <w14:ligatures w14:val="none"/>
+          <ns2:ligatures ns2:val="none"/>
         </w:rPr>
         <w:t xml:space="preserve"> del </w:t>
       </w:r>
@@ -4042,7 +4042,7 @@
           <w:rFonts w:ascii="Arial Narrow" w:eastAsia="Calibri" w:hAnsi="Arial Narrow" w:cs="Arial"/>
           <w:spacing w:val="-2"/>
           <w:kern w:val="0"/>
-          <w14:ligatures w14:val="none"/>
+          <ns2:ligatures ns2:val="none"/>
         </w:rPr>
         <w:t>Código</w:t>
       </w:r>
@@ -4053,7 +4053,7 @@
           <w:spacing w:val="-2"/>
           <w:kern w:val="0"/>
           <w:vertAlign w:val="superscript"/>
-          <w14:ligatures w14:val="none"/>
+          <ns2:ligatures ns2:val="none"/>
         </w:rPr>
         <w:footnoteReference w:id="8"/>
       </w:r>
@@ -4062,12 +4062,12 @@
           <w:rFonts w:ascii="Arial Narrow" w:eastAsia="Calibri" w:hAnsi="Arial Narrow" w:cs="Arial"/>
           <w:spacing w:val="-2"/>
           <w:kern w:val="0"/>
-          <w14:ligatures w14:val="none"/>
+          <ns2:ligatures ns2:val="none"/>
         </w:rPr>
         <w:t>.</w:t>
       </w:r>
     </w:p>
-    <w:p>
+    <w:p ns2:paraId="1F11FE32" ns2:textId="77777777">
       <w:pPr>
         <w:spacing w:after="0" w:line="240" w:lineRule="auto"/>
         <w:ind w:left="567"/>
@@ -4077,52 +4077,87 @@
           <w:color w:val="000000"/>
           <w:kern w:val="0"/>
           <w:lang w:eastAsia="es-PE"/>
-          <w14:ligatures w14:val="none"/>
-        </w:rPr>
-      </w:pPr>
-    </w:p>
-    <w:p>
-      <w:pPr>
-        <w:spacing w:after="0" w:line="240" w:lineRule="auto"/>
-        <w:jc w:val="both"/>
-        <w:rPr>
-          <w:rFonts w:ascii="Arial Narrow" w:eastAsia="Arial Narrow" w:hAnsi="Arial Narrow" w:cs="Arial Narrow"/>
-          <w:color w:val="000000"/>
-          <w:kern w:val="0"/>
-          <w:lang w:eastAsia="es-PE"/>
-          <w14:ligatures w14:val="none"/>
-        </w:rPr>
-      </w:pPr>
-      <w:r>
-        <w:rPr>
-          <w:rFonts w:ascii="Arial Narrow" w:eastAsia="Arial Narrow" w:hAnsi="Arial Narrow" w:cs="Arial Narrow"/>
-          <w:b/>
-          <w:color w:val="000000"/>
-          <w:kern w:val="0"/>
-          <w:lang w:eastAsia="es-PE"/>
-          <w14:ligatures w14:val="none"/>
+          <ns2:ligatures ns2:val="none"/>
+        </w:rPr>
+      </w:pPr>
+    </w:p>
+    <w:p>
+      <w:pPr>
+        <w:spacing w:after="0" w:line="240" w:lineRule="auto"/>
+        <w:jc w:val="both"/>
+        <w:rPr>
+          <w:rFonts w:ascii="Arial Narrow" w:eastAsia="Arial Narrow" w:hAnsi="Arial Narrow" w:cs="Arial Narrow"/>
+          <w:color w:val="000000"/>
+          <w:kern w:val="0"/>
+          <w:lang w:eastAsia="es-PE"/>
+          <ns2:ligatures ns2:val="none"/>
+        </w:rPr>
+      </w:pPr>
+      <w:r>
+        <w:rPr>
+          <w:rFonts w:ascii="Arial Narrow" w:hAnsi="Arial Narrow" w:cs="Arial Narrow"/>
+          <w:b w:val="1"/>
+          <w:bCs w:val="1"/>
+          <w:sz w:val="20"/>
+          <w:szCs w:val="20"/>
         </w:rPr>
         <w:t xml:space="preserve">CUARTO: </w:t>
       </w:r>
       <w:r>
         <w:rPr>
-          <w:rFonts w:ascii="Arial Narrow" w:eastAsia="Arial Narrow" w:hAnsi="Arial Narrow" w:cs="Arial Narrow"/>
-          <w:color w:val="000000"/>
-          <w:kern w:val="0"/>
-          <w:lang w:eastAsia="es-PE"/>
-          <w14:ligatures w14:val="none"/>
-        </w:rPr>
-        <w:t xml:space="preserve">correr traslado de la denuncia interpuesta </w:t>
-      </w:r>
-      <w:r>
+          <w:rFonts w:ascii="Arial Narrow" w:hAnsi="Arial Narrow" w:cs="Arial Narrow"/>
+          <w:sz w:val="20"/>
+          <w:szCs w:val="20"/>
+        </w:rPr>
+        <w:t xml:space="preserve">correr traslado de la presente resolución a Rímac Seguros y Reaseguros S.A para que, de conformidad con lo dispuesto por el artículo 26° de la Ley sobre Facultades, Normas y Organización del Indecopi, aprobado por Decreto Legislativo N° 8079, presenten sus descargos sobre la imputación de cargos realizada en un plazo no mayor a cinco (5) días hábiles contado a partir del día siguiente de la notificación de la presente resolución, vencido el cual, el Secretario Técnico declarará en rebeldía a los denunciados que no lo hubieran presentado. Debe precisarse que de conformidad con lo establecido por el artículo 223° del Texto Único Ordenado de la Ley N° 27444, Ley del Procedimiento Administrativo General, las alegaciones y los hechos relevantes de la reclamación, salvo que hayan sido específicamente negadas en la contestación, se tendrán por aceptadas o meritadas como ciertas.</w:t>
+      </w:r>
+    </w:p>
+    <w:p ns2:paraId="228F876C" ns2:textId="77777777">
+      <w:pPr>
+        <w:spacing w:after="0" w:line="240" w:lineRule="auto"/>
+        <w:jc w:val="both"/>
+        <w:rPr>
+          <w:rFonts w:ascii="Arial Narrow" w:eastAsia="Arial Narrow" w:hAnsi="Arial Narrow" w:cs="Arial Narrow"/>
+          <w:color w:val="000000"/>
+          <w:kern w:val="0"/>
+          <w:lang w:eastAsia="es-PE"/>
+          <ns2:ligatures ns2:val="none"/>
+        </w:rPr>
+      </w:pPr>
+    </w:p>
+    <w:p ns2:paraId="774AFBA5" ns2:textId="2B2A0CC0">
+      <w:pPr>
+        <w:spacing w:after="0" w:line="240" w:lineRule="auto"/>
+        <w:jc w:val="both"/>
         <w:rPr>
           <w:rFonts w:ascii="Arial Narrow" w:eastAsia="Times New Roman" w:hAnsi="Arial Narrow" w:cs="Arial"/>
           <w:color w:val="000000"/>
           <w:kern w:val="0"/>
           <w:lang w:val="es-ES" w:eastAsia="es-ES"/>
-          <w14:ligatures w14:val="none"/>
-        </w:rPr>
-        <w:t xml:space="preserve">el </w:t>
+          <ns2:ligatures ns2:val="none"/>
+        </w:rPr>
+      </w:pPr>
+      <w:r>
+        <w:rPr>
+          <w:rFonts w:ascii="Arial Narrow" w:eastAsia="Arial Narrow" w:hAnsi="Arial Narrow" w:cs="Arial Narrow"/>
+          <w:b/>
+          <w:color w:val="000000"/>
+          <w:kern w:val="0"/>
+          <w:lang w:eastAsia="es-PE"/>
+          <ns2:ligatures ns2:val="none"/>
+        </w:rPr>
+        <w:t xml:space="preserve">QUINTO: </w:t>
+      </w:r>
+      <w:bookmarkStart w:id="26" w:name="_Hlk188286813"/>
+      <w:r>
+        <w:rPr>
+          <w:rFonts w:ascii="Arial Narrow" w:eastAsia="Times New Roman" w:hAnsi="Arial Narrow" w:cs="Arial"/>
+          <w:color w:val="000000"/>
+          <w:kern w:val="0"/>
+          <w:lang w:eastAsia="es-ES"/>
+          <ns2:ligatures ns2:val="none"/>
+        </w:rPr>
+        <w:t xml:space="preserve">requerir </w:t>
       </w:r>
       <w:r>
         <w:rPr>
@@ -4130,28 +4165,32 @@
           <w:color w:val="000000"/>
           <w:kern w:val="0"/>
           <w:lang w:val="es-ES" w:eastAsia="es-ES"/>
-          <w14:ligatures w14:val="none"/>
-        </w:rPr>
-        <w:t>2 de febrero de 2026</w:t>
-      </w:r>
-      <w:r>
-        <w:rPr>
-          <w:rFonts w:ascii="Arial Narrow" w:eastAsia="Calibri" w:hAnsi="Arial Narrow" w:cs="Arial"/>
-          <w:kern w:val="0"/>
-          <w14:ligatures w14:val="none"/>
+          <ns2:ligatures ns2:val="none"/>
+        </w:rPr>
+        <w:t xml:space="preserve">que, en un </w:t>
+      </w:r>
+      <w:r>
+        <w:rPr>
+          <w:rFonts w:ascii="Arial Narrow" w:eastAsia="Times New Roman" w:hAnsi="Arial Narrow" w:cs="Arial"/>
+          <w:color w:val="000000"/>
+          <w:kern w:val="0"/>
+          <w:lang w:eastAsia="es-ES"/>
+          <ns2:ligatures ns2:val="none"/>
+        </w:rPr>
+        <w:t>plazo no mayor de cinco (5) días hábiles contado a partir del día siguiente de la notificación de la presente resolución</w:t>
+      </w:r>
+      <w:bookmarkEnd w:id="26"/>
+      <w:r>
+        <w:rPr>
+          <w:rFonts w:ascii="Arial Narrow" w:eastAsia="Times New Roman" w:hAnsi="Arial Narrow" w:cs="Arial"/>
+          <w:color w:val="000000"/>
+          <w:kern w:val="0"/>
+          <w:lang w:eastAsia="es-ES"/>
+          <ns2:ligatures ns2:val="none"/>
         </w:rPr>
         <w:t xml:space="preserve">, </w:t>
       </w:r>
-      <w:r>
-        <w:rPr>
-          <w:rFonts w:ascii="Arial Narrow" w:eastAsia="Arial Narrow" w:hAnsi="Arial Narrow" w:cs="Arial Narrow"/>
-          <w:color w:val="000000"/>
-          <w:kern w:val="0"/>
-          <w:lang w:eastAsia="es-PE"/>
-          <w14:ligatures w14:val="none"/>
-        </w:rPr>
-        <w:t>a</w:t>
-      </w:r>
+      <w:bookmarkStart w:id="27" w:name="_Hlk188286828"/>
       <w:r>
         <w:rPr>
           <w:rFonts w:ascii="Arial Narrow" w:eastAsia="Times New Roman" w:hAnsi="Arial Narrow" w:cs="Times New Roman"/>
@@ -4159,30 +4198,253 @@
           <w:kern w:val="0"/>
           <w:shd w:val="clear" w:color="auto" w:fill="FFFFFF"/>
           <w:lang w:eastAsia="es-PE"/>
-          <w14:ligatures w14:val="none"/>
+          <ns2:ligatures ns2:val="none"/>
+        </w:rPr>
+        <w:t>el proveedor denunciado</w:t>
+      </w:r>
+      <w:r>
+        <w:rPr>
+          <w:rFonts w:ascii="Arial Narrow" w:eastAsia="Times New Roman" w:hAnsi="Arial Narrow" w:cs="Arial"/>
+          <w:color w:val="000000"/>
+          <w:kern w:val="0"/>
+          <w:lang w:eastAsia="es-ES"/>
+          <ns2:ligatures ns2:val="none"/>
         </w:rPr>
         <w:t xml:space="preserve"> </w:t>
       </w:r>
-      <w:r>
-        <w:rPr>
-          <w:rFonts w:ascii="Arial Narrow" w:eastAsia="Times New Roman" w:hAnsi="Arial Narrow" w:cs="Times New Roman"/>
-          <w:color w:val="000000"/>
-          <w:kern w:val="0"/>
-          <w:shd w:val="clear" w:color="auto" w:fill="FFFFFF"/>
-          <w:lang w:eastAsia="es-PE"/>
-          <w14:ligatures w14:val="none"/>
-        </w:rPr>
-        <w:t>Rímac Seguros y Reaseguros S.A.</w:t>
-      </w:r>
-      <w:r>
-        <w:rPr>
-          <w:rFonts w:ascii="Arial Narrow" w:eastAsia="Arial Narrow" w:hAnsi="Arial Narrow" w:cs="Arial Narrow"/>
-          <w:color w:val="000000"/>
-          <w:kern w:val="0"/>
-          <w:lang w:eastAsia="es-PE"/>
-          <w14:ligatures w14:val="none"/>
-        </w:rPr>
-        <w:t>, para que, de conformidad con lo dispuesto por el artículo 26</w:t>
+      <w:bookmarkEnd w:id="27"/>
+      <w:r>
+        <w:rPr>
+          <w:rFonts w:ascii="Arial Narrow" w:eastAsia="Times New Roman" w:hAnsi="Arial Narrow" w:cs="Arial"/>
+          <w:color w:val="000000"/>
+          <w:kern w:val="0"/>
+          <w:lang w:val="es-ES" w:eastAsia="es-ES"/>
+          <ns2:ligatures ns2:val="none"/>
+        </w:rPr>
+        <w:t xml:space="preserve">cumpla con: </w:t>
+      </w:r>
+      <w:r>
+        <w:rPr>
+          <w:rFonts w:ascii="Arial Narrow" w:eastAsia="Times New Roman" w:hAnsi="Arial Narrow" w:cs="Arial"/>
+          <w:color w:val="000000"/>
+          <w:kern w:val="0"/>
+          <w:lang w:val="es-ES" w:eastAsia="es-ES"/>
+          <ns2:ligatures ns2:val="none"/>
+        </w:rPr>
+        <w:t>(i) presentar una copia completa, legible y debidamente suscrita de la Póliza del Seguro de Protección de Tarjetas asociado al Siniestro 1103-59343, así como el cargo de remisión de la póliza; (</w:t>
+      </w:r>
+      <w:proofErr w:type="spellStart"/>
+      <w:r>
+        <w:rPr>
+          <w:rFonts w:ascii="Arial Narrow" w:eastAsia="Times New Roman" w:hAnsi="Arial Narrow" w:cs="Arial"/>
+          <w:color w:val="000000"/>
+          <w:kern w:val="0"/>
+          <w:lang w:val="es-ES" w:eastAsia="es-ES"/>
+          <ns2:ligatures ns2:val="none"/>
+        </w:rPr>
+        <w:t>ii</w:t>
+      </w:r>
+      <w:proofErr w:type="spellEnd"/>
+      <w:r>
+        <w:rPr>
+          <w:rFonts w:ascii="Arial Narrow" w:eastAsia="Times New Roman" w:hAnsi="Arial Narrow" w:cs="Arial"/>
+          <w:color w:val="000000"/>
+          <w:kern w:val="0"/>
+          <w:lang w:val="es-ES" w:eastAsia="es-ES"/>
+          <ns2:ligatures ns2:val="none"/>
+        </w:rPr>
+        <w:t xml:space="preserve">) presentar los medios probatorios que acrediten que </w:t>
+      </w:r>
+      <w:r>
+        <w:rPr>
+          <w:rFonts w:ascii="Arial Narrow" w:eastAsia="Times New Roman" w:hAnsi="Arial Narrow" w:cs="Arial"/>
+          <w:color w:val="000000"/>
+          <w:kern w:val="0"/>
+          <w:lang w:val="es-ES" w:eastAsia="es-ES"/>
+          <ns2:ligatures ns2:val="none"/>
+        </w:rPr>
+        <w:t xml:space="preserve">el monto </w:t>
+      </w:r>
+      <w:r>
+        <w:rPr>
+          <w:rFonts w:ascii="Arial Narrow" w:eastAsia="Times New Roman" w:hAnsi="Arial Narrow" w:cs="Arial"/>
+          <w:color w:val="000000"/>
+          <w:kern w:val="0"/>
+          <w:lang w:eastAsia="es-ES"/>
+          <ns2:ligatures ns2:val="none"/>
+        </w:rPr>
+        <w:t>máximo de US$ 450,00 por año, equivalente a S/ 1 518,00, a abonar</w:t>
+      </w:r>
+      <w:r>
+        <w:rPr>
+          <w:rFonts w:ascii="Arial Narrow" w:eastAsia="Times New Roman" w:hAnsi="Arial Narrow" w:cs="Arial"/>
+          <w:color w:val="000000"/>
+          <w:kern w:val="0"/>
+          <w:lang w:eastAsia="es-ES"/>
+          <ns2:ligatures ns2:val="none"/>
+        </w:rPr>
+        <w:t>se</w:t>
+      </w:r>
+      <w:r>
+        <w:rPr>
+          <w:rFonts w:ascii="Arial Narrow" w:eastAsia="Times New Roman" w:hAnsi="Arial Narrow" w:cs="Arial"/>
+          <w:color w:val="000000"/>
+          <w:kern w:val="0"/>
+          <w:lang w:val="es-ES" w:eastAsia="es-ES"/>
+          <ns2:ligatures ns2:val="none"/>
+        </w:rPr>
+        <w:t xml:space="preserve"> </w:t>
+      </w:r>
+      <w:r>
+        <w:rPr>
+          <w:rFonts w:ascii="Arial Narrow" w:eastAsia="Times New Roman" w:hAnsi="Arial Narrow" w:cs="Arial"/>
+          <w:color w:val="000000"/>
+          <w:kern w:val="0"/>
+          <w:lang w:val="es-ES" w:eastAsia="es-ES"/>
+          <ns2:ligatures ns2:val="none"/>
+        </w:rPr>
+        <w:t xml:space="preserve">por el </w:t>
+      </w:r>
+      <w:r>
+        <w:rPr>
+          <w:rFonts w:ascii="Arial Narrow" w:eastAsia="Times New Roman" w:hAnsi="Arial Narrow" w:cs="Arial"/>
+          <w:color w:val="000000"/>
+          <w:kern w:val="0"/>
+          <w:lang w:val="es-ES" w:eastAsia="es-ES"/>
+          <ns2:ligatures ns2:val="none"/>
+        </w:rPr>
+        <w:t xml:space="preserve">otorgamiento de cobertura </w:t>
+      </w:r>
+      <w:r>
+        <w:rPr>
+          <w:rFonts w:ascii="Arial Narrow" w:eastAsia="Times New Roman" w:hAnsi="Arial Narrow" w:cs="Arial"/>
+          <w:color w:val="000000"/>
+          <w:kern w:val="0"/>
+          <w:lang w:val="es-ES" w:eastAsia="es-ES"/>
+          <ns2:ligatures ns2:val="none"/>
+        </w:rPr>
+        <w:t>es</w:t>
+      </w:r>
+      <w:r>
+        <w:rPr>
+          <w:rFonts w:ascii="Arial Narrow" w:eastAsia="Times New Roman" w:hAnsi="Arial Narrow" w:cs="Arial"/>
+          <w:color w:val="000000"/>
+          <w:kern w:val="0"/>
+          <w:lang w:val="es-ES" w:eastAsia="es-ES"/>
+          <ns2:ligatures ns2:val="none"/>
+        </w:rPr>
+        <w:t xml:space="preserve"> </w:t>
+      </w:r>
+      <w:r>
+        <w:rPr>
+          <w:rFonts w:ascii="Arial Narrow" w:eastAsia="Times New Roman" w:hAnsi="Arial Narrow" w:cs="Arial"/>
+          <w:color w:val="000000"/>
+          <w:kern w:val="0"/>
+          <w:lang w:val="es-ES" w:eastAsia="es-ES"/>
+          <ns2:ligatures ns2:val="none"/>
+        </w:rPr>
+        <w:t xml:space="preserve">de acuerdo a los términos y condiciones </w:t>
+      </w:r>
+      <w:r>
+        <w:rPr>
+          <w:rFonts w:ascii="Arial Narrow" w:eastAsia="Times New Roman" w:hAnsi="Arial Narrow" w:cs="Arial"/>
+          <w:color w:val="000000"/>
+          <w:kern w:val="0"/>
+          <w:lang w:val="es-ES" w:eastAsia="es-ES"/>
+          <ns2:ligatures ns2:val="none"/>
+        </w:rPr>
+        <w:t>de la Póliza del Seguro de Protección de Tarjetas asociado al Siniestro 1103-59343; y, (</w:t>
+      </w:r>
+      <w:proofErr w:type="spellStart"/>
+      <w:r>
+        <w:rPr>
+          <w:rFonts w:ascii="Arial Narrow" w:eastAsia="Times New Roman" w:hAnsi="Arial Narrow" w:cs="Arial"/>
+          <w:color w:val="000000"/>
+          <w:kern w:val="0"/>
+          <w:lang w:val="es-ES" w:eastAsia="es-ES"/>
+          <ns2:ligatures ns2:val="none"/>
+        </w:rPr>
+        <w:t>iii</w:t>
+      </w:r>
+      <w:proofErr w:type="spellEnd"/>
+      <w:r>
+        <w:rPr>
+          <w:rFonts w:ascii="Arial Narrow" w:eastAsia="Times New Roman" w:hAnsi="Arial Narrow" w:cs="Arial"/>
+          <w:color w:val="000000"/>
+          <w:kern w:val="0"/>
+          <w:lang w:val="es-ES" w:eastAsia="es-ES"/>
+          <ns2:ligatures ns2:val="none"/>
+        </w:rPr>
+        <w:t>) presentar todas las comunicaciones cursadas con la parte denunciante en virtud de los hechos materia de denuncia</w:t>
+      </w:r>
+      <w:r>
+        <w:rPr>
+          <w:rFonts w:ascii="Arial Narrow" w:eastAsia="Times New Roman" w:hAnsi="Arial Narrow" w:cs="Arial"/>
+          <w:color w:val="000000"/>
+          <w:kern w:val="0"/>
+          <w:lang w:val="es-ES" w:eastAsia="es-ES"/>
+          <ns2:ligatures ns2:val="none"/>
+        </w:rPr>
+        <w:t>.</w:t>
+      </w:r>
+    </w:p>
+    <w:p ns2:paraId="12A4D8BD" ns2:textId="77777777">
+      <w:pPr>
+        <w:spacing w:after="0" w:line="240" w:lineRule="auto"/>
+        <w:jc w:val="both"/>
+        <w:rPr>
+          <w:rFonts w:ascii="Arial Narrow" w:eastAsia="Arial Narrow" w:hAnsi="Arial Narrow" w:cs="Arial Narrow"/>
+          <w:b/>
+          <w:color w:val="000000"/>
+          <w:kern w:val="0"/>
+          <w:lang w:val="es-ES" w:eastAsia="es-PE"/>
+          <ns2:ligatures ns2:val="none"/>
+        </w:rPr>
+      </w:pPr>
+    </w:p>
+    <w:p ns2:paraId="591B7E6F" ns2:textId="36BE4FF3">
+      <w:pPr>
+        <w:spacing w:after="0" w:line="240" w:lineRule="auto"/>
+        <w:jc w:val="both"/>
+        <w:rPr>
+          <w:rFonts w:ascii="Arial Narrow" w:eastAsia="Arial Narrow" w:hAnsi="Arial Narrow" w:cs="Arial Narrow"/>
+          <w:color w:val="000000"/>
+          <w:kern w:val="0"/>
+          <w:lang w:eastAsia="es-PE"/>
+          <ns2:ligatures ns2:val="none"/>
+        </w:rPr>
+      </w:pPr>
+      <w:r>
+        <w:rPr>
+          <w:rFonts w:ascii="Arial Narrow" w:eastAsia="Arial Narrow" w:hAnsi="Arial Narrow" w:cs="Arial Narrow"/>
+          <w:b/>
+          <w:color w:val="000000"/>
+          <w:kern w:val="0"/>
+          <w:lang w:eastAsia="es-PE"/>
+          <ns2:ligatures ns2:val="none"/>
+        </w:rPr>
+        <w:t>SEXTO:</w:t>
+      </w:r>
+      <w:r>
+        <w:rPr>
+          <w:rFonts w:ascii="Arial Narrow" w:eastAsia="Arial Narrow" w:hAnsi="Arial Narrow" w:cs="Arial Narrow"/>
+          <w:color w:val="000000"/>
+          <w:kern w:val="0"/>
+          <w:lang w:eastAsia="es-PE"/>
+          <ns2:ligatures ns2:val="none"/>
+        </w:rPr>
+        <w:t xml:space="preserve"> </w:t>
+      </w:r>
+      <w:bookmarkStart w:id="28" w:name="_Hlk188286915"/>
+      <w:r>
+        <w:rPr>
+          <w:rFonts w:ascii="Arial Narrow" w:eastAsia="Arial Narrow" w:hAnsi="Arial Narrow" w:cs="Arial Narrow"/>
+          <w:color w:val="000000"/>
+          <w:kern w:val="0"/>
+          <w:lang w:eastAsia="es-PE"/>
+          <ns2:ligatures ns2:val="none"/>
+        </w:rPr>
+        <w:t>informar a las partes que el artículo 110</w:t>
       </w:r>
       <w:r>
         <w:rPr>
@@ -4190,7 +4452,7 @@
           <w:color w:val="000000"/>
           <w:kern w:val="0"/>
           <w:lang w:eastAsia="es-PE"/>
-          <w14:ligatures w14:val="none"/>
+          <ns2:ligatures ns2:val="none"/>
         </w:rPr>
         <w:t/>
       </w:r>
@@ -4200,382 +4462,27 @@
           <w:color w:val="000000"/>
           <w:kern w:val="0"/>
           <w:lang w:eastAsia="es-PE"/>
-          <w14:ligatures w14:val="none"/>
-        </w:rPr>
-        <w:t xml:space="preserve"> de la Ley sobre Facultades, Normas y Organización del Indecopi, aprobada por Decreto Legislativo 807, presente sus descargos en un plazo no mayor de cinco (5) días hábiles contados desde la notificación. </w:t>
-      </w:r>
-    </w:p>
-    <w:p>
-      <w:pPr>
-        <w:spacing w:after="0" w:line="240" w:lineRule="auto"/>
-        <w:jc w:val="both"/>
-        <w:rPr>
-          <w:rFonts w:ascii="Arial Narrow" w:eastAsia="Arial Narrow" w:hAnsi="Arial Narrow" w:cs="Arial Narrow"/>
-          <w:color w:val="000000"/>
-          <w:kern w:val="0"/>
-          <w:lang w:eastAsia="es-PE"/>
-          <w14:ligatures w14:val="none"/>
-        </w:rPr>
-      </w:pPr>
-    </w:p>
-    <w:p>
-      <w:pPr>
-        <w:spacing w:after="0" w:line="240" w:lineRule="auto"/>
-        <w:jc w:val="both"/>
-        <w:rPr>
-          <w:rFonts w:ascii="Arial Narrow" w:eastAsia="Times New Roman" w:hAnsi="Arial Narrow" w:cs="Arial"/>
-          <w:color w:val="000000"/>
-          <w:kern w:val="0"/>
-          <w:lang w:val="es-ES" w:eastAsia="es-ES"/>
-          <w14:ligatures w14:val="none"/>
-        </w:rPr>
-      </w:pPr>
-      <w:r>
-        <w:rPr>
-          <w:rFonts w:ascii="Arial Narrow" w:eastAsia="Arial Narrow" w:hAnsi="Arial Narrow" w:cs="Arial Narrow"/>
-          <w:b/>
-          <w:color w:val="000000"/>
-          <w:kern w:val="0"/>
-          <w:lang w:eastAsia="es-PE"/>
-          <w14:ligatures w14:val="none"/>
-        </w:rPr>
-        <w:t xml:space="preserve">QUINTO: </w:t>
-      </w:r>
-      <w:bookmarkStart w:id="26" w:name="_Hlk188286813"/>
-      <w:r>
-        <w:rPr>
-          <w:rFonts w:ascii="Arial Narrow" w:eastAsia="Times New Roman" w:hAnsi="Arial Narrow" w:cs="Arial"/>
-          <w:color w:val="000000"/>
-          <w:kern w:val="0"/>
-          <w:lang w:eastAsia="es-ES"/>
-          <w14:ligatures w14:val="none"/>
-        </w:rPr>
-        <w:t xml:space="preserve">requerir </w:t>
-      </w:r>
-      <w:r>
-        <w:rPr>
-          <w:rFonts w:ascii="Arial Narrow" w:eastAsia="Times New Roman" w:hAnsi="Arial Narrow" w:cs="Arial"/>
-          <w:color w:val="000000"/>
-          <w:kern w:val="0"/>
-          <w:lang w:val="es-ES" w:eastAsia="es-ES"/>
-          <w14:ligatures w14:val="none"/>
-        </w:rPr>
-        <w:t xml:space="preserve">que, en un </w:t>
-      </w:r>
-      <w:r>
-        <w:rPr>
-          <w:rFonts w:ascii="Arial Narrow" w:eastAsia="Times New Roman" w:hAnsi="Arial Narrow" w:cs="Arial"/>
-          <w:color w:val="000000"/>
-          <w:kern w:val="0"/>
-          <w:lang w:eastAsia="es-ES"/>
-          <w14:ligatures w14:val="none"/>
-        </w:rPr>
-        <w:t>plazo no mayor de cinco (5) días hábiles contado a partir del día siguiente de la notificación de la presente resolución</w:t>
-      </w:r>
-      <w:bookmarkEnd w:id="26"/>
-      <w:r>
-        <w:rPr>
-          <w:rFonts w:ascii="Arial Narrow" w:eastAsia="Times New Roman" w:hAnsi="Arial Narrow" w:cs="Arial"/>
-          <w:color w:val="000000"/>
-          <w:kern w:val="0"/>
-          <w:lang w:eastAsia="es-ES"/>
-          <w14:ligatures w14:val="none"/>
-        </w:rPr>
-        <w:t xml:space="preserve">, </w:t>
-      </w:r>
-      <w:bookmarkStart w:id="27" w:name="_Hlk188286828"/>
-      <w:r>
-        <w:rPr>
-          <w:rFonts w:ascii="Arial Narrow" w:eastAsia="Times New Roman" w:hAnsi="Arial Narrow" w:cs="Times New Roman"/>
-          <w:color w:val="000000"/>
-          <w:kern w:val="0"/>
-          <w:shd w:val="clear" w:color="auto" w:fill="FFFFFF"/>
-          <w:lang w:eastAsia="es-PE"/>
-          <w14:ligatures w14:val="none"/>
-        </w:rPr>
-        <w:t>el proveedor denunciado</w:t>
-      </w:r>
-      <w:r>
-        <w:rPr>
-          <w:rFonts w:ascii="Arial Narrow" w:eastAsia="Times New Roman" w:hAnsi="Arial Narrow" w:cs="Arial"/>
-          <w:color w:val="000000"/>
-          <w:kern w:val="0"/>
-          <w:lang w:eastAsia="es-ES"/>
-          <w14:ligatures w14:val="none"/>
+          <ns2:ligatures ns2:val="none"/>
+        </w:rPr>
+        <w:t xml:space="preserve"> de la Ley</w:t>
+      </w:r>
+      <w:r>
+        <w:rPr>
+          <w:rFonts w:ascii="Arial Narrow" w:eastAsia="Arial Narrow" w:hAnsi="Arial Narrow" w:cs="Arial Narrow"/>
+          <w:color w:val="000000"/>
+          <w:kern w:val="0"/>
+          <w:lang w:eastAsia="es-PE"/>
+          <ns2:ligatures ns2:val="none"/>
         </w:rPr>
         <w:t xml:space="preserve"> </w:t>
       </w:r>
-      <w:bookmarkEnd w:id="27"/>
-      <w:r>
-        <w:rPr>
-          <w:rFonts w:ascii="Arial Narrow" w:eastAsia="Times New Roman" w:hAnsi="Arial Narrow" w:cs="Arial"/>
-          <w:color w:val="000000"/>
-          <w:kern w:val="0"/>
-          <w:lang w:val="es-ES" w:eastAsia="es-ES"/>
-          <w14:ligatures w14:val="none"/>
-        </w:rPr>
-        <w:t xml:space="preserve">cumpla con: </w:t>
-      </w:r>
-      <w:r>
-        <w:rPr>
-          <w:rFonts w:ascii="Arial Narrow" w:eastAsia="Times New Roman" w:hAnsi="Arial Narrow" w:cs="Arial"/>
-          <w:color w:val="000000"/>
-          <w:kern w:val="0"/>
-          <w:lang w:val="es-ES" w:eastAsia="es-ES"/>
-          <w14:ligatures w14:val="none"/>
-        </w:rPr>
-        <w:t>(i) presentar una copia completa, legible y debidamente suscrita de la Póliza del Seguro de Protección de Tarjetas asociado al Siniestro 1103-59343, así como el cargo de remisión de la póliza; (</w:t>
-      </w:r>
-      <w:proofErr w:type="spellStart"/>
-      <w:r>
-        <w:rPr>
-          <w:rFonts w:ascii="Arial Narrow" w:eastAsia="Times New Roman" w:hAnsi="Arial Narrow" w:cs="Arial"/>
-          <w:color w:val="000000"/>
-          <w:kern w:val="0"/>
-          <w:lang w:val="es-ES" w:eastAsia="es-ES"/>
-          <w14:ligatures w14:val="none"/>
-        </w:rPr>
-        <w:t>ii</w:t>
-      </w:r>
-      <w:proofErr w:type="spellEnd"/>
-      <w:r>
-        <w:rPr>
-          <w:rFonts w:ascii="Arial Narrow" w:eastAsia="Times New Roman" w:hAnsi="Arial Narrow" w:cs="Arial"/>
-          <w:color w:val="000000"/>
-          <w:kern w:val="0"/>
-          <w:lang w:val="es-ES" w:eastAsia="es-ES"/>
-          <w14:ligatures w14:val="none"/>
-        </w:rPr>
-        <w:t xml:space="preserve">) presentar los medios probatorios que acrediten que </w:t>
-      </w:r>
-      <w:r>
-        <w:rPr>
-          <w:rFonts w:ascii="Arial Narrow" w:eastAsia="Times New Roman" w:hAnsi="Arial Narrow" w:cs="Arial"/>
-          <w:color w:val="000000"/>
-          <w:kern w:val="0"/>
-          <w:lang w:val="es-ES" w:eastAsia="es-ES"/>
-          <w14:ligatures w14:val="none"/>
-        </w:rPr>
-        <w:t xml:space="preserve">el monto </w:t>
-      </w:r>
-      <w:r>
-        <w:rPr>
-          <w:rFonts w:ascii="Arial Narrow" w:eastAsia="Times New Roman" w:hAnsi="Arial Narrow" w:cs="Arial"/>
-          <w:color w:val="000000"/>
-          <w:kern w:val="0"/>
-          <w:lang w:eastAsia="es-ES"/>
-          <w14:ligatures w14:val="none"/>
-        </w:rPr>
-        <w:t>máximo de US$ 450,00 por año, equivalente a S/ 1 518,00, a abonar</w:t>
-      </w:r>
-      <w:r>
-        <w:rPr>
-          <w:rFonts w:ascii="Arial Narrow" w:eastAsia="Times New Roman" w:hAnsi="Arial Narrow" w:cs="Arial"/>
-          <w:color w:val="000000"/>
-          <w:kern w:val="0"/>
-          <w:lang w:eastAsia="es-ES"/>
-          <w14:ligatures w14:val="none"/>
-        </w:rPr>
-        <w:t>se</w:t>
-      </w:r>
-      <w:r>
-        <w:rPr>
-          <w:rFonts w:ascii="Arial Narrow" w:eastAsia="Times New Roman" w:hAnsi="Arial Narrow" w:cs="Arial"/>
-          <w:color w:val="000000"/>
-          <w:kern w:val="0"/>
-          <w:lang w:val="es-ES" w:eastAsia="es-ES"/>
-          <w14:ligatures w14:val="none"/>
-        </w:rPr>
-        <w:t xml:space="preserve"> </w:t>
-      </w:r>
-      <w:r>
-        <w:rPr>
-          <w:rFonts w:ascii="Arial Narrow" w:eastAsia="Times New Roman" w:hAnsi="Arial Narrow" w:cs="Arial"/>
-          <w:color w:val="000000"/>
-          <w:kern w:val="0"/>
-          <w:lang w:val="es-ES" w:eastAsia="es-ES"/>
-          <w14:ligatures w14:val="none"/>
-        </w:rPr>
-        <w:t xml:space="preserve">por el </w:t>
-      </w:r>
-      <w:r>
-        <w:rPr>
-          <w:rFonts w:ascii="Arial Narrow" w:eastAsia="Times New Roman" w:hAnsi="Arial Narrow" w:cs="Arial"/>
-          <w:color w:val="000000"/>
-          <w:kern w:val="0"/>
-          <w:lang w:val="es-ES" w:eastAsia="es-ES"/>
-          <w14:ligatures w14:val="none"/>
-        </w:rPr>
-        <w:t xml:space="preserve">otorgamiento de cobertura </w:t>
-      </w:r>
-      <w:r>
-        <w:rPr>
-          <w:rFonts w:ascii="Arial Narrow" w:eastAsia="Times New Roman" w:hAnsi="Arial Narrow" w:cs="Arial"/>
-          <w:color w:val="000000"/>
-          <w:kern w:val="0"/>
-          <w:lang w:val="es-ES" w:eastAsia="es-ES"/>
-          <w14:ligatures w14:val="none"/>
-        </w:rPr>
-        <w:t>es</w:t>
-      </w:r>
-      <w:r>
-        <w:rPr>
-          <w:rFonts w:ascii="Arial Narrow" w:eastAsia="Times New Roman" w:hAnsi="Arial Narrow" w:cs="Arial"/>
-          <w:color w:val="000000"/>
-          <w:kern w:val="0"/>
-          <w:lang w:val="es-ES" w:eastAsia="es-ES"/>
-          <w14:ligatures w14:val="none"/>
-        </w:rPr>
-        <w:t xml:space="preserve"> </w:t>
-      </w:r>
-      <w:r>
-        <w:rPr>
-          <w:rFonts w:ascii="Arial Narrow" w:eastAsia="Times New Roman" w:hAnsi="Arial Narrow" w:cs="Arial"/>
-          <w:color w:val="000000"/>
-          <w:kern w:val="0"/>
-          <w:lang w:val="es-ES" w:eastAsia="es-ES"/>
-          <w14:ligatures w14:val="none"/>
-        </w:rPr>
-        <w:t xml:space="preserve">de acuerdo a los términos y condiciones </w:t>
-      </w:r>
-      <w:r>
-        <w:rPr>
-          <w:rFonts w:ascii="Arial Narrow" w:eastAsia="Times New Roman" w:hAnsi="Arial Narrow" w:cs="Arial"/>
-          <w:color w:val="000000"/>
-          <w:kern w:val="0"/>
-          <w:lang w:val="es-ES" w:eastAsia="es-ES"/>
-          <w14:ligatures w14:val="none"/>
-        </w:rPr>
-        <w:t>de la Póliza del Seguro de Protección de Tarjetas asociado al Siniestro 1103-59343; y, (</w:t>
-      </w:r>
-      <w:proofErr w:type="spellStart"/>
-      <w:r>
-        <w:rPr>
-          <w:rFonts w:ascii="Arial Narrow" w:eastAsia="Times New Roman" w:hAnsi="Arial Narrow" w:cs="Arial"/>
-          <w:color w:val="000000"/>
-          <w:kern w:val="0"/>
-          <w:lang w:val="es-ES" w:eastAsia="es-ES"/>
-          <w14:ligatures w14:val="none"/>
-        </w:rPr>
-        <w:t>iii</w:t>
-      </w:r>
-      <w:proofErr w:type="spellEnd"/>
-      <w:r>
-        <w:rPr>
-          <w:rFonts w:ascii="Arial Narrow" w:eastAsia="Times New Roman" w:hAnsi="Arial Narrow" w:cs="Arial"/>
-          <w:color w:val="000000"/>
-          <w:kern w:val="0"/>
-          <w:lang w:val="es-ES" w:eastAsia="es-ES"/>
-          <w14:ligatures w14:val="none"/>
-        </w:rPr>
-        <w:t>) presentar todas las comunicaciones cursadas con la parte denunciante en virtud de los hechos materia de denuncia</w:t>
-      </w:r>
-      <w:r>
-        <w:rPr>
-          <w:rFonts w:ascii="Arial Narrow" w:eastAsia="Times New Roman" w:hAnsi="Arial Narrow" w:cs="Arial"/>
-          <w:color w:val="000000"/>
-          <w:kern w:val="0"/>
-          <w:lang w:val="es-ES" w:eastAsia="es-ES"/>
-          <w14:ligatures w14:val="none"/>
-        </w:rPr>
-        <w:t>.</w:t>
-      </w:r>
-    </w:p>
-    <w:p>
-      <w:pPr>
-        <w:spacing w:after="0" w:line="240" w:lineRule="auto"/>
-        <w:jc w:val="both"/>
-        <w:rPr>
-          <w:rFonts w:ascii="Arial Narrow" w:eastAsia="Arial Narrow" w:hAnsi="Arial Narrow" w:cs="Arial Narrow"/>
-          <w:b/>
-          <w:color w:val="000000"/>
-          <w:kern w:val="0"/>
-          <w:lang w:val="es-ES" w:eastAsia="es-PE"/>
-          <w14:ligatures w14:val="none"/>
-        </w:rPr>
-      </w:pPr>
-    </w:p>
-    <w:p>
-      <w:pPr>
-        <w:spacing w:after="0" w:line="240" w:lineRule="auto"/>
-        <w:jc w:val="both"/>
-        <w:rPr>
-          <w:rFonts w:ascii="Arial Narrow" w:eastAsia="Arial Narrow" w:hAnsi="Arial Narrow" w:cs="Arial Narrow"/>
-          <w:color w:val="000000"/>
-          <w:kern w:val="0"/>
-          <w:lang w:eastAsia="es-PE"/>
-          <w14:ligatures w14:val="none"/>
-        </w:rPr>
-      </w:pPr>
-      <w:r>
-        <w:rPr>
-          <w:rFonts w:ascii="Arial Narrow" w:eastAsia="Arial Narrow" w:hAnsi="Arial Narrow" w:cs="Arial Narrow"/>
-          <w:b/>
-          <w:color w:val="000000"/>
-          <w:kern w:val="0"/>
-          <w:lang w:eastAsia="es-PE"/>
-          <w14:ligatures w14:val="none"/>
-        </w:rPr>
-        <w:t>SEXTO:</w:t>
-      </w:r>
-      <w:r>
-        <w:rPr>
-          <w:rFonts w:ascii="Arial Narrow" w:eastAsia="Arial Narrow" w:hAnsi="Arial Narrow" w:cs="Arial Narrow"/>
-          <w:color w:val="000000"/>
-          <w:kern w:val="0"/>
-          <w:lang w:eastAsia="es-PE"/>
-          <w14:ligatures w14:val="none"/>
-        </w:rPr>
-        <w:t xml:space="preserve"> </w:t>
-      </w:r>
-      <w:bookmarkStart w:id="28" w:name="_Hlk188286915"/>
-      <w:r>
-        <w:rPr>
-          <w:rFonts w:ascii="Arial Narrow" w:eastAsia="Arial Narrow" w:hAnsi="Arial Narrow" w:cs="Arial Narrow"/>
-          <w:color w:val="000000"/>
-          <w:kern w:val="0"/>
-          <w:lang w:eastAsia="es-PE"/>
-          <w14:ligatures w14:val="none"/>
-        </w:rPr>
-        <w:t>informar a las partes que el artículo 110</w:t>
-      </w:r>
-      <w:r>
-        <w:rPr>
-          <w:rFonts w:ascii="Arial Narrow" w:eastAsia="Times New Roman" w:hAnsi="Arial Narrow" w:cs="Segoe UI"/>
-          <w:color w:val="000000"/>
-          <w:kern w:val="0"/>
-          <w:lang w:eastAsia="es-PE"/>
-          <w14:ligatures w14:val="none"/>
-        </w:rPr>
-        <w:t/>
-      </w:r>
-      <w:r>
-        <w:rPr>
-          <w:rFonts w:ascii="Arial Narrow" w:eastAsia="Arial Narrow" w:hAnsi="Arial Narrow" w:cs="Arial Narrow"/>
-          <w:color w:val="000000"/>
-          <w:kern w:val="0"/>
-          <w:lang w:eastAsia="es-PE"/>
-          <w14:ligatures w14:val="none"/>
-        </w:rPr>
-        <w:t xml:space="preserve"> de la Ley</w:t>
-      </w:r>
-      <w:r>
-        <w:rPr>
-          <w:rFonts w:ascii="Arial Narrow" w:eastAsia="Arial Narrow" w:hAnsi="Arial Narrow" w:cs="Arial Narrow"/>
-          <w:color w:val="000000"/>
-          <w:kern w:val="0"/>
-          <w:lang w:eastAsia="es-PE"/>
-          <w14:ligatures w14:val="none"/>
-        </w:rPr>
-        <w:t xml:space="preserve"> </w:t>
-      </w:r>
-      <w:r>
-        <w:rPr>
-          <w:rFonts w:ascii="Arial Narrow" w:eastAsia="Arial Narrow" w:hAnsi="Arial Narrow" w:cs="Arial Narrow"/>
-          <w:color w:val="000000"/>
-          <w:kern w:val="0"/>
-          <w:lang w:eastAsia="es-PE"/>
-          <w14:ligatures w14:val="none"/>
+      <w:r>
+        <w:rPr>
+          <w:rFonts w:ascii="Arial Narrow" w:eastAsia="Arial Narrow" w:hAnsi="Arial Narrow" w:cs="Arial Narrow"/>
+          <w:color w:val="000000"/>
+          <w:kern w:val="0"/>
+          <w:lang w:eastAsia="es-PE"/>
+          <ns2:ligatures ns2:val="none"/>
         </w:rPr>
         <w:t xml:space="preserve"> 29571, Código de Protección y Defensa del Consumidor</w:t>
       </w:r>
@@ -4587,7 +4494,7 @@
           <w:kern w:val="0"/>
           <w:vertAlign w:val="superscript"/>
           <w:lang w:eastAsia="es-PE"/>
-          <w14:ligatures w14:val="none"/>
+          <ns2:ligatures ns2:val="none"/>
         </w:rPr>
         <w:footnoteReference w:id="9"/>
       </w:r>
@@ -4597,7 +4504,7 @@
           <w:color w:val="000000"/>
           <w:kern w:val="0"/>
           <w:lang w:eastAsia="es-PE"/>
-          <w14:ligatures w14:val="none"/>
+          <ns2:ligatures ns2:val="none"/>
         </w:rPr>
         <w:t xml:space="preserve">, faculta a la Comisión a calificar las infracciones de la referida norma como leves, graves o </w:t>
       </w:r>
@@ -4607,7 +4514,7 @@
           <w:color w:val="000000"/>
           <w:kern w:val="0"/>
           <w:lang w:eastAsia="es-PE"/>
-          <w14:ligatures w14:val="none"/>
+          <ns2:ligatures ns2:val="none"/>
         </w:rPr>
         <w:lastRenderedPageBreak/>
         <w:t>muy graves e imponer sanciones que van desde una amonestación hasta una multa por un máximo de 450 Unidades Impositivas Tributarias, sin perjuicio de las medidas correctivas, reparadoras y complementarias, que puedan ordenarse de acuerdo a lo estipulado en los artículos 114</w:t>
@@ -4618,7 +4525,7 @@
           <w:color w:val="000000"/>
           <w:kern w:val="0"/>
           <w:lang w:eastAsia="es-PE"/>
-          <w14:ligatures w14:val="none"/>
+          <ns2:ligatures ns2:val="none"/>
         </w:rPr>
         <w:t/>
       </w:r>
@@ -4628,7 +4535,7 @@
           <w:color w:val="000000"/>
           <w:kern w:val="0"/>
           <w:lang w:eastAsia="es-PE"/>
-          <w14:ligatures w14:val="none"/>
+          <ns2:ligatures ns2:val="none"/>
         </w:rPr>
         <w:t>, 115</w:t>
       </w:r>
@@ -4638,7 +4545,7 @@
           <w:color w:val="000000"/>
           <w:kern w:val="0"/>
           <w:lang w:eastAsia="es-PE"/>
-          <w14:ligatures w14:val="none"/>
+          <ns2:ligatures ns2:val="none"/>
         </w:rPr>
         <w:t/>
       </w:r>
@@ -4648,7 +4555,7 @@
           <w:color w:val="000000"/>
           <w:kern w:val="0"/>
           <w:lang w:eastAsia="es-PE"/>
-          <w14:ligatures w14:val="none"/>
+          <ns2:ligatures ns2:val="none"/>
         </w:rPr>
         <w:t xml:space="preserve"> y 116</w:t>
       </w:r>
@@ -4658,7 +4565,7 @@
           <w:color w:val="000000"/>
           <w:kern w:val="0"/>
           <w:lang w:eastAsia="es-PE"/>
-          <w14:ligatures w14:val="none"/>
+          <ns2:ligatures ns2:val="none"/>
         </w:rPr>
         <w:t/>
       </w:r>
@@ -4668,7 +4575,7 @@
           <w:color w:val="000000"/>
           <w:kern w:val="0"/>
           <w:lang w:eastAsia="es-PE"/>
-          <w14:ligatures w14:val="none"/>
+          <ns2:ligatures ns2:val="none"/>
         </w:rPr>
         <w:t xml:space="preserve"> de la referida norma</w:t>
       </w:r>
@@ -4680,7 +4587,7 @@
           <w:kern w:val="0"/>
           <w:vertAlign w:val="superscript"/>
           <w:lang w:eastAsia="es-PE"/>
-          <w14:ligatures w14:val="none"/>
+          <ns2:ligatures ns2:val="none"/>
         </w:rPr>
         <w:footnoteReference w:id="10"/>
       </w:r>
@@ -4690,7 +4597,7 @@
           <w:color w:val="000000"/>
           <w:kern w:val="0"/>
           <w:lang w:eastAsia="es-PE"/>
-          <w14:ligatures w14:val="none"/>
+          <ns2:ligatures ns2:val="none"/>
         </w:rPr>
         <w:t xml:space="preserve">. </w:t>
       </w:r>
@@ -4701,7 +4608,7 @@
           <w:color w:val="000000"/>
           <w:kern w:val="0"/>
           <w:lang w:eastAsia="es-PE"/>
-          <w14:ligatures w14:val="none"/>
+          <ns2:ligatures ns2:val="none"/>
         </w:rPr>
         <w:lastRenderedPageBreak/>
         <w:t>Asimismo, se consideran circunstancias atenuantes para la graduación de la sanción, el allanamiento de la denuncia o el reconocimiento de las pretensiones en ella contenidas, de acuerdo con el artículo 112</w:t>
@@ -4712,7 +4619,7 @@
           <w:color w:val="000000"/>
           <w:kern w:val="0"/>
           <w:lang w:eastAsia="es-PE"/>
-          <w14:ligatures w14:val="none"/>
+          <ns2:ligatures ns2:val="none"/>
         </w:rPr>
         <w:t/>
       </w:r>
@@ -4722,7 +4629,7 @@
           <w:color w:val="000000"/>
           <w:kern w:val="0"/>
           <w:lang w:eastAsia="es-PE"/>
-          <w14:ligatures w14:val="none"/>
+          <ns2:ligatures ns2:val="none"/>
         </w:rPr>
         <w:t xml:space="preserve"> del Código</w:t>
       </w:r>
@@ -4734,7 +4641,7 @@
           <w:kern w:val="0"/>
           <w:vertAlign w:val="superscript"/>
           <w:lang w:eastAsia="es-PE"/>
-          <w14:ligatures w14:val="none"/>
+          <ns2:ligatures ns2:val="none"/>
         </w:rPr>
         <w:footnoteReference w:id="11"/>
       </w:r>
@@ -4744,12 +4651,12 @@
           <w:color w:val="000000"/>
           <w:kern w:val="0"/>
           <w:lang w:eastAsia="es-PE"/>
-          <w14:ligatures w14:val="none"/>
+          <ns2:ligatures ns2:val="none"/>
         </w:rPr>
         <w:t>.</w:t>
       </w:r>
     </w:p>
-    <w:p>
+    <w:p ns2:paraId="0ECE55DF" ns2:textId="77777777">
       <w:pPr>
         <w:shd w:val="clear" w:color="auto" w:fill="FFFFFF"/>
         <w:spacing w:after="0" w:line="240" w:lineRule="auto"/>
@@ -4760,11 +4667,11 @@
           <w:color w:val="000000"/>
           <w:kern w:val="0"/>
           <w:lang w:eastAsia="es-PE"/>
-          <w14:ligatures w14:val="none"/>
-        </w:rPr>
-      </w:pPr>
-    </w:p>
-    <w:p>
+          <ns2:ligatures ns2:val="none"/>
+        </w:rPr>
+      </w:pPr>
+    </w:p>
+    <w:p ns2:paraId="1CC114EB" ns2:textId="77777777">
       <w:pPr>
         <w:shd w:val="clear" w:color="auto" w:fill="FFFFFF"/>
         <w:spacing w:after="0" w:line="240" w:lineRule="auto"/>
@@ -4774,17 +4681,17 @@
           <w:color w:val="000000"/>
           <w:kern w:val="0"/>
           <w:lang w:eastAsia="es-PE"/>
-          <w14:ligatures w14:val="none"/>
-        </w:rPr>
-      </w:pPr>
-      <w:r>
-        <w:rPr>
-          <w:rFonts w:ascii="Arial Narrow" w:eastAsia="Arial Narrow" w:hAnsi="Arial Narrow" w:cs="Arial Narrow"/>
-          <w:b/>
-          <w:color w:val="000000"/>
-          <w:kern w:val="0"/>
-          <w:lang w:eastAsia="es-PE"/>
-          <w14:ligatures w14:val="none"/>
+          <ns2:ligatures ns2:val="none"/>
+        </w:rPr>
+      </w:pPr>
+      <w:r>
+        <w:rPr>
+          <w:rFonts w:ascii="Arial Narrow" w:eastAsia="Arial Narrow" w:hAnsi="Arial Narrow" w:cs="Arial Narrow"/>
+          <w:b/>
+          <w:color w:val="000000"/>
+          <w:kern w:val="0"/>
+          <w:lang w:eastAsia="es-PE"/>
+          <ns2:ligatures ns2:val="none"/>
         </w:rPr>
         <w:t>SÉTIMO:</w:t>
       </w:r>
@@ -4794,7 +4701,7 @@
           <w:color w:val="000000"/>
           <w:kern w:val="0"/>
           <w:lang w:eastAsia="es-PE"/>
-          <w14:ligatures w14:val="none"/>
+          <ns2:ligatures ns2:val="none"/>
         </w:rPr>
         <w:t xml:space="preserve"> informar a las partes que conforme a lo establecido en el artículo 39</w:t>
       </w:r>
@@ -4804,7 +4711,7 @@
           <w:color w:val="000000"/>
           <w:kern w:val="0"/>
           <w:lang w:eastAsia="es-PE"/>
-          <w14:ligatures w14:val="none"/>
+          <ns2:ligatures ns2:val="none"/>
         </w:rPr>
         <w:t/>
       </w:r>
@@ -4814,12 +4721,12 @@
           <w:color w:val="000000"/>
           <w:kern w:val="0"/>
           <w:lang w:eastAsia="es-PE"/>
-          <w14:ligatures w14:val="none"/>
+          <ns2:ligatures ns2:val="none"/>
         </w:rPr>
         <w:t xml:space="preserve"> de la Ley sobre Facultades, Normas y Organización del Indecopi, aprobada por Decreto Legislativo 807, los gastos por los peritajes realizados, actuación de pruebas, inspecciones y otros derivados de la tramitación del proceso serán de cargo de la parte que solicita la prueba, salvo pacto en contrario. En todos los casos, la resolución final determinará si los gastos deben ser asumidos por alguna de las partes, o reembolsados a la otra parte o al Indecopi, según sea el caso, de manera adicional a la sanción que haya podido imponerse. </w:t>
       </w:r>
     </w:p>
-    <w:p>
+    <w:p ns2:paraId="364C4B19" ns2:textId="77777777">
       <w:pPr>
         <w:shd w:val="clear" w:color="auto" w:fill="FFFFFF"/>
         <w:spacing w:after="0" w:line="240" w:lineRule="auto"/>
@@ -4829,11 +4736,11 @@
           <w:color w:val="000000"/>
           <w:kern w:val="0"/>
           <w:lang w:eastAsia="es-PE"/>
-          <w14:ligatures w14:val="none"/>
-        </w:rPr>
-      </w:pPr>
-    </w:p>
-    <w:p>
+          <ns2:ligatures ns2:val="none"/>
+        </w:rPr>
+      </w:pPr>
+    </w:p>
+    <w:p ns2:paraId="27E9BBC0" ns2:textId="77777777">
       <w:pPr>
         <w:suppressAutoHyphens/>
         <w:spacing w:after="0" w:line="240" w:lineRule="auto"/>
@@ -4842,7 +4749,7 @@
           <w:rFonts w:ascii="Arial Narrow" w:eastAsia="Calibri" w:hAnsi="Arial Narrow" w:cs="Arial"/>
           <w:kern w:val="0"/>
           <w:u w:val="single"/>
-          <w14:ligatures w14:val="none"/>
+          <ns2:ligatures ns2:val="none"/>
         </w:rPr>
       </w:pPr>
       <w:r>
@@ -4851,7 +4758,7 @@
           <w:b/>
           <w:bCs/>
           <w:kern w:val="0"/>
-          <w14:ligatures w14:val="none"/>
+          <ns2:ligatures ns2:val="none"/>
         </w:rPr>
         <w:t>OCTAVO</w:t>
       </w:r>
@@ -4860,7 +4767,7 @@
           <w:rFonts w:ascii="Arial Narrow" w:eastAsia="Calibri" w:hAnsi="Arial Narrow" w:cs="Arial"/>
           <w:b/>
           <w:kern w:val="0"/>
-          <w14:ligatures w14:val="none"/>
+          <ns2:ligatures ns2:val="none"/>
         </w:rPr>
         <w:t>:</w:t>
       </w:r>
@@ -4868,7 +4775,7 @@
         <w:rPr>
           <w:rFonts w:ascii="Arial Narrow" w:eastAsia="Calibri" w:hAnsi="Arial Narrow" w:cs="Arial"/>
           <w:kern w:val="0"/>
-          <w14:ligatures w14:val="none"/>
+          <ns2:ligatures ns2:val="none"/>
         </w:rPr>
         <w:t xml:space="preserve"> comunicar a las partes que, </w:t>
       </w:r>
@@ -4877,7 +4784,7 @@
         <w:rPr>
           <w:rFonts w:ascii="Arial Narrow" w:eastAsia="Calibri" w:hAnsi="Arial Narrow" w:cs="Arial"/>
           <w:kern w:val="0"/>
-          <w14:ligatures w14:val="none"/>
+          <ns2:ligatures ns2:val="none"/>
         </w:rPr>
         <w:t>de acuerdo a</w:t>
       </w:r>
@@ -4886,7 +4793,7 @@
         <w:rPr>
           <w:rFonts w:ascii="Arial Narrow" w:eastAsia="Calibri" w:hAnsi="Arial Narrow" w:cs="Arial"/>
           <w:kern w:val="0"/>
-          <w14:ligatures w14:val="none"/>
+          <ns2:ligatures ns2:val="none"/>
         </w:rPr>
         <w:t xml:space="preserve"> lo señalado por el artículo 29</w:t>
       </w:r>
@@ -4896,7 +4803,7 @@
           <w:color w:val="000000"/>
           <w:kern w:val="0"/>
           <w:lang w:eastAsia="es-PE"/>
-          <w14:ligatures w14:val="none"/>
+          <ns2:ligatures ns2:val="none"/>
         </w:rPr>
         <w:t/>
       </w:r>
@@ -4904,7 +4811,7 @@
         <w:rPr>
           <w:rFonts w:ascii="Arial Narrow" w:eastAsia="Calibri" w:hAnsi="Arial Narrow" w:cs="Arial"/>
           <w:kern w:val="0"/>
-          <w14:ligatures w14:val="none"/>
+          <ns2:ligatures ns2:val="none"/>
         </w:rPr>
         <w:t xml:space="preserve"> del Decreto Legislativo 807</w:t>
       </w:r>
@@ -4914,7 +4821,7 @@
           <w:rFonts w:ascii="Arial Narrow" w:eastAsia="Calibri" w:hAnsi="Arial Narrow" w:cs="Arial"/>
           <w:kern w:val="0"/>
           <w:vertAlign w:val="superscript"/>
-          <w14:ligatures w14:val="none"/>
+          <ns2:ligatures ns2:val="none"/>
         </w:rPr>
         <w:footnoteReference w:id="12"/>
       </w:r>
@@ -4922,7 +4829,7 @@
         <w:rPr>
           <w:rFonts w:ascii="Arial Narrow" w:eastAsia="Calibri" w:hAnsi="Arial Narrow" w:cs="Arial"/>
           <w:kern w:val="0"/>
-          <w14:ligatures w14:val="none"/>
+          <ns2:ligatures ns2:val="none"/>
         </w:rPr>
         <w:t xml:space="preserve">, hasta antes de la emisión de la Resolución Final tienen la posibilidad de solicitar una audiencia de conciliación. En caso deleguen a favor de una tercera persona su actuación en la diligencia programada, esta deberá presentar un poder especial con firma legalizada ante Notario Público, donde conste </w:t>
       </w:r>
@@ -4931,7 +4838,7 @@
           <w:rFonts w:ascii="Arial Narrow" w:eastAsia="Calibri" w:hAnsi="Arial Narrow" w:cs="Arial"/>
           <w:kern w:val="0"/>
           <w:u w:val="single"/>
-          <w14:ligatures w14:val="none"/>
+          <ns2:ligatures ns2:val="none"/>
         </w:rPr>
         <w:lastRenderedPageBreak/>
         <w:t>expresamente su facultad para asistir y conciliar en su representación</w:t>
@@ -4941,7 +4848,7 @@
           <w:rFonts w:ascii="Arial Narrow" w:eastAsia="Calibri" w:hAnsi="Arial Narrow" w:cs="Arial"/>
           <w:bCs/>
           <w:kern w:val="0"/>
-          <w14:ligatures w14:val="none"/>
+          <ns2:ligatures ns2:val="none"/>
         </w:rPr>
         <w:t>.</w:t>
       </w:r>
@@ -4951,7 +4858,7 @@
           <w:b/>
           <w:bCs/>
           <w:kern w:val="0"/>
-          <w14:ligatures w14:val="none"/>
+          <ns2:ligatures ns2:val="none"/>
         </w:rPr>
         <w:t xml:space="preserve"> </w:t>
       </w:r>
@@ -4960,12 +4867,12 @@
           <w:rFonts w:ascii="Arial Narrow" w:eastAsia="Calibri" w:hAnsi="Arial Narrow" w:cs="Arial"/>
           <w:kern w:val="0"/>
           <w:u w:val="single"/>
-          <w14:ligatures w14:val="none"/>
+          <ns2:ligatures ns2:val="none"/>
         </w:rPr>
         <w:t xml:space="preserve">Ello bajo apercibimiento de no realizar la audiencia de conciliación y levantar el acta de inasistencia correspondiente. </w:t>
       </w:r>
     </w:p>
-    <w:p>
+    <w:p ns2:paraId="4CD47B08" ns2:textId="77777777">
       <w:pPr>
         <w:suppressAutoHyphens/>
         <w:spacing w:after="0" w:line="240" w:lineRule="auto"/>
@@ -4974,11 +4881,11 @@
           <w:rFonts w:ascii="Arial Narrow" w:eastAsia="Calibri" w:hAnsi="Arial Narrow" w:cs="Arial"/>
           <w:kern w:val="0"/>
           <w:u w:val="single"/>
-          <w14:ligatures w14:val="none"/>
-        </w:rPr>
-      </w:pPr>
-    </w:p>
-    <w:p>
+          <ns2:ligatures ns2:val="none"/>
+        </w:rPr>
+      </w:pPr>
+    </w:p>
+    <w:p ns2:paraId="0E80CA49" ns2:textId="77777777">
       <w:pPr>
         <w:suppressAutoHyphens/>
         <w:spacing w:after="0" w:line="240" w:lineRule="auto"/>
@@ -4988,7 +4895,7 @@
           <w:color w:val="000000"/>
           <w:kern w:val="0"/>
           <w:lang w:eastAsia="es-PE"/>
-          <w14:ligatures w14:val="none"/>
+          <ns2:ligatures ns2:val="none"/>
         </w:rPr>
       </w:pPr>
       <w:r>
@@ -4998,7 +4905,7 @@
           <w:color w:val="000000"/>
           <w:kern w:val="0"/>
           <w:lang w:eastAsia="es-PE"/>
-          <w14:ligatures w14:val="none"/>
+          <ns2:ligatures ns2:val="none"/>
         </w:rPr>
         <w:t>NOVENO:</w:t>
       </w:r>
@@ -5008,14 +4915,14 @@
           <w:color w:val="000000"/>
           <w:kern w:val="0"/>
           <w:lang w:eastAsia="es-PE"/>
-          <w14:ligatures w14:val="none"/>
+          <ns2:ligatures ns2:val="none"/>
         </w:rPr>
         <w:t xml:space="preserve"> poner en conocimiento de las partes que, antes de la emisión de la Resolución Final, tienen la posibilidad de formular su desistimiento o presentar el acuerdo arribado mediante la conciliación, mediación, transacción o cualquier otro que, de forma indubitable, deje constancia que se ha solucionado la controversia materia de denuncia.</w:t>
       </w:r>
       <w:bookmarkStart w:id="29" w:name="h.gjdgxs" w:colFirst="0" w:colLast="0"/>
       <w:bookmarkEnd w:id="29"/>
     </w:p>
-    <w:p>
+    <w:p ns2:paraId="7DDD06F7" ns2:textId="77777777">
       <w:pPr>
         <w:suppressAutoHyphens/>
         <w:spacing w:after="0" w:line="240" w:lineRule="auto"/>
@@ -5025,11 +4932,11 @@
           <w:color w:val="000000"/>
           <w:kern w:val="0"/>
           <w:lang w:eastAsia="es-PE"/>
-          <w14:ligatures w14:val="none"/>
-        </w:rPr>
-      </w:pPr>
-    </w:p>
-    <w:p>
+          <ns2:ligatures ns2:val="none"/>
+        </w:rPr>
+      </w:pPr>
+    </w:p>
+    <w:p ns2:paraId="236137A1" ns2:textId="5270319E">
       <w:pPr>
         <w:suppressAutoHyphens/>
         <w:spacing w:after="0" w:line="240" w:lineRule="auto"/>
@@ -5052,7 +4959,7 @@
           <w:b/>
           <w:spacing w:val="-3"/>
           <w:kern w:val="0"/>
-          <w14:ligatures w14:val="none"/>
+          <ns2:ligatures ns2:val="none"/>
         </w:rPr>
         <w:t/>
       </w:r>
@@ -5062,7 +4969,7 @@
           <w:bCs/>
           <w:spacing w:val="-3"/>
           <w:kern w:val="0"/>
-          <w14:ligatures w14:val="none"/>
+          <ns2:ligatures ns2:val="none"/>
         </w:rPr>
         <w:t xml:space="preserve"/>
       </w:r>
@@ -5072,7 +4979,7 @@
           <w:bCs/>
           <w:spacing w:val="-3"/>
           <w:kern w:val="0"/>
-          <w14:ligatures w14:val="none"/>
+          <ns2:ligatures ns2:val="none"/>
         </w:rPr>
         <w:t xml:space="preserve"/>
       </w:r>
@@ -5082,7 +4989,7 @@
           <w:bCs/>
           <w:spacing w:val="-3"/>
           <w:kern w:val="0"/>
-          <w14:ligatures w14:val="none"/>
+          <ns2:ligatures ns2:val="none"/>
         </w:rPr>
         <w:t xml:space="preserve"/>
       </w:r>
@@ -5092,7 +4999,7 @@
           <w:bCs/>
           <w:spacing w:val="-3"/>
           <w:kern w:val="0"/>
-          <w14:ligatures w14:val="none"/>
+          <ns2:ligatures ns2:val="none"/>
         </w:rPr>
         <w:t xml:space="preserve"/>
       </w:r>
@@ -5214,7 +5121,7 @@
           <w:color w:val="000000"/>
           <w:kern w:val="0"/>
           <w:lang w:eastAsia="es-PE"/>
-          <w14:ligatures w14:val="none"/>
+          <ns2:ligatures ns2:val="none"/>
         </w:rPr>
         <w:t/>
       </w:r>
@@ -5231,7 +5138,7 @@
           <w:color w:val="000000"/>
           <w:kern w:val="0"/>
           <w:lang w:eastAsia="es-PE"/>
-          <w14:ligatures w14:val="none"/>
+          <ns2:ligatures ns2:val="none"/>
         </w:rPr>
         <w:t/>
       </w:r>
@@ -5266,7 +5173,7 @@
       </w:r>
     </w:p>
     <w:bookmarkEnd w:id="30"/>
-    <w:p>
+    <w:p ns2:paraId="639FE5BE" ns2:textId="77777777">
       <w:pPr>
         <w:suppressAutoHyphens/>
         <w:spacing w:after="0" w:line="240" w:lineRule="auto"/>
@@ -5276,7 +5183,7 @@
         </w:rPr>
       </w:pPr>
     </w:p>
-    <w:p>
+    <w:p ns2:paraId="36317C11" ns2:textId="77777777">
       <w:pPr>
         <w:suppressAutoHyphens/>
         <w:spacing w:after="0" w:line="240" w:lineRule="auto"/>
@@ -5289,22 +5196,22 @@
       <w:bookmarkStart w:id="31" w:name="_Hlk198890962"/>
     </w:p>
     <w:bookmarkEnd w:id="31"/>
-    <w:p>
-      <w:pPr>
-        <w:spacing w:after="0" w:line="240" w:lineRule="auto"/>
-        <w:jc w:val="both"/>
-        <w:rPr>
-          <w:rFonts w:ascii="Arial Narrow" w:eastAsia="Arial Narrow" w:hAnsi="Arial Narrow" w:cs="Arial Narrow"/>
-          <w:b/>
-          <w:color w:val="000000"/>
-          <w:kern w:val="0"/>
-          <w:lang w:eastAsia="es-PE"/>
-          <w14:ligatures w14:val="none"/>
+    <w:p ns2:paraId="418E1D52" ns2:textId="77777777">
+      <w:pPr>
+        <w:spacing w:after="0" w:line="240" w:lineRule="auto"/>
+        <w:jc w:val="both"/>
+        <w:rPr>
+          <w:rFonts w:ascii="Arial Narrow" w:eastAsia="Arial Narrow" w:hAnsi="Arial Narrow" w:cs="Arial Narrow"/>
+          <w:b/>
+          <w:color w:val="000000"/>
+          <w:kern w:val="0"/>
+          <w:lang w:eastAsia="es-PE"/>
+          <ns2:ligatures ns2:val="none"/>
         </w:rPr>
       </w:pPr>
     </w:p>
     <w:bookmarkEnd w:id="0"/>
-    <w:p>
+    <w:p ns2:paraId="7867A89C" ns2:textId="77777777">
       <w:pPr>
         <w:spacing w:after="0" w:line="240" w:lineRule="auto"/>
         <w:jc w:val="both"/>
@@ -5314,11 +5221,11 @@
           <w:color w:val="000000"/>
           <w:kern w:val="0"/>
           <w:lang w:val="es-ES" w:eastAsia="es-PE"/>
-          <w14:ligatures w14:val="none"/>
-        </w:rPr>
-      </w:pPr>
-    </w:p>
-    <w:p>
+          <ns2:ligatures ns2:val="none"/>
+        </w:rPr>
+      </w:pPr>
+    </w:p>
+    <w:p ns2:paraId="7B4FBC5F" ns2:textId="77777777">
       <w:pPr>
         <w:spacing w:after="0" w:line="240" w:lineRule="auto"/>
         <w:jc w:val="center"/>
@@ -5328,22 +5235,22 @@
           <w:color w:val="000000"/>
           <w:kern w:val="0"/>
           <w:lang w:eastAsia="es-PE"/>
-          <w14:ligatures w14:val="none"/>
-        </w:rPr>
-      </w:pPr>
-      <w:r>
-        <w:rPr>
-          <w:rFonts w:ascii="Arial Narrow" w:eastAsia="Arial Narrow" w:hAnsi="Arial Narrow" w:cs="Arial Narrow"/>
-          <w:b/>
-          <w:color w:val="000000"/>
-          <w:kern w:val="0"/>
-          <w:lang w:eastAsia="es-PE"/>
-          <w14:ligatures w14:val="none"/>
+          <ns2:ligatures ns2:val="none"/>
+        </w:rPr>
+      </w:pPr>
+      <w:r>
+        <w:rPr>
+          <w:rFonts w:ascii="Arial Narrow" w:eastAsia="Arial Narrow" w:hAnsi="Arial Narrow" w:cs="Arial Narrow"/>
+          <w:b/>
+          <w:color w:val="000000"/>
+          <w:kern w:val="0"/>
+          <w:lang w:eastAsia="es-PE"/>
+          <ns2:ligatures ns2:val="none"/>
         </w:rPr>
         <w:t>Firmado digitalmente por</w:t>
       </w:r>
     </w:p>
-    <w:p>
+    <w:p ns2:paraId="3CFA92D4" ns2:textId="77777777">
       <w:pPr>
         <w:spacing w:after="0" w:line="240" w:lineRule="auto"/>
         <w:jc w:val="center"/>
@@ -5354,7 +5261,7 @@
           <w:color w:val="000000"/>
           <w:kern w:val="0"/>
           <w:lang w:eastAsia="es-PE"/>
-          <w14:ligatures w14:val="none"/>
+          <ns2:ligatures ns2:val="none"/>
         </w:rPr>
       </w:pPr>
       <w:r>
@@ -5365,12 +5272,12 @@
           <w:color w:val="000000"/>
           <w:kern w:val="0"/>
           <w:lang w:eastAsia="es-PE"/>
-          <w14:ligatures w14:val="none"/>
+          <ns2:ligatures ns2:val="none"/>
         </w:rPr>
         <w:t>MARÍA GRACIELA REJAS JIMÉNEZ</w:t>
       </w:r>
     </w:p>
-    <w:p>
+    <w:p ns2:paraId="73DFB4D7" ns2:textId="77777777">
       <w:pPr>
         <w:spacing w:after="0" w:line="240" w:lineRule="auto"/>
         <w:jc w:val="center"/>
@@ -5381,7 +5288,7 @@
           <w:color w:val="000000"/>
           <w:kern w:val="0"/>
           <w:lang w:eastAsia="es-PE"/>
-          <w14:ligatures w14:val="none"/>
+          <ns2:ligatures ns2:val="none"/>
         </w:rPr>
       </w:pPr>
       <w:r>
@@ -5392,7 +5299,7 @@
           <w:color w:val="000000"/>
           <w:kern w:val="0"/>
           <w:lang w:eastAsia="es-PE"/>
-          <w14:ligatures w14:val="none"/>
+          <ns2:ligatures ns2:val="none"/>
         </w:rPr>
         <w:t>Secretaria Técnica</w:t>
       </w:r>
@@ -5404,12 +5311,12 @@
           <w:color w:val="000000"/>
           <w:kern w:val="0"/>
           <w:lang w:eastAsia="es-PE"/>
-          <w14:ligatures w14:val="none"/>
+          <ns2:ligatures ns2:val="none"/>
         </w:rPr>
         <w:t xml:space="preserve"> (e)</w:t>
       </w:r>
     </w:p>
-    <w:p>
+    <w:p ns2:paraId="68299689" ns2:textId="77777777">
       <w:pPr>
         <w:spacing w:after="0" w:line="240" w:lineRule="auto"/>
         <w:jc w:val="center"/>
@@ -5420,7 +5327,7 @@
           <w:color w:val="000000"/>
           <w:kern w:val="0"/>
           <w:lang w:eastAsia="es-PE"/>
-          <w14:ligatures w14:val="none"/>
+          <ns2:ligatures ns2:val="none"/>
         </w:rPr>
       </w:pPr>
       <w:r>
@@ -5431,26 +5338,26 @@
           <w:color w:val="000000"/>
           <w:kern w:val="0"/>
           <w:lang w:eastAsia="es-PE"/>
-          <w14:ligatures w14:val="none"/>
+          <ns2:ligatures ns2:val="none"/>
         </w:rPr>
         <w:t>Comisión de Protección al Consumidor 1</w:t>
       </w:r>
     </w:p>
-    <w:p>
-      <w:pPr>
-        <w:spacing w:after="0" w:line="240" w:lineRule="auto"/>
-        <w:jc w:val="both"/>
-        <w:rPr>
-          <w:rFonts w:ascii="Arial Narrow" w:eastAsia="Arial Narrow" w:hAnsi="Arial Narrow" w:cs="Arial Narrow"/>
-          <w:b/>
-          <w:color w:val="000000"/>
-          <w:kern w:val="0"/>
-          <w:lang w:eastAsia="es-PE"/>
-          <w14:ligatures w14:val="none"/>
-        </w:rPr>
-      </w:pPr>
-    </w:p>
-    <w:p>
+    <w:p ns2:paraId="1E80FE7B" ns2:textId="77777777">
+      <w:pPr>
+        <w:spacing w:after="0" w:line="240" w:lineRule="auto"/>
+        <w:jc w:val="both"/>
+        <w:rPr>
+          <w:rFonts w:ascii="Arial Narrow" w:eastAsia="Arial Narrow" w:hAnsi="Arial Narrow" w:cs="Arial Narrow"/>
+          <w:b/>
+          <w:color w:val="000000"/>
+          <w:kern w:val="0"/>
+          <w:lang w:eastAsia="es-PE"/>
+          <ns2:ligatures ns2:val="none"/>
+        </w:rPr>
+      </w:pPr>
+    </w:p>
+    <w:p ns2:paraId="74AAB5F4" ns2:textId="366A22AB">
       <w:pPr>
         <w:spacing w:after="0" w:line="240" w:lineRule="auto"/>
         <w:jc w:val="both"/>
@@ -5468,7 +5375,7 @@
           <w:sz w:val="16"/>
           <w:szCs w:val="16"/>
           <w:lang w:eastAsia="es-PE"/>
-          <w14:ligatures w14:val="none"/>
+          <ns2:ligatures ns2:val="none"/>
         </w:rPr>
         <w:t>LGP</w:t>
       </w:r>
@@ -5480,18 +5387,18 @@
           <w:sz w:val="16"/>
           <w:szCs w:val="16"/>
           <w:lang w:eastAsia="es-PE"/>
-          <w14:ligatures w14:val="none"/>
+          <ns2:ligatures ns2:val="none"/>
         </w:rPr>
         <w:t>/JCQ</w:t>
       </w:r>
     </w:p>
     <w:sectPr>
-      <w:headerReference w:type="even" r:id="rId8"/>
-      <w:headerReference w:type="default" r:id="rId9"/>
-      <w:footerReference w:type="even" r:id="rId10"/>
-      <w:footerReference w:type="default" r:id="rId11"/>
-      <w:headerReference w:type="first" r:id="rId12"/>
-      <w:footerReference w:type="first" r:id="rId13"/>
+      <w:headerReference w:type="even" ns3:id="rId8"/>
+      <w:headerReference w:type="default" ns3:id="rId9"/>
+      <w:footerReference w:type="even" ns3:id="rId10"/>
+      <w:footerReference w:type="default" ns3:id="rId11"/>
+      <w:headerReference w:type="first" ns3:id="rId12"/>
+      <w:footerReference w:type="first" ns3:id="rId13"/>
       <w:pgSz w:w="11906" w:h="16838"/>
       <w:pgMar w:top="1417" w:right="1701" w:bottom="1417" w:left="1701" w:header="708" w:footer="708" w:gutter="0"/>
       <w:cols w:space="708"/>
